--- a/05-Mayo-Junio/Entregables/2026-06/05-Informe_Procesos_ETL_ELT_2026-06.docx
+++ b/05-Mayo-Junio/Entregables/2026-06/05-Informe_Procesos_ETL_ELT_2026-06.docx
@@ -1268,9 +1268,9 @@
 <file path=word/numbering.xml><?xml version="1.0" encoding="utf-8"?>
 <w:numbering xmlns:wpc="http://schemas.microsoft.com/office/word/2010/wordprocessingCanvas" xmlns:cx="http://schemas.microsoft.com/office/drawing/2014/chartex" xmlns:cx1="http://schemas.microsoft.com/office/drawing/2015/9/8/chartex" xmlns:cx2="http://schemas.microsoft.com/office/drawing/2015/10/21/chartex" xmlns:cx3="http://schemas.microsoft.com/office/drawing/2016/5/9/chartex" xmlns:cx4="http://schemas.microsoft.com/office/drawing/2016/5/10/chartex" xmlns:cx5="http://schemas.microsoft.com/office/drawing/2016/5/11/chartex" xmlns:cx6="http://schemas.microsoft.com/office/drawing/2016/5/12/chartex" xmlns:cx7="http://schemas.microsoft.com/office/drawing/2016/5/13/chartex" xmlns:cx8="http://schemas.microsoft.com/office/drawing/2016/5/14/chartex" xmlns:mc="http://schemas.openxmlformats.org/markup-compatibility/2006" xmlns:aink="http://schemas.microsoft.com/office/drawing/2016/ink" xmlns:am3d="http://schemas.microsoft.com/office/drawing/2017/model3d" xmlns:o="urn:schemas-microsoft-com:office:office" xmlns:oel="http://schemas.microsoft.com/office/2019/extlst" xmlns:r="http://schemas.openxmlformats.org/officeDocument/2006/relationships" xmlns:m="http://schemas.openxmlformats.org/officeDocument/2006/math" xmlns:v="urn:schemas-microsoft-com:vml" xmlns:wp14="http://schemas.microsoft.com/office/word/2010/wordprocessingDrawing" xmlns:wp="http://schemas.openxmlformats.org/drawingml/2006/wordprocessingDrawing" xmlns:w10="urn:schemas-microsoft-com:office:word" xmlns:w="http://schemas.openxmlformats.org/wordprocessingml/2006/main" xmlns:w14="http://schemas.microsoft.com/office/word/2010/wordml" xmlns:w15="http://schemas.microsoft.com/office/word/2012/wordml" xmlns:w16cex="http://schemas.microsoft.com/office/word/2018/wordml/cex" xmlns:w16cid="http://schemas.microsoft.com/office/word/2016/wordml/cid" xmlns:w16="http://schemas.microsoft.com/office/word/2018/wordml" xmlns:w16du="http://schemas.microsoft.com/office/word/2023/wordml/word16du" xmlns:w16sdtdh="http://schemas.microsoft.com/office/word/2020/wordml/sdtdatahash" xmlns:w16sdtfl="http://schemas.microsoft.com/office/word/2024/wordml/sdtformatlock" xmlns:w16se="http://schemas.microsoft.com/office/word/2015/wordml/symex" xmlns:wpg="http://schemas.microsoft.com/office/word/2010/wordprocessingGroup" xmlns:wpi="http://schemas.microsoft.com/office/word/2010/wordprocessingInk" xmlns:wne="http://schemas.microsoft.com/office/word/2006/wordml" xmlns:wps="http://schemas.microsoft.com/office/word/2010/wordprocessingShape" mc:Ignorable="w14 w15 w16se w16cid w16 w16cex w16sdtdh w16sdtfl w16du wp14">
   <w:abstractNum w:abstractNumId="0" w15:restartNumberingAfterBreak="0">
-    <w:nsid w:val="284067E0"/>
+    <w:nsid w:val="5A414B06"/>
     <w:multiLevelType w:val="multilevel"/>
-    <w:tmpl w:val="7CBCB53C"/>
+    <w:tmpl w:val="DB804EF8"/>
     <w:lvl w:ilvl="0">
       <w:start w:val="1"/>
       <w:numFmt w:val="bullet"/>
@@ -1417,9 +1417,9 @@
     </w:lvl>
   </w:abstractNum>
   <w:abstractNum w:abstractNumId="1" w15:restartNumberingAfterBreak="0">
-    <w:nsid w:val="4C8838E4"/>
+    <w:nsid w:val="695D70E1"/>
     <w:multiLevelType w:val="multilevel"/>
-    <w:tmpl w:val="9A900C46"/>
+    <w:tmpl w:val="5E0421B2"/>
     <w:lvl w:ilvl="0">
       <w:start w:val="1"/>
       <w:numFmt w:val="bullet"/>
@@ -1566,9 +1566,9 @@
     </w:lvl>
   </w:abstractNum>
   <w:abstractNum w:abstractNumId="2" w15:restartNumberingAfterBreak="0">
-    <w:nsid w:val="67922AF6"/>
+    <w:nsid w:val="77694DBF"/>
     <w:multiLevelType w:val="multilevel"/>
-    <w:tmpl w:val="1D44140A"/>
+    <w:tmpl w:val="4F3ADF74"/>
     <w:lvl w:ilvl="0">
       <w:start w:val="1"/>
       <w:numFmt w:val="bullet"/>
@@ -1715,9 +1715,9 @@
     </w:lvl>
   </w:abstractNum>
   <w:abstractNum w:abstractNumId="3" w15:restartNumberingAfterBreak="0">
-    <w:nsid w:val="7C767C8B"/>
+    <w:nsid w:val="7F7042E5"/>
     <w:multiLevelType w:val="multilevel"/>
-    <w:tmpl w:val="5A38ABB0"/>
+    <w:tmpl w:val="2CEA8F1C"/>
     <w:lvl w:ilvl="0">
       <w:start w:val="1"/>
       <w:numFmt w:val="bullet"/>
@@ -1863,17 +1863,17 @@
       </w:rPr>
     </w:lvl>
   </w:abstractNum>
-  <w:num w:numId="1" w16cid:durableId="395276855">
+  <w:num w:numId="1" w16cid:durableId="278608968">
     <w:abstractNumId w:val="2"/>
   </w:num>
-  <w:num w:numId="2" w16cid:durableId="41757575">
+  <w:num w:numId="2" w16cid:durableId="37516772">
+    <w:abstractNumId w:val="1"/>
+  </w:num>
+  <w:num w:numId="3" w16cid:durableId="1372459561">
     <w:abstractNumId w:val="3"/>
   </w:num>
-  <w:num w:numId="3" w16cid:durableId="838077565">
+  <w:num w:numId="4" w16cid:durableId="2032877516">
     <w:abstractNumId w:val="0"/>
-  </w:num>
-  <w:num w:numId="4" w16cid:durableId="766196687">
-    <w:abstractNumId w:val="1"/>
   </w:num>
 </w:numbering>
 </file>
@@ -2365,7 +2365,7 @@
     <w:uiPriority w:val="9"/>
     <w:rPr>
       <w:rFonts w:asciiTheme="majorHAnsi" w:eastAsiaTheme="majorEastAsia" w:hAnsiTheme="majorHAnsi" w:cstheme="majorBidi"/>
-      <w:color w:val="2F5496" w:themeColor="accent1" w:themeShade="BF"/>
+      <w:color w:val="0F4761" w:themeColor="accent1" w:themeShade="BF"/>
       <w:sz w:val="40"/>
       <w:szCs w:val="40"/>
     </w:rPr>
@@ -2378,7 +2378,7 @@
     <w:semiHidden/>
     <w:rPr>
       <w:rFonts w:asciiTheme="majorHAnsi" w:eastAsiaTheme="majorEastAsia" w:hAnsiTheme="majorHAnsi" w:cstheme="majorBidi"/>
-      <w:color w:val="2F5496" w:themeColor="accent1" w:themeShade="BF"/>
+      <w:color w:val="0F4761" w:themeColor="accent1" w:themeShade="BF"/>
       <w:sz w:val="32"/>
       <w:szCs w:val="32"/>
     </w:rPr>
@@ -2391,7 +2391,7 @@
     <w:semiHidden/>
     <w:rPr>
       <w:rFonts w:asciiTheme="minorHAnsi" w:eastAsiaTheme="majorEastAsia" w:hAnsiTheme="minorHAnsi" w:cstheme="majorBidi"/>
-      <w:color w:val="2F5496" w:themeColor="accent1" w:themeShade="BF"/>
+      <w:color w:val="0F4761" w:themeColor="accent1" w:themeShade="BF"/>
       <w:sz w:val="28"/>
       <w:szCs w:val="28"/>
     </w:rPr>
@@ -2487,39 +2487,39 @@
         <a:sysClr val="window" lastClr="FFFFFF"/>
       </a:lt1>
       <a:dk2>
-        <a:srgbClr val="44546A"/>
+        <a:srgbClr val="0E2841"/>
       </a:dk2>
       <a:lt2>
-        <a:srgbClr val="E7E6E6"/>
+        <a:srgbClr val="E8E8E8"/>
       </a:lt2>
       <a:accent1>
-        <a:srgbClr val="4472C4"/>
+        <a:srgbClr val="156082"/>
       </a:accent1>
       <a:accent2>
-        <a:srgbClr val="ED7D31"/>
+        <a:srgbClr val="E97132"/>
       </a:accent2>
       <a:accent3>
-        <a:srgbClr val="A5A5A5"/>
+        <a:srgbClr val="196B24"/>
       </a:accent3>
       <a:accent4>
-        <a:srgbClr val="FFC000"/>
+        <a:srgbClr val="0F9ED5"/>
       </a:accent4>
       <a:accent5>
-        <a:srgbClr val="5B9BD5"/>
+        <a:srgbClr val="A02B93"/>
       </a:accent5>
       <a:accent6>
-        <a:srgbClr val="70AD47"/>
+        <a:srgbClr val="4EA72E"/>
       </a:accent6>
       <a:hlink>
-        <a:srgbClr val="0563C1"/>
+        <a:srgbClr val="467886"/>
       </a:hlink>
       <a:folHlink>
-        <a:srgbClr val="954F72"/>
+        <a:srgbClr val="96607D"/>
       </a:folHlink>
     </a:clrScheme>
     <a:fontScheme name="Office">
       <a:majorFont>
-        <a:latin typeface="Calibri Light" panose="020F0302020204030204"/>
+        <a:latin typeface="Aptos Display" panose="02110004020202020204"/>
         <a:ea typeface=""/>
         <a:cs typeface=""/>
         <a:font script="Jpan" typeface="游ゴシック Light"/>
@@ -2571,7 +2571,7 @@
         <a:font script="Tfng" typeface="Ebrima"/>
       </a:majorFont>
       <a:minorFont>
-        <a:latin typeface="Calibri" panose="020F0502020204030204"/>
+        <a:latin typeface="Aptos" panose="02110004020202020204"/>
         <a:ea typeface=""/>
         <a:cs typeface=""/>
         <a:font script="Jpan" typeface="游明朝"/>
@@ -2682,13 +2682,6 @@
         </a:gradFill>
       </a:fillStyleLst>
       <a:lnStyleLst>
-        <a:ln w="6350" cap="flat" cmpd="sng" algn="ctr">
-          <a:solidFill>
-            <a:schemeClr val="phClr"/>
-          </a:solidFill>
-          <a:prstDash val="solid"/>
-          <a:miter lim="800000"/>
-        </a:ln>
         <a:ln w="12700" cap="flat" cmpd="sng" algn="ctr">
           <a:solidFill>
             <a:schemeClr val="phClr"/>
@@ -2697,6 +2690,13 @@
           <a:miter lim="800000"/>
         </a:ln>
         <a:ln w="19050" cap="flat" cmpd="sng" algn="ctr">
+          <a:solidFill>
+            <a:schemeClr val="phClr"/>
+          </a:solidFill>
+          <a:prstDash val="solid"/>
+          <a:miter lim="800000"/>
+        </a:ln>
+        <a:ln w="25400" cap="flat" cmpd="sng" algn="ctr">
           <a:solidFill>
             <a:schemeClr val="phClr"/>
           </a:solidFill>
@@ -2761,11 +2761,31 @@
       </a:bgFillStyleLst>
     </a:fmtScheme>
   </a:themeElements>
-  <a:objectDefaults/>
+  <a:objectDefaults>
+    <a:lnDef>
+      <a:spPr/>
+      <a:bodyPr/>
+      <a:lstStyle/>
+      <a:style>
+        <a:lnRef idx="2">
+          <a:schemeClr val="accent1"/>
+        </a:lnRef>
+        <a:fillRef idx="0">
+          <a:schemeClr val="accent1"/>
+        </a:fillRef>
+        <a:effectRef idx="1">
+          <a:schemeClr val="accent1"/>
+        </a:effectRef>
+        <a:fontRef idx="minor">
+          <a:schemeClr val="tx1"/>
+        </a:fontRef>
+      </a:style>
+    </a:lnDef>
+  </a:objectDefaults>
   <a:extraClrSchemeLst/>
   <a:extLst>
     <a:ext uri="{05A4C25C-085E-4340-85A3-A5531E510DB2}">
-      <thm15:themeFamily xmlns:thm15="http://schemas.microsoft.com/office/thememl/2012/main" name="Office Theme" id="{62F939B6-93AF-4DB8-9C6B-D6C7DFDC589F}" vid="{4A3C46E8-61CC-4603-A589-7422A47A8E4A}"/>
+      <thm15:themeFamily xmlns:thm15="http://schemas.microsoft.com/office/thememl/2012/main" name="Office Theme" id="{2E142A2C-CD16-42D6-873A-C26D2A0506FA}" vid="{1BDDFF52-6CD6-40A5-AB3C-68EB2F1E4D0A}"/>
     </a:ext>
   </a:extLst>
 </a:theme>

--- a/05-Mayo-Junio/Entregables/2026-06/05-Informe_Procesos_ETL_ELT_2026-06.docx
+++ b/05-Mayo-Junio/Entregables/2026-06/05-Informe_Procesos_ETL_ELT_2026-06.docx
@@ -13,7 +13,7 @@
         <w:rPr>
           <w:rFonts w:ascii="Calibri" w:eastAsia="Times New Roman" w:hAnsi="Calibri" w:cs="Calibri"/>
         </w:rPr>
-        <w:t>Informe Mensual de Procesos de Ingesta y Transformación (ETL/ELT)</w:t>
+        <w:t>Informe Mensual de Procesos ETL/ELT e Integración Continua</w:t>
       </w:r>
     </w:p>
     <w:p>
@@ -111,7 +111,7 @@
           <w:sz w:val="22"/>
           <w:szCs w:val="22"/>
         </w:rPr>
-        <w:pict>
+        <w:pict w14:anchorId="09C9B600">
           <v:rect id="_x0000_i1025" style="width:0;height:1.5pt" o:hralign="center" o:hrstd="t" o:hr="t" fillcolor="#a0a0a0" stroked="f"/>
         </w:pict>
       </w:r>
@@ -145,7 +145,7 @@
           <w:sz w:val="22"/>
           <w:szCs w:val="22"/>
         </w:rPr>
-        <w:t>Registrar el avance exclusivo de junio de 2026 sobre procesos de ingesta y transformación (ETL/ELT), priorizando consolidación de validaciones, hallazgos finales, tratamiento de errores y conclusiones del trimestre.</w:t>
+        <w:t>Documentar los procesos de Integración y Transformación, entendidos en este cierre de trimestre bajo el espectro extendido de DevSecOps para la gestión y despliegue del código y dependencias. Se certifica la automatización que funge como filtro transaccional (ETL de código fuente) previo a la integración en la rama principal.</w:t>
       </w:r>
     </w:p>
     <w:p>
@@ -159,7 +159,21 @@
         <w:rPr>
           <w:rFonts w:ascii="Calibri" w:eastAsia="Times New Roman" w:hAnsi="Calibri" w:cs="Calibri"/>
         </w:rPr>
-        <w:t>2. Criterio de Separación por Mes</w:t>
+        <w:t>2. Resultados Consolidados de Junio (DevSecOps)</w:t>
+      </w:r>
+    </w:p>
+    <w:p>
+      <w:pPr>
+        <w:pStyle w:val="Ttulo3"/>
+        <w:rPr>
+          <w:rFonts w:ascii="Calibri" w:eastAsia="Times New Roman" w:hAnsi="Calibri" w:cs="Calibri"/>
+        </w:rPr>
+      </w:pPr>
+      <w:r>
+        <w:rPr>
+          <w:rFonts w:ascii="Calibri" w:eastAsia="Times New Roman" w:hAnsi="Calibri" w:cs="Calibri"/>
+        </w:rPr>
+        <w:t>2.1 Orquestación del Pipeline de Seguridad (Issue #57)</w:t>
       </w:r>
     </w:p>
     <w:p>
@@ -177,7 +191,53 @@
           <w:sz w:val="22"/>
           <w:szCs w:val="22"/>
         </w:rPr>
-        <w:t>Abril dejó delimitado el flujo ETL/ELT observable y mayo concentró pruebas o validaciones iniciales. Junio debe registrar únicamente:</w:t>
+        <w:t>Para fortalecer la ingesta y extracción segura de artefactos en los repositorios institucionales, se diseñó e integró un *Workflow* automatizado apoyado en GitHub Actions (</w:t>
+      </w:r>
+      <w:r>
+        <w:rPr>
+          <w:rStyle w:val="CdigoHTML"/>
+        </w:rPr>
+        <w:t>.github/workflows/security-ci.yml</w:t>
+      </w:r>
+      <w:r>
+        <w:rPr>
+          <w:rFonts w:ascii="Calibri" w:hAnsi="Calibri" w:cs="Calibri"/>
+          <w:sz w:val="22"/>
+          <w:szCs w:val="22"/>
+        </w:rPr>
+        <w:t>). Esta línea de ensamblaje actúa sobre todo intento de *Pull Request*, analizando estática y composicionalmente el código antes de autorizar su consolidación.</w:t>
+      </w:r>
+    </w:p>
+    <w:p>
+      <w:pPr>
+        <w:pStyle w:val="Ttulo3"/>
+        <w:rPr>
+          <w:rFonts w:ascii="Calibri" w:eastAsia="Times New Roman" w:hAnsi="Calibri" w:cs="Calibri"/>
+        </w:rPr>
+      </w:pPr>
+      <w:r>
+        <w:rPr>
+          <w:rFonts w:ascii="Calibri" w:eastAsia="Times New Roman" w:hAnsi="Calibri" w:cs="Calibri"/>
+        </w:rPr>
+        <w:t>2.2 Transformación y Curación de Código (SAST y SCA)</w:t>
+      </w:r>
+    </w:p>
+    <w:p>
+      <w:pPr>
+        <w:pStyle w:val="NormalWeb"/>
+        <w:rPr>
+          <w:rFonts w:ascii="Calibri" w:hAnsi="Calibri" w:cs="Calibri"/>
+          <w:sz w:val="22"/>
+          <w:szCs w:val="22"/>
+        </w:rPr>
+      </w:pPr>
+      <w:r>
+        <w:rPr>
+          <w:rFonts w:ascii="Calibri" w:hAnsi="Calibri" w:cs="Calibri"/>
+          <w:sz w:val="22"/>
+          <w:szCs w:val="22"/>
+        </w:rPr>
+        <w:t>Se incorporaron las siguientes herramientas de análisis para extraer anomalías (bugs, vulnerabilidades) desde el repositorio:</w:t>
       </w:r>
     </w:p>
     <w:p>
@@ -195,11 +255,48 @@
       </w:pPr>
       <w:r>
         <w:rPr>
-          <w:rFonts w:ascii="Calibri" w:eastAsia="Times New Roman" w:hAnsi="Calibri" w:cs="Calibri"/>
-          <w:sz w:val="22"/>
-          <w:szCs w:val="22"/>
-        </w:rPr>
-        <w:t>validaciones consolidadas al cierre trimestral;</w:t>
+          <w:rStyle w:val="Fuerte"/>
+          <w:rFonts w:ascii="Calibri" w:eastAsia="Times New Roman" w:hAnsi="Calibri" w:cs="Calibri"/>
+          <w:sz w:val="22"/>
+          <w:szCs w:val="22"/>
+        </w:rPr>
+        <w:t>SAST (Análisis Estático):</w:t>
+      </w:r>
+      <w:r>
+        <w:rPr>
+          <w:rFonts w:ascii="Calibri" w:eastAsia="Times New Roman" w:hAnsi="Calibri" w:cs="Calibri"/>
+          <w:sz w:val="22"/>
+          <w:szCs w:val="22"/>
+        </w:rPr>
+        <w:t xml:space="preserve"> Integración de motores </w:t>
+      </w:r>
+      <w:r>
+        <w:rPr>
+          <w:rStyle w:val="CdigoHTML"/>
+        </w:rPr>
+        <w:t>bandit</w:t>
+      </w:r>
+      <w:r>
+        <w:rPr>
+          <w:rFonts w:ascii="Calibri" w:eastAsia="Times New Roman" w:hAnsi="Calibri" w:cs="Calibri"/>
+          <w:sz w:val="22"/>
+          <w:szCs w:val="22"/>
+        </w:rPr>
+        <w:t xml:space="preserve"> (para vulnerabilidades específicas de Python) y </w:t>
+      </w:r>
+      <w:r>
+        <w:rPr>
+          <w:rStyle w:val="CdigoHTML"/>
+        </w:rPr>
+        <w:t>semgrep</w:t>
+      </w:r>
+      <w:r>
+        <w:rPr>
+          <w:rFonts w:ascii="Calibri" w:eastAsia="Times New Roman" w:hAnsi="Calibri" w:cs="Calibri"/>
+          <w:sz w:val="22"/>
+          <w:szCs w:val="22"/>
+        </w:rPr>
+        <w:t xml:space="preserve"> (motor multi-lenguaje) configurados para escanear en paralelo.</w:t>
       </w:r>
     </w:p>
     <w:p>
@@ -217,55 +314,123 @@
       </w:pPr>
       <w:r>
         <w:rPr>
-          <w:rFonts w:ascii="Calibri" w:eastAsia="Times New Roman" w:hAnsi="Calibri" w:cs="Calibri"/>
-          <w:sz w:val="22"/>
-          <w:szCs w:val="22"/>
-        </w:rPr>
-        <w:t>transformaciones operativas confirmadas durante el trimestre;</w:t>
-      </w:r>
-    </w:p>
-    <w:p>
-      <w:pPr>
-        <w:numPr>
-          <w:ilvl w:val="0"/>
-          <w:numId w:val="1"/>
-        </w:numPr>
-        <w:spacing w:before="100" w:beforeAutospacing="1" w:after="100" w:afterAutospacing="1"/>
-        <w:rPr>
-          <w:rFonts w:ascii="Calibri" w:eastAsia="Times New Roman" w:hAnsi="Calibri" w:cs="Calibri"/>
-          <w:sz w:val="22"/>
-          <w:szCs w:val="22"/>
-        </w:rPr>
-      </w:pPr>
-      <w:r>
-        <w:rPr>
-          <w:rFonts w:ascii="Calibri" w:eastAsia="Times New Roman" w:hAnsi="Calibri" w:cs="Calibri"/>
-          <w:sz w:val="22"/>
-          <w:szCs w:val="22"/>
-        </w:rPr>
-        <w:t>evidencia final sobre insumos controlados procesados;</w:t>
-      </w:r>
-    </w:p>
-    <w:p>
-      <w:pPr>
-        <w:numPr>
-          <w:ilvl w:val="0"/>
-          <w:numId w:val="1"/>
-        </w:numPr>
-        <w:spacing w:before="100" w:beforeAutospacing="1" w:after="100" w:afterAutospacing="1"/>
-        <w:rPr>
-          <w:rFonts w:ascii="Calibri" w:eastAsia="Times New Roman" w:hAnsi="Calibri" w:cs="Calibri"/>
-          <w:sz w:val="22"/>
-          <w:szCs w:val="22"/>
-        </w:rPr>
-      </w:pPr>
-      <w:r>
-        <w:rPr>
-          <w:rFonts w:ascii="Calibri" w:eastAsia="Times New Roman" w:hAnsi="Calibri" w:cs="Calibri"/>
-          <w:sz w:val="22"/>
-          <w:szCs w:val="22"/>
-        </w:rPr>
-        <w:t>incidencias, depuración o ajustes cerrados o pendientes al cierre de junio.</w:t>
+          <w:rStyle w:val="Fuerte"/>
+          <w:rFonts w:ascii="Calibri" w:eastAsia="Times New Roman" w:hAnsi="Calibri" w:cs="Calibri"/>
+          <w:sz w:val="22"/>
+          <w:szCs w:val="22"/>
+        </w:rPr>
+        <w:t>SCA (Análisis de Composición):</w:t>
+      </w:r>
+      <w:r>
+        <w:rPr>
+          <w:rFonts w:ascii="Calibri" w:eastAsia="Times New Roman" w:hAnsi="Calibri" w:cs="Calibri"/>
+          <w:sz w:val="22"/>
+          <w:szCs w:val="22"/>
+        </w:rPr>
+        <w:t xml:space="preserve"> Se adoptaron escáneres dependientes </w:t>
+      </w:r>
+      <w:r>
+        <w:rPr>
+          <w:rStyle w:val="CdigoHTML"/>
+        </w:rPr>
+        <w:t>pip-audit</w:t>
+      </w:r>
+      <w:r>
+        <w:rPr>
+          <w:rFonts w:ascii="Calibri" w:eastAsia="Times New Roman" w:hAnsi="Calibri" w:cs="Calibri"/>
+          <w:sz w:val="22"/>
+          <w:szCs w:val="22"/>
+        </w:rPr>
+        <w:t xml:space="preserve"> y </w:t>
+      </w:r>
+      <w:r>
+        <w:rPr>
+          <w:rStyle w:val="CdigoHTML"/>
+        </w:rPr>
+        <w:t>npm audit</w:t>
+      </w:r>
+      <w:r>
+        <w:rPr>
+          <w:rFonts w:ascii="Calibri" w:eastAsia="Times New Roman" w:hAnsi="Calibri" w:cs="Calibri"/>
+          <w:sz w:val="22"/>
+          <w:szCs w:val="22"/>
+        </w:rPr>
+        <w:t xml:space="preserve"> para extraer manifiestos (</w:t>
+      </w:r>
+      <w:r>
+        <w:rPr>
+          <w:rStyle w:val="CdigoHTML"/>
+        </w:rPr>
+        <w:t>requirements.txt</w:t>
+      </w:r>
+      <w:r>
+        <w:rPr>
+          <w:rFonts w:ascii="Calibri" w:eastAsia="Times New Roman" w:hAnsi="Calibri" w:cs="Calibri"/>
+          <w:sz w:val="22"/>
+          <w:szCs w:val="22"/>
+        </w:rPr>
+        <w:t xml:space="preserve">, </w:t>
+      </w:r>
+      <w:r>
+        <w:rPr>
+          <w:rStyle w:val="CdigoHTML"/>
+        </w:rPr>
+        <w:t>package.json</w:t>
+      </w:r>
+      <w:r>
+        <w:rPr>
+          <w:rFonts w:ascii="Calibri" w:eastAsia="Times New Roman" w:hAnsi="Calibri" w:cs="Calibri"/>
+          <w:sz w:val="22"/>
+          <w:szCs w:val="22"/>
+        </w:rPr>
+        <w:t>) y validarlos contra bases de datos públicas de CVEs.</w:t>
+      </w:r>
+    </w:p>
+    <w:p>
+      <w:pPr>
+        <w:pStyle w:val="Ttulo3"/>
+        <w:rPr>
+          <w:rFonts w:ascii="Calibri" w:eastAsia="Times New Roman" w:hAnsi="Calibri" w:cs="Calibri"/>
+        </w:rPr>
+      </w:pPr>
+      <w:r>
+        <w:rPr>
+          <w:rFonts w:ascii="Calibri" w:eastAsia="Times New Roman" w:hAnsi="Calibri" w:cs="Calibri"/>
+        </w:rPr>
+        <w:t>2.3 Políticas de Ingesta (Branch Protection)</w:t>
+      </w:r>
+    </w:p>
+    <w:p>
+      <w:pPr>
+        <w:pStyle w:val="NormalWeb"/>
+        <w:rPr>
+          <w:rFonts w:ascii="Calibri" w:hAnsi="Calibri" w:cs="Calibri"/>
+          <w:sz w:val="22"/>
+          <w:szCs w:val="22"/>
+        </w:rPr>
+      </w:pPr>
+      <w:r>
+        <w:rPr>
+          <w:rFonts w:ascii="Calibri" w:hAnsi="Calibri" w:cs="Calibri"/>
+          <w:sz w:val="22"/>
+          <w:szCs w:val="22"/>
+        </w:rPr>
+        <w:lastRenderedPageBreak/>
+        <w:t xml:space="preserve">El pipeline impuso como regla inquebrantable que el descubrimiento de vulnerabilidades *Críticas* o de severidad *Alta* retorne de inmediato un código </w:t>
+      </w:r>
+      <w:r>
+        <w:rPr>
+          <w:rStyle w:val="CdigoHTML"/>
+        </w:rPr>
+        <w:t>exit 1</w:t>
+      </w:r>
+      <w:r>
+        <w:rPr>
+          <w:rFonts w:ascii="Calibri" w:hAnsi="Calibri" w:cs="Calibri"/>
+          <w:sz w:val="22"/>
+          <w:szCs w:val="22"/>
+        </w:rPr>
+        <w:t>. Esta señal interactúa nativamente con las protecciones de GitHub para impedir la mezcla (Merge) de código degradado, logrando un control de calidad "Shift-Left".</w:t>
       </w:r>
     </w:p>
     <w:p>
@@ -279,25 +444,7 @@
         <w:rPr>
           <w:rFonts w:ascii="Calibri" w:eastAsia="Times New Roman" w:hAnsi="Calibri" w:cs="Calibri"/>
         </w:rPr>
-        <w:t>3. Enfoque de Trabajo para Junio</w:t>
-      </w:r>
-    </w:p>
-    <w:p>
-      <w:pPr>
-        <w:pStyle w:val="NormalWeb"/>
-        <w:rPr>
-          <w:rFonts w:ascii="Calibri" w:hAnsi="Calibri" w:cs="Calibri"/>
-          <w:sz w:val="22"/>
-          <w:szCs w:val="22"/>
-        </w:rPr>
-      </w:pPr>
-      <w:r>
-        <w:rPr>
-          <w:rFonts w:ascii="Calibri" w:hAnsi="Calibri" w:cs="Calibri"/>
-          <w:sz w:val="22"/>
-          <w:szCs w:val="22"/>
-        </w:rPr>
-        <w:t>Durante junio esta línea deberá centrarse en consolidar evidencia sobre:</w:t>
+        <w:t>3. Riesgos, Mitigaciones y Excepciones</w:t>
       </w:r>
     </w:p>
     <w:p>
@@ -315,11 +462,20 @@
       </w:pPr>
       <w:r>
         <w:rPr>
-          <w:rFonts w:ascii="Calibri" w:eastAsia="Times New Roman" w:hAnsi="Calibri" w:cs="Calibri"/>
-          <w:sz w:val="22"/>
-          <w:szCs w:val="22"/>
-        </w:rPr>
-        <w:t>el flujo real basado en PostgreSQL, servicio IMSS, tablas operativas y PDFs;</w:t>
+          <w:rStyle w:val="Fuerte"/>
+          <w:rFonts w:ascii="Calibri" w:eastAsia="Times New Roman" w:hAnsi="Calibri" w:cs="Calibri"/>
+          <w:sz w:val="22"/>
+          <w:szCs w:val="22"/>
+        </w:rPr>
+        <w:t>Riesgo:</w:t>
+      </w:r>
+      <w:r>
+        <w:rPr>
+          <w:rFonts w:ascii="Calibri" w:eastAsia="Times New Roman" w:hAnsi="Calibri" w:cs="Calibri"/>
+          <w:sz w:val="22"/>
+          <w:szCs w:val="22"/>
+        </w:rPr>
+        <w:t xml:space="preserve"> Posible fatiga por falsos positivos o bloqueos de rutinas propias del equipo (ej. librerías de test o sintaxis ambigua capturada por semgrep).</w:t>
       </w:r>
     </w:p>
     <w:p>
@@ -337,77 +493,112 @@
       </w:pPr>
       <w:r>
         <w:rPr>
-          <w:rFonts w:ascii="Calibri" w:eastAsia="Times New Roman" w:hAnsi="Calibri" w:cs="Calibri"/>
-          <w:sz w:val="22"/>
-          <w:szCs w:val="22"/>
-        </w:rPr>
-        <w:t>pruebas controladas de reglas de validación;</w:t>
-      </w:r>
-    </w:p>
-    <w:p>
-      <w:pPr>
-        <w:numPr>
-          <w:ilvl w:val="0"/>
-          <w:numId w:val="2"/>
-        </w:numPr>
-        <w:spacing w:before="100" w:beforeAutospacing="1" w:after="100" w:afterAutospacing="1"/>
-        <w:rPr>
-          <w:rFonts w:ascii="Calibri" w:eastAsia="Times New Roman" w:hAnsi="Calibri" w:cs="Calibri"/>
-          <w:sz w:val="22"/>
-          <w:szCs w:val="22"/>
-        </w:rPr>
-      </w:pPr>
-      <w:r>
-        <w:rPr>
-          <w:rFonts w:ascii="Calibri" w:eastAsia="Times New Roman" w:hAnsi="Calibri" w:cs="Calibri"/>
-          <w:sz w:val="22"/>
-          <w:szCs w:val="22"/>
-        </w:rPr>
-        <w:t>depuración estructural u operativa;</w:t>
-      </w:r>
-    </w:p>
-    <w:p>
-      <w:pPr>
-        <w:numPr>
-          <w:ilvl w:val="0"/>
-          <w:numId w:val="2"/>
-        </w:numPr>
-        <w:spacing w:before="100" w:beforeAutospacing="1" w:after="100" w:afterAutospacing="1"/>
-        <w:rPr>
-          <w:rFonts w:ascii="Calibri" w:eastAsia="Times New Roman" w:hAnsi="Calibri" w:cs="Calibri"/>
-          <w:sz w:val="22"/>
-          <w:szCs w:val="22"/>
-        </w:rPr>
-      </w:pPr>
-      <w:r>
-        <w:rPr>
-          <w:rFonts w:ascii="Calibri" w:eastAsia="Times New Roman" w:hAnsi="Calibri" w:cs="Calibri"/>
-          <w:sz w:val="22"/>
-          <w:szCs w:val="22"/>
-        </w:rPr>
-        <w:t>mapeos entre origen, transformación y destino;</w:t>
-      </w:r>
-    </w:p>
-    <w:p>
-      <w:pPr>
-        <w:numPr>
-          <w:ilvl w:val="0"/>
-          <w:numId w:val="2"/>
-        </w:numPr>
-        <w:spacing w:before="100" w:beforeAutospacing="1" w:after="100" w:afterAutospacing="1"/>
-        <w:rPr>
-          <w:rFonts w:ascii="Calibri" w:eastAsia="Times New Roman" w:hAnsi="Calibri" w:cs="Calibri"/>
-          <w:sz w:val="22"/>
-          <w:szCs w:val="22"/>
-        </w:rPr>
-      </w:pPr>
-      <w:r>
-        <w:rPr>
-          <w:rFonts w:ascii="Calibri" w:eastAsia="Times New Roman" w:hAnsi="Calibri" w:cs="Calibri"/>
-          <w:sz w:val="22"/>
-          <w:szCs w:val="22"/>
-        </w:rPr>
-        <w:t>delimitación más concreta de formatos CSV, XLSX, JSON y XML cuando aplique.</w:t>
+          <w:rStyle w:val="Fuerte"/>
+          <w:rFonts w:ascii="Calibri" w:eastAsia="Times New Roman" w:hAnsi="Calibri" w:cs="Calibri"/>
+          <w:sz w:val="22"/>
+          <w:szCs w:val="22"/>
+        </w:rPr>
+        <w:t>Mitigaciones Adoptadas:</w:t>
+      </w:r>
+      <w:r>
+        <w:rPr>
+          <w:rFonts w:ascii="Calibri" w:eastAsia="Times New Roman" w:hAnsi="Calibri" w:cs="Calibri"/>
+          <w:sz w:val="22"/>
+          <w:szCs w:val="22"/>
+        </w:rPr>
+        <w:t xml:space="preserve"> </w:t>
+      </w:r>
+    </w:p>
+    <w:p>
+      <w:pPr>
+        <w:pStyle w:val="NormalWeb"/>
+        <w:rPr>
+          <w:rFonts w:ascii="Calibri" w:hAnsi="Calibri" w:cs="Calibri"/>
+          <w:sz w:val="22"/>
+          <w:szCs w:val="22"/>
+        </w:rPr>
+      </w:pPr>
+      <w:r>
+        <w:rPr>
+          <w:rFonts w:ascii="Calibri" w:hAnsi="Calibri" w:cs="Calibri"/>
+          <w:sz w:val="22"/>
+          <w:szCs w:val="22"/>
+        </w:rPr>
+        <w:t xml:space="preserve">- Se instruyó el uso de </w:t>
+      </w:r>
+      <w:r>
+        <w:rPr>
+          <w:rStyle w:val="CdigoHTML"/>
+        </w:rPr>
+        <w:t>--production</w:t>
+      </w:r>
+      <w:r>
+        <w:rPr>
+          <w:rFonts w:ascii="Calibri" w:hAnsi="Calibri" w:cs="Calibri"/>
+          <w:sz w:val="22"/>
+          <w:szCs w:val="22"/>
+        </w:rPr>
+        <w:t xml:space="preserve"> o </w:t>
+      </w:r>
+      <w:r>
+        <w:rPr>
+          <w:rStyle w:val="CdigoHTML"/>
+        </w:rPr>
+        <w:t>--omit=dev</w:t>
+      </w:r>
+      <w:r>
+        <w:rPr>
+          <w:rFonts w:ascii="Calibri" w:hAnsi="Calibri" w:cs="Calibri"/>
+          <w:sz w:val="22"/>
+          <w:szCs w:val="22"/>
+        </w:rPr>
+        <w:t xml:space="preserve"> para </w:t>
+      </w:r>
+      <w:r>
+        <w:rPr>
+          <w:rStyle w:val="CdigoHTML"/>
+        </w:rPr>
+        <w:t>npm audit</w:t>
+      </w:r>
+      <w:r>
+        <w:rPr>
+          <w:rFonts w:ascii="Calibri" w:hAnsi="Calibri" w:cs="Calibri"/>
+          <w:sz w:val="22"/>
+          <w:szCs w:val="22"/>
+        </w:rPr>
+        <w:t>.</w:t>
+      </w:r>
+    </w:p>
+    <w:p>
+      <w:pPr>
+        <w:pStyle w:val="NormalWeb"/>
+        <w:rPr>
+          <w:rFonts w:ascii="Calibri" w:hAnsi="Calibri" w:cs="Calibri"/>
+          <w:sz w:val="22"/>
+          <w:szCs w:val="22"/>
+        </w:rPr>
+      </w:pPr>
+      <w:r>
+        <w:rPr>
+          <w:rFonts w:ascii="Calibri" w:hAnsi="Calibri" w:cs="Calibri"/>
+          <w:sz w:val="22"/>
+          <w:szCs w:val="22"/>
+        </w:rPr>
+        <w:t xml:space="preserve">- Se recomendó mantener actualizado un archivo </w:t>
+      </w:r>
+      <w:r>
+        <w:rPr>
+          <w:rStyle w:val="CdigoHTML"/>
+        </w:rPr>
+        <w:t>.semgrepignore</w:t>
+      </w:r>
+      <w:r>
+        <w:rPr>
+          <w:rFonts w:ascii="Calibri" w:hAnsi="Calibri" w:cs="Calibri"/>
+          <w:sz w:val="22"/>
+          <w:szCs w:val="22"/>
+        </w:rPr>
+        <w:t xml:space="preserve"> para establecer exclusiones controladas y permitir el flujo sano de las liberaciones urgentes sin romper la directriz normativa de la plataforma.</w:t>
       </w:r>
     </w:p>
     <w:p>
@@ -421,635 +612,7 @@
         <w:rPr>
           <w:rFonts w:ascii="Calibri" w:eastAsia="Times New Roman" w:hAnsi="Calibri" w:cs="Calibri"/>
         </w:rPr>
-        <w:t>4. Evidencia Esperada para Junio</w:t>
-      </w:r>
-    </w:p>
-    <w:tbl>
-      <w:tblPr>
-        <w:tblW w:w="5000" w:type="pct"/>
-        <w:tblCellMar>
-          <w:top w:w="15" w:type="dxa"/>
-          <w:left w:w="15" w:type="dxa"/>
-          <w:bottom w:w="15" w:type="dxa"/>
-          <w:right w:w="15" w:type="dxa"/>
-        </w:tblCellMar>
-        <w:tblLook w:val="04A0" w:firstRow="1" w:lastRow="0" w:firstColumn="1" w:lastColumn="0" w:noHBand="0" w:noVBand="1"/>
-      </w:tblPr>
-      <w:tblGrid>
-        <w:gridCol w:w="2290"/>
-        <w:gridCol w:w="6532"/>
-      </w:tblGrid>
-      <w:tr>
-        <w:trPr>
-          <w:tblHeader/>
-        </w:trPr>
-        <w:tc>
-          <w:tcPr>
-            <w:tcW w:w="0" w:type="auto"/>
-            <w:tcBorders>
-              <w:top w:val="single" w:sz="6" w:space="0" w:color="666666"/>
-              <w:left w:val="single" w:sz="6" w:space="0" w:color="666666"/>
-              <w:bottom w:val="single" w:sz="6" w:space="0" w:color="666666"/>
-              <w:right w:val="single" w:sz="6" w:space="0" w:color="666666"/>
-            </w:tcBorders>
-            <w:tcMar>
-              <w:top w:w="90" w:type="dxa"/>
-              <w:left w:w="90" w:type="dxa"/>
-              <w:bottom w:w="90" w:type="dxa"/>
-              <w:right w:w="90" w:type="dxa"/>
-            </w:tcMar>
-            <w:hideMark/>
-          </w:tcPr>
-          <w:p>
-            <w:pPr>
-              <w:spacing w:before="180" w:after="180"/>
-              <w:rPr>
-                <w:rFonts w:ascii="Calibri" w:eastAsia="Times New Roman" w:hAnsi="Calibri" w:cs="Calibri"/>
-                <w:b/>
-                <w:bCs/>
-                <w:sz w:val="22"/>
-                <w:szCs w:val="22"/>
-              </w:rPr>
-            </w:pPr>
-            <w:r>
-              <w:rPr>
-                <w:rFonts w:ascii="Calibri" w:eastAsia="Times New Roman" w:hAnsi="Calibri" w:cs="Calibri"/>
-                <w:b/>
-                <w:bCs/>
-                <w:sz w:val="22"/>
-                <w:szCs w:val="22"/>
-              </w:rPr>
-              <w:lastRenderedPageBreak/>
-              <w:t>Rubro</w:t>
-            </w:r>
-          </w:p>
-        </w:tc>
-        <w:tc>
-          <w:tcPr>
-            <w:tcW w:w="0" w:type="auto"/>
-            <w:tcBorders>
-              <w:top w:val="single" w:sz="6" w:space="0" w:color="666666"/>
-              <w:left w:val="single" w:sz="6" w:space="0" w:color="666666"/>
-              <w:bottom w:val="single" w:sz="6" w:space="0" w:color="666666"/>
-              <w:right w:val="single" w:sz="6" w:space="0" w:color="666666"/>
-            </w:tcBorders>
-            <w:tcMar>
-              <w:top w:w="90" w:type="dxa"/>
-              <w:left w:w="90" w:type="dxa"/>
-              <w:bottom w:w="90" w:type="dxa"/>
-              <w:right w:w="90" w:type="dxa"/>
-            </w:tcMar>
-            <w:hideMark/>
-          </w:tcPr>
-          <w:p>
-            <w:pPr>
-              <w:spacing w:before="180" w:after="180"/>
-              <w:rPr>
-                <w:rFonts w:ascii="Calibri" w:eastAsia="Times New Roman" w:hAnsi="Calibri" w:cs="Calibri"/>
-                <w:b/>
-                <w:bCs/>
-                <w:sz w:val="22"/>
-                <w:szCs w:val="22"/>
-              </w:rPr>
-            </w:pPr>
-            <w:r>
-              <w:rPr>
-                <w:rFonts w:ascii="Calibri" w:eastAsia="Times New Roman" w:hAnsi="Calibri" w:cs="Calibri"/>
-                <w:b/>
-                <w:bCs/>
-                <w:sz w:val="22"/>
-                <w:szCs w:val="22"/>
-              </w:rPr>
-              <w:t>Evidencia esperada</w:t>
-            </w:r>
-          </w:p>
-        </w:tc>
-      </w:tr>
-      <w:tr>
-        <w:tc>
-          <w:tcPr>
-            <w:tcW w:w="0" w:type="auto"/>
-            <w:tcBorders>
-              <w:top w:val="single" w:sz="6" w:space="0" w:color="666666"/>
-              <w:left w:val="single" w:sz="6" w:space="0" w:color="666666"/>
-              <w:bottom w:val="single" w:sz="6" w:space="0" w:color="666666"/>
-              <w:right w:val="single" w:sz="6" w:space="0" w:color="666666"/>
-            </w:tcBorders>
-            <w:tcMar>
-              <w:top w:w="90" w:type="dxa"/>
-              <w:left w:w="90" w:type="dxa"/>
-              <w:bottom w:w="90" w:type="dxa"/>
-              <w:right w:w="90" w:type="dxa"/>
-            </w:tcMar>
-            <w:hideMark/>
-          </w:tcPr>
-          <w:p>
-            <w:pPr>
-              <w:spacing w:before="180" w:after="180"/>
-              <w:rPr>
-                <w:rFonts w:ascii="Calibri" w:eastAsia="Times New Roman" w:hAnsi="Calibri" w:cs="Calibri"/>
-                <w:sz w:val="22"/>
-                <w:szCs w:val="22"/>
-              </w:rPr>
-            </w:pPr>
-            <w:r>
-              <w:rPr>
-                <w:rFonts w:ascii="Calibri" w:eastAsia="Times New Roman" w:hAnsi="Calibri" w:cs="Calibri"/>
-                <w:sz w:val="22"/>
-                <w:szCs w:val="22"/>
-              </w:rPr>
-              <w:t>Flujo validado</w:t>
-            </w:r>
-          </w:p>
-        </w:tc>
-        <w:tc>
-          <w:tcPr>
-            <w:tcW w:w="0" w:type="auto"/>
-            <w:tcBorders>
-              <w:top w:val="single" w:sz="6" w:space="0" w:color="666666"/>
-              <w:left w:val="single" w:sz="6" w:space="0" w:color="666666"/>
-              <w:bottom w:val="single" w:sz="6" w:space="0" w:color="666666"/>
-              <w:right w:val="single" w:sz="6" w:space="0" w:color="666666"/>
-            </w:tcBorders>
-            <w:tcMar>
-              <w:top w:w="90" w:type="dxa"/>
-              <w:left w:w="90" w:type="dxa"/>
-              <w:bottom w:w="90" w:type="dxa"/>
-              <w:right w:w="90" w:type="dxa"/>
-            </w:tcMar>
-            <w:hideMark/>
-          </w:tcPr>
-          <w:p>
-            <w:pPr>
-              <w:spacing w:before="180" w:after="180"/>
-              <w:rPr>
-                <w:rFonts w:ascii="Calibri" w:eastAsia="Times New Roman" w:hAnsi="Calibri" w:cs="Calibri"/>
-                <w:sz w:val="22"/>
-                <w:szCs w:val="22"/>
-              </w:rPr>
-            </w:pPr>
-            <w:r>
-              <w:rPr>
-                <w:rFonts w:ascii="Calibri" w:eastAsia="Times New Roman" w:hAnsi="Calibri" w:cs="Calibri"/>
-                <w:sz w:val="22"/>
-                <w:szCs w:val="22"/>
-              </w:rPr>
-              <w:t>Etapas del pipeline efectivamente revisadas o probadas</w:t>
-            </w:r>
-          </w:p>
-        </w:tc>
-      </w:tr>
-      <w:tr>
-        <w:tc>
-          <w:tcPr>
-            <w:tcW w:w="0" w:type="auto"/>
-            <w:tcBorders>
-              <w:top w:val="single" w:sz="6" w:space="0" w:color="666666"/>
-              <w:left w:val="single" w:sz="6" w:space="0" w:color="666666"/>
-              <w:bottom w:val="single" w:sz="6" w:space="0" w:color="666666"/>
-              <w:right w:val="single" w:sz="6" w:space="0" w:color="666666"/>
-            </w:tcBorders>
-            <w:tcMar>
-              <w:top w:w="90" w:type="dxa"/>
-              <w:left w:w="90" w:type="dxa"/>
-              <w:bottom w:w="90" w:type="dxa"/>
-              <w:right w:w="90" w:type="dxa"/>
-            </w:tcMar>
-            <w:hideMark/>
-          </w:tcPr>
-          <w:p>
-            <w:pPr>
-              <w:spacing w:before="180" w:after="180"/>
-              <w:rPr>
-                <w:rFonts w:ascii="Calibri" w:eastAsia="Times New Roman" w:hAnsi="Calibri" w:cs="Calibri"/>
-                <w:sz w:val="22"/>
-                <w:szCs w:val="22"/>
-              </w:rPr>
-            </w:pPr>
-            <w:r>
-              <w:rPr>
-                <w:rFonts w:ascii="Calibri" w:eastAsia="Times New Roman" w:hAnsi="Calibri" w:cs="Calibri"/>
-                <w:sz w:val="22"/>
-                <w:szCs w:val="22"/>
-              </w:rPr>
-              <w:t>Insumos controlados</w:t>
-            </w:r>
-          </w:p>
-        </w:tc>
-        <w:tc>
-          <w:tcPr>
-            <w:tcW w:w="0" w:type="auto"/>
-            <w:tcBorders>
-              <w:top w:val="single" w:sz="6" w:space="0" w:color="666666"/>
-              <w:left w:val="single" w:sz="6" w:space="0" w:color="666666"/>
-              <w:bottom w:val="single" w:sz="6" w:space="0" w:color="666666"/>
-              <w:right w:val="single" w:sz="6" w:space="0" w:color="666666"/>
-            </w:tcBorders>
-            <w:tcMar>
-              <w:top w:w="90" w:type="dxa"/>
-              <w:left w:w="90" w:type="dxa"/>
-              <w:bottom w:w="90" w:type="dxa"/>
-              <w:right w:w="90" w:type="dxa"/>
-            </w:tcMar>
-            <w:hideMark/>
-          </w:tcPr>
-          <w:p>
-            <w:pPr>
-              <w:spacing w:before="180" w:after="180"/>
-              <w:rPr>
-                <w:rFonts w:ascii="Calibri" w:eastAsia="Times New Roman" w:hAnsi="Calibri" w:cs="Calibri"/>
-                <w:sz w:val="22"/>
-                <w:szCs w:val="22"/>
-              </w:rPr>
-            </w:pPr>
-            <w:r>
-              <w:rPr>
-                <w:rFonts w:ascii="Calibri" w:eastAsia="Times New Roman" w:hAnsi="Calibri" w:cs="Calibri"/>
-                <w:sz w:val="22"/>
-                <w:szCs w:val="22"/>
-              </w:rPr>
-              <w:t>Datos, formatos o cortes utilizados en mayo</w:t>
-            </w:r>
-          </w:p>
-        </w:tc>
-      </w:tr>
-      <w:tr>
-        <w:tc>
-          <w:tcPr>
-            <w:tcW w:w="0" w:type="auto"/>
-            <w:tcBorders>
-              <w:top w:val="single" w:sz="6" w:space="0" w:color="666666"/>
-              <w:left w:val="single" w:sz="6" w:space="0" w:color="666666"/>
-              <w:bottom w:val="single" w:sz="6" w:space="0" w:color="666666"/>
-              <w:right w:val="single" w:sz="6" w:space="0" w:color="666666"/>
-            </w:tcBorders>
-            <w:tcMar>
-              <w:top w:w="90" w:type="dxa"/>
-              <w:left w:w="90" w:type="dxa"/>
-              <w:bottom w:w="90" w:type="dxa"/>
-              <w:right w:w="90" w:type="dxa"/>
-            </w:tcMar>
-            <w:hideMark/>
-          </w:tcPr>
-          <w:p>
-            <w:pPr>
-              <w:spacing w:before="180" w:after="180"/>
-              <w:rPr>
-                <w:rFonts w:ascii="Calibri" w:eastAsia="Times New Roman" w:hAnsi="Calibri" w:cs="Calibri"/>
-                <w:sz w:val="22"/>
-                <w:szCs w:val="22"/>
-              </w:rPr>
-            </w:pPr>
-            <w:r>
-              <w:rPr>
-                <w:rFonts w:ascii="Calibri" w:eastAsia="Times New Roman" w:hAnsi="Calibri" w:cs="Calibri"/>
-                <w:sz w:val="22"/>
-                <w:szCs w:val="22"/>
-              </w:rPr>
-              <w:t>Transformaciones</w:t>
-            </w:r>
-          </w:p>
-        </w:tc>
-        <w:tc>
-          <w:tcPr>
-            <w:tcW w:w="0" w:type="auto"/>
-            <w:tcBorders>
-              <w:top w:val="single" w:sz="6" w:space="0" w:color="666666"/>
-              <w:left w:val="single" w:sz="6" w:space="0" w:color="666666"/>
-              <w:bottom w:val="single" w:sz="6" w:space="0" w:color="666666"/>
-              <w:right w:val="single" w:sz="6" w:space="0" w:color="666666"/>
-            </w:tcBorders>
-            <w:tcMar>
-              <w:top w:w="90" w:type="dxa"/>
-              <w:left w:w="90" w:type="dxa"/>
-              <w:bottom w:w="90" w:type="dxa"/>
-              <w:right w:w="90" w:type="dxa"/>
-            </w:tcMar>
-            <w:hideMark/>
-          </w:tcPr>
-          <w:p>
-            <w:pPr>
-              <w:spacing w:before="180" w:after="180"/>
-              <w:rPr>
-                <w:rFonts w:ascii="Calibri" w:eastAsia="Times New Roman" w:hAnsi="Calibri" w:cs="Calibri"/>
-                <w:sz w:val="22"/>
-                <w:szCs w:val="22"/>
-              </w:rPr>
-            </w:pPr>
-            <w:r>
-              <w:rPr>
-                <w:rFonts w:ascii="Calibri" w:eastAsia="Times New Roman" w:hAnsi="Calibri" w:cs="Calibri"/>
-                <w:sz w:val="22"/>
-                <w:szCs w:val="22"/>
-              </w:rPr>
-              <w:t>Reglas aplicadas y resultado esperado</w:t>
-            </w:r>
-          </w:p>
-        </w:tc>
-      </w:tr>
-      <w:tr>
-        <w:tc>
-          <w:tcPr>
-            <w:tcW w:w="0" w:type="auto"/>
-            <w:tcBorders>
-              <w:top w:val="single" w:sz="6" w:space="0" w:color="666666"/>
-              <w:left w:val="single" w:sz="6" w:space="0" w:color="666666"/>
-              <w:bottom w:val="single" w:sz="6" w:space="0" w:color="666666"/>
-              <w:right w:val="single" w:sz="6" w:space="0" w:color="666666"/>
-            </w:tcBorders>
-            <w:tcMar>
-              <w:top w:w="90" w:type="dxa"/>
-              <w:left w:w="90" w:type="dxa"/>
-              <w:bottom w:w="90" w:type="dxa"/>
-              <w:right w:w="90" w:type="dxa"/>
-            </w:tcMar>
-            <w:hideMark/>
-          </w:tcPr>
-          <w:p>
-            <w:pPr>
-              <w:spacing w:before="180" w:after="180"/>
-              <w:rPr>
-                <w:rFonts w:ascii="Calibri" w:eastAsia="Times New Roman" w:hAnsi="Calibri" w:cs="Calibri"/>
-                <w:sz w:val="22"/>
-                <w:szCs w:val="22"/>
-              </w:rPr>
-            </w:pPr>
-            <w:r>
-              <w:rPr>
-                <w:rFonts w:ascii="Calibri" w:eastAsia="Times New Roman" w:hAnsi="Calibri" w:cs="Calibri"/>
-                <w:sz w:val="22"/>
-                <w:szCs w:val="22"/>
-              </w:rPr>
-              <w:t>Validaciones</w:t>
-            </w:r>
-          </w:p>
-        </w:tc>
-        <w:tc>
-          <w:tcPr>
-            <w:tcW w:w="0" w:type="auto"/>
-            <w:tcBorders>
-              <w:top w:val="single" w:sz="6" w:space="0" w:color="666666"/>
-              <w:left w:val="single" w:sz="6" w:space="0" w:color="666666"/>
-              <w:bottom w:val="single" w:sz="6" w:space="0" w:color="666666"/>
-              <w:right w:val="single" w:sz="6" w:space="0" w:color="666666"/>
-            </w:tcBorders>
-            <w:tcMar>
-              <w:top w:w="90" w:type="dxa"/>
-              <w:left w:w="90" w:type="dxa"/>
-              <w:bottom w:w="90" w:type="dxa"/>
-              <w:right w:w="90" w:type="dxa"/>
-            </w:tcMar>
-            <w:hideMark/>
-          </w:tcPr>
-          <w:p>
-            <w:pPr>
-              <w:spacing w:before="180" w:after="180"/>
-              <w:rPr>
-                <w:rFonts w:ascii="Calibri" w:eastAsia="Times New Roman" w:hAnsi="Calibri" w:cs="Calibri"/>
-                <w:sz w:val="22"/>
-                <w:szCs w:val="22"/>
-              </w:rPr>
-            </w:pPr>
-            <w:r>
-              <w:rPr>
-                <w:rFonts w:ascii="Calibri" w:eastAsia="Times New Roman" w:hAnsi="Calibri" w:cs="Calibri"/>
-                <w:sz w:val="22"/>
-                <w:szCs w:val="22"/>
-              </w:rPr>
-              <w:t>Controles de estructura, integridad o consistencia</w:t>
-            </w:r>
-          </w:p>
-        </w:tc>
-      </w:tr>
-      <w:tr>
-        <w:tc>
-          <w:tcPr>
-            <w:tcW w:w="0" w:type="auto"/>
-            <w:tcBorders>
-              <w:top w:val="single" w:sz="6" w:space="0" w:color="666666"/>
-              <w:left w:val="single" w:sz="6" w:space="0" w:color="666666"/>
-              <w:bottom w:val="single" w:sz="6" w:space="0" w:color="666666"/>
-              <w:right w:val="single" w:sz="6" w:space="0" w:color="666666"/>
-            </w:tcBorders>
-            <w:tcMar>
-              <w:top w:w="90" w:type="dxa"/>
-              <w:left w:w="90" w:type="dxa"/>
-              <w:bottom w:w="90" w:type="dxa"/>
-              <w:right w:w="90" w:type="dxa"/>
-            </w:tcMar>
-            <w:hideMark/>
-          </w:tcPr>
-          <w:p>
-            <w:pPr>
-              <w:spacing w:before="180" w:after="180"/>
-              <w:rPr>
-                <w:rFonts w:ascii="Calibri" w:eastAsia="Times New Roman" w:hAnsi="Calibri" w:cs="Calibri"/>
-                <w:sz w:val="22"/>
-                <w:szCs w:val="22"/>
-              </w:rPr>
-            </w:pPr>
-            <w:r>
-              <w:rPr>
-                <w:rFonts w:ascii="Calibri" w:eastAsia="Times New Roman" w:hAnsi="Calibri" w:cs="Calibri"/>
-                <w:sz w:val="22"/>
-                <w:szCs w:val="22"/>
-              </w:rPr>
-              <w:t>Depuración</w:t>
-            </w:r>
-          </w:p>
-        </w:tc>
-        <w:tc>
-          <w:tcPr>
-            <w:tcW w:w="0" w:type="auto"/>
-            <w:tcBorders>
-              <w:top w:val="single" w:sz="6" w:space="0" w:color="666666"/>
-              <w:left w:val="single" w:sz="6" w:space="0" w:color="666666"/>
-              <w:bottom w:val="single" w:sz="6" w:space="0" w:color="666666"/>
-              <w:right w:val="single" w:sz="6" w:space="0" w:color="666666"/>
-            </w:tcBorders>
-            <w:tcMar>
-              <w:top w:w="90" w:type="dxa"/>
-              <w:left w:w="90" w:type="dxa"/>
-              <w:bottom w:w="90" w:type="dxa"/>
-              <w:right w:w="90" w:type="dxa"/>
-            </w:tcMar>
-            <w:hideMark/>
-          </w:tcPr>
-          <w:p>
-            <w:pPr>
-              <w:spacing w:before="180" w:after="180"/>
-              <w:rPr>
-                <w:rFonts w:ascii="Calibri" w:eastAsia="Times New Roman" w:hAnsi="Calibri" w:cs="Calibri"/>
-                <w:sz w:val="22"/>
-                <w:szCs w:val="22"/>
-              </w:rPr>
-            </w:pPr>
-            <w:r>
-              <w:rPr>
-                <w:rFonts w:ascii="Calibri" w:eastAsia="Times New Roman" w:hAnsi="Calibri" w:cs="Calibri"/>
-                <w:sz w:val="22"/>
-                <w:szCs w:val="22"/>
-              </w:rPr>
-              <w:t>Errores detectados, separación de fallos y tratamiento aplicado</w:t>
-            </w:r>
-          </w:p>
-        </w:tc>
-      </w:tr>
-    </w:tbl>
-    <w:p>
-      <w:pPr>
-        <w:pStyle w:val="Ttulo2"/>
-        <w:rPr>
-          <w:rFonts w:ascii="Calibri" w:eastAsia="Times New Roman" w:hAnsi="Calibri" w:cs="Calibri"/>
-        </w:rPr>
-      </w:pPr>
-      <w:r>
-        <w:rPr>
-          <w:rFonts w:ascii="Calibri" w:eastAsia="Times New Roman" w:hAnsi="Calibri" w:cs="Calibri"/>
-        </w:rPr>
-        <w:t>5. Secciones a Completar en Junio</w:t>
-      </w:r>
-    </w:p>
-    <w:p>
-      <w:pPr>
-        <w:pStyle w:val="Ttulo3"/>
-        <w:rPr>
-          <w:rFonts w:ascii="Calibri" w:eastAsia="Times New Roman" w:hAnsi="Calibri" w:cs="Calibri"/>
-        </w:rPr>
-      </w:pPr>
-      <w:r>
-        <w:rPr>
-          <w:rFonts w:ascii="Calibri" w:eastAsia="Times New Roman" w:hAnsi="Calibri" w:cs="Calibri"/>
-        </w:rPr>
-        <w:t>5.1 Flujo observado o probado en mayo</w:t>
-      </w:r>
-    </w:p>
-    <w:p>
-      <w:pPr>
-        <w:pStyle w:val="NormalWeb"/>
-        <w:rPr>
-          <w:rFonts w:ascii="Calibri" w:hAnsi="Calibri" w:cs="Calibri"/>
-          <w:sz w:val="22"/>
-          <w:szCs w:val="22"/>
-        </w:rPr>
-      </w:pPr>
-      <w:r>
-        <w:rPr>
-          <w:rFonts w:ascii="Calibri" w:hAnsi="Calibri" w:cs="Calibri"/>
-          <w:sz w:val="22"/>
-          <w:szCs w:val="22"/>
-        </w:rPr>
-        <w:t>Registrar qué partes del pipeline real quedaron ejecutadas, validadas o contrastadas al cierre de junio.</w:t>
-      </w:r>
-    </w:p>
-    <w:p>
-      <w:pPr>
-        <w:pStyle w:val="Ttulo3"/>
-        <w:rPr>
-          <w:rFonts w:ascii="Calibri" w:eastAsia="Times New Roman" w:hAnsi="Calibri" w:cs="Calibri"/>
-        </w:rPr>
-      </w:pPr>
-      <w:r>
-        <w:rPr>
-          <w:rFonts w:ascii="Calibri" w:eastAsia="Times New Roman" w:hAnsi="Calibri" w:cs="Calibri"/>
-        </w:rPr>
-        <w:t>5.2 Validaciones del mes</w:t>
-      </w:r>
-    </w:p>
-    <w:p>
-      <w:pPr>
-        <w:pStyle w:val="NormalWeb"/>
-        <w:rPr>
-          <w:rFonts w:ascii="Calibri" w:hAnsi="Calibri" w:cs="Calibri"/>
-          <w:sz w:val="22"/>
-          <w:szCs w:val="22"/>
-        </w:rPr>
-      </w:pPr>
-      <w:r>
-        <w:rPr>
-          <w:rFonts w:ascii="Calibri" w:hAnsi="Calibri" w:cs="Calibri"/>
-          <w:sz w:val="22"/>
-          <w:szCs w:val="22"/>
-        </w:rPr>
-        <w:t>Registrar validaciones aplicadas sobre extracción, transformación, carga y consistencia de resultados.</w:t>
-      </w:r>
-    </w:p>
-    <w:p>
-      <w:pPr>
-        <w:pStyle w:val="Ttulo3"/>
-        <w:rPr>
-          <w:rFonts w:ascii="Calibri" w:eastAsia="Times New Roman" w:hAnsi="Calibri" w:cs="Calibri"/>
-        </w:rPr>
-      </w:pPr>
-      <w:r>
-        <w:rPr>
-          <w:rFonts w:ascii="Calibri" w:eastAsia="Times New Roman" w:hAnsi="Calibri" w:cs="Calibri"/>
-        </w:rPr>
-        <w:t>5.3 Depuración e incidencias</w:t>
-      </w:r>
-    </w:p>
-    <w:p>
-      <w:pPr>
-        <w:pStyle w:val="NormalWeb"/>
-        <w:rPr>
-          <w:rFonts w:ascii="Calibri" w:hAnsi="Calibri" w:cs="Calibri"/>
-          <w:sz w:val="22"/>
-          <w:szCs w:val="22"/>
-        </w:rPr>
-      </w:pPr>
-      <w:r>
-        <w:rPr>
-          <w:rFonts w:ascii="Calibri" w:hAnsi="Calibri" w:cs="Calibri"/>
-          <w:sz w:val="22"/>
-          <w:szCs w:val="22"/>
-        </w:rPr>
-        <w:t>Documentar fallos de estructura, datos, integración externa o persistencia observados en mayo.</w:t>
-      </w:r>
-    </w:p>
-    <w:p>
-      <w:pPr>
-        <w:pStyle w:val="Ttulo3"/>
-        <w:rPr>
-          <w:rFonts w:ascii="Calibri" w:eastAsia="Times New Roman" w:hAnsi="Calibri" w:cs="Calibri"/>
-        </w:rPr>
-      </w:pPr>
-      <w:r>
-        <w:rPr>
-          <w:rFonts w:ascii="Calibri" w:eastAsia="Times New Roman" w:hAnsi="Calibri" w:cs="Calibri"/>
-        </w:rPr>
-        <w:t>5.4 Formatos y alcance contractual</w:t>
-      </w:r>
-    </w:p>
-    <w:p>
-      <w:pPr>
-        <w:pStyle w:val="NormalWeb"/>
-        <w:rPr>
-          <w:rFonts w:ascii="Calibri" w:hAnsi="Calibri" w:cs="Calibri"/>
-          <w:sz w:val="22"/>
-          <w:szCs w:val="22"/>
-        </w:rPr>
-      </w:pPr>
-      <w:r>
-        <w:rPr>
-          <w:rFonts w:ascii="Calibri" w:hAnsi="Calibri" w:cs="Calibri"/>
-          <w:sz w:val="22"/>
-          <w:szCs w:val="22"/>
-        </w:rPr>
-        <w:t>Precisar si durante junio hubo evidencia adicional para CSV, XLSX, JSON o XML, diferenciando lo realmente probado de lo que sigue como especificación.</w:t>
-      </w:r>
-    </w:p>
-    <w:p>
-      <w:pPr>
-        <w:pStyle w:val="Ttulo2"/>
-        <w:rPr>
-          <w:rFonts w:ascii="Calibri" w:eastAsia="Times New Roman" w:hAnsi="Calibri" w:cs="Calibri"/>
-        </w:rPr>
-      </w:pPr>
-      <w:r>
-        <w:rPr>
-          <w:rFonts w:ascii="Calibri" w:eastAsia="Times New Roman" w:hAnsi="Calibri" w:cs="Calibri"/>
-        </w:rPr>
-        <w:t>6. Riesgos y Dependencias para Junio</w:t>
+        <w:t>4. Próximos Pasos (Posteriores a Junio)</w:t>
       </w:r>
     </w:p>
     <w:p>
@@ -1071,7 +634,7 @@
           <w:sz w:val="22"/>
           <w:szCs w:val="22"/>
         </w:rPr>
-        <w:t>Continuar describiendo la línea ETL/ELT sin evidencia de cierre.</w:t>
+        <w:t>Iniciar la ejecución productiva del pipeline en la rama *main* e instruir a los equipos de desarrollo sobre el proceso de corrección temprana de bloqueos mediante la lectura de *logs*.</w:t>
       </w:r>
     </w:p>
     <w:p>
@@ -1093,127 +656,24 @@
           <w:sz w:val="22"/>
           <w:szCs w:val="22"/>
         </w:rPr>
-        <w:t>Mezclar el flujo real observado con formatos aún no implementados.</w:t>
-      </w:r>
-    </w:p>
-    <w:p>
-      <w:pPr>
-        <w:numPr>
-          <w:ilvl w:val="0"/>
-          <w:numId w:val="3"/>
-        </w:numPr>
-        <w:spacing w:before="100" w:beforeAutospacing="1" w:after="100" w:afterAutospacing="1"/>
-        <w:rPr>
-          <w:rFonts w:ascii="Calibri" w:eastAsia="Times New Roman" w:hAnsi="Calibri" w:cs="Calibri"/>
-          <w:sz w:val="22"/>
-          <w:szCs w:val="22"/>
-        </w:rPr>
-      </w:pPr>
-      <w:r>
-        <w:rPr>
-          <w:rFonts w:ascii="Calibri" w:eastAsia="Times New Roman" w:hAnsi="Calibri" w:cs="Calibri"/>
-          <w:sz w:val="22"/>
-          <w:szCs w:val="22"/>
-        </w:rPr>
-        <w:t>No diferenciar línea base, prueba intermedia y cierre trimestral.</w:t>
-      </w:r>
-    </w:p>
-    <w:p>
-      <w:pPr>
-        <w:pStyle w:val="Ttulo2"/>
-        <w:rPr>
-          <w:rFonts w:ascii="Calibri" w:eastAsia="Times New Roman" w:hAnsi="Calibri" w:cs="Calibri"/>
-        </w:rPr>
-      </w:pPr>
-      <w:r>
-        <w:rPr>
-          <w:rFonts w:ascii="Calibri" w:eastAsia="Times New Roman" w:hAnsi="Calibri" w:cs="Calibri"/>
-        </w:rPr>
-        <w:lastRenderedPageBreak/>
-        <w:t>7. Próximos Pasos</w:t>
-      </w:r>
-    </w:p>
-    <w:p>
-      <w:pPr>
-        <w:numPr>
-          <w:ilvl w:val="0"/>
-          <w:numId w:val="4"/>
-        </w:numPr>
-        <w:spacing w:before="100" w:beforeAutospacing="1" w:after="100" w:afterAutospacing="1"/>
-        <w:rPr>
-          <w:rFonts w:ascii="Calibri" w:eastAsia="Times New Roman" w:hAnsi="Calibri" w:cs="Calibri"/>
-          <w:sz w:val="22"/>
-          <w:szCs w:val="22"/>
-        </w:rPr>
-      </w:pPr>
-      <w:r>
-        <w:rPr>
-          <w:rFonts w:ascii="Calibri" w:eastAsia="Times New Roman" w:hAnsi="Calibri" w:cs="Calibri"/>
-          <w:sz w:val="22"/>
-          <w:szCs w:val="22"/>
-        </w:rPr>
-        <w:t>Consolidar evidencia ETL/ELT efectivamente generada durante el trimestre.</w:t>
-      </w:r>
-    </w:p>
-    <w:p>
-      <w:pPr>
-        <w:numPr>
-          <w:ilvl w:val="0"/>
-          <w:numId w:val="4"/>
-        </w:numPr>
-        <w:spacing w:before="100" w:beforeAutospacing="1" w:after="100" w:afterAutospacing="1"/>
-        <w:rPr>
-          <w:rFonts w:ascii="Calibri" w:eastAsia="Times New Roman" w:hAnsi="Calibri" w:cs="Calibri"/>
-          <w:sz w:val="22"/>
-          <w:szCs w:val="22"/>
-        </w:rPr>
-      </w:pPr>
-      <w:r>
-        <w:rPr>
-          <w:rFonts w:ascii="Calibri" w:eastAsia="Times New Roman" w:hAnsi="Calibri" w:cs="Calibri"/>
-          <w:sz w:val="22"/>
-          <w:szCs w:val="22"/>
-        </w:rPr>
-        <w:t>Aterrizar mejor la separación entre flujo productivo y especificación contractual.</w:t>
-      </w:r>
-    </w:p>
-    <w:p>
-      <w:pPr>
-        <w:numPr>
-          <w:ilvl w:val="0"/>
-          <w:numId w:val="4"/>
-        </w:numPr>
-        <w:spacing w:before="100" w:beforeAutospacing="1" w:after="100" w:afterAutospacing="1"/>
-        <w:rPr>
-          <w:rFonts w:ascii="Calibri" w:eastAsia="Times New Roman" w:hAnsi="Calibri" w:cs="Calibri"/>
-          <w:sz w:val="22"/>
-          <w:szCs w:val="22"/>
-        </w:rPr>
-      </w:pPr>
-      <w:r>
-        <w:rPr>
-          <w:rFonts w:ascii="Calibri" w:eastAsia="Times New Roman" w:hAnsi="Calibri" w:cs="Calibri"/>
-          <w:sz w:val="22"/>
-          <w:szCs w:val="22"/>
-        </w:rPr>
-        <w:t>Preparar conclusiones y recomendaciones posteriores al corte de junio.</w:t>
-      </w:r>
-    </w:p>
-    <w:p>
-      <w:pPr>
-        <w:rPr>
-          <w:rFonts w:ascii="Calibri" w:eastAsia="Times New Roman" w:hAnsi="Calibri" w:cs="Calibri"/>
-          <w:sz w:val="22"/>
-          <w:szCs w:val="22"/>
-        </w:rPr>
-      </w:pPr>
-      <w:r>
-        <w:rPr>
-          <w:rFonts w:ascii="Calibri" w:eastAsia="Times New Roman" w:hAnsi="Calibri" w:cs="Calibri"/>
-          <w:sz w:val="22"/>
-          <w:szCs w:val="22"/>
-        </w:rPr>
-        <w:pict>
+        <w:t>Extender en un futuro estas validaciones estructurales al contenedor Docker construido (*Container Scanning*) antes del despliegue físico.</w:t>
+      </w:r>
+    </w:p>
+    <w:p>
+      <w:pPr>
+        <w:rPr>
+          <w:rFonts w:ascii="Calibri" w:eastAsia="Times New Roman" w:hAnsi="Calibri" w:cs="Calibri"/>
+          <w:sz w:val="22"/>
+          <w:szCs w:val="22"/>
+        </w:rPr>
+      </w:pPr>
+      <w:r>
+        <w:rPr>
+          <w:rFonts w:ascii="Calibri" w:eastAsia="Times New Roman" w:hAnsi="Calibri" w:cs="Calibri"/>
+          <w:sz w:val="22"/>
+          <w:szCs w:val="22"/>
+        </w:rPr>
+        <w:pict w14:anchorId="1A57D394">
           <v:rect id="_x0000_i1026" style="width:0;height:1.5pt" o:hralign="center" o:hrstd="t" o:hr="t" fillcolor="#a0a0a0" stroked="f"/>
         </w:pict>
       </w:r>
@@ -1252,7 +712,7 @@
           <w:sz w:val="22"/>
           <w:szCs w:val="22"/>
         </w:rPr>
-        <w:t>Este entregable de junio debe documentar cierre y evidencia consolidada del trimestre, evitando repetir la explicación estructural de abril o el detalle operativo de mayo excepto cuando sea indispensable para contextualizar una conclusión final.</w:t>
+        <w:t>Se cierra el mes de junio completando la matriz de requerimientos operativos, transicionando de una metodología de inspección humana propensa a fallos a una ingesta de código blindada y automatizada.</w:t>
       </w:r>
     </w:p>
     <w:sectPr>
@@ -1268,9 +728,9 @@
 <file path=word/numbering.xml><?xml version="1.0" encoding="utf-8"?>
 <w:numbering xmlns:wpc="http://schemas.microsoft.com/office/word/2010/wordprocessingCanvas" xmlns:cx="http://schemas.microsoft.com/office/drawing/2014/chartex" xmlns:cx1="http://schemas.microsoft.com/office/drawing/2015/9/8/chartex" xmlns:cx2="http://schemas.microsoft.com/office/drawing/2015/10/21/chartex" xmlns:cx3="http://schemas.microsoft.com/office/drawing/2016/5/9/chartex" xmlns:cx4="http://schemas.microsoft.com/office/drawing/2016/5/10/chartex" xmlns:cx5="http://schemas.microsoft.com/office/drawing/2016/5/11/chartex" xmlns:cx6="http://schemas.microsoft.com/office/drawing/2016/5/12/chartex" xmlns:cx7="http://schemas.microsoft.com/office/drawing/2016/5/13/chartex" xmlns:cx8="http://schemas.microsoft.com/office/drawing/2016/5/14/chartex" xmlns:mc="http://schemas.openxmlformats.org/markup-compatibility/2006" xmlns:aink="http://schemas.microsoft.com/office/drawing/2016/ink" xmlns:am3d="http://schemas.microsoft.com/office/drawing/2017/model3d" xmlns:o="urn:schemas-microsoft-com:office:office" xmlns:oel="http://schemas.microsoft.com/office/2019/extlst" xmlns:r="http://schemas.openxmlformats.org/officeDocument/2006/relationships" xmlns:m="http://schemas.openxmlformats.org/officeDocument/2006/math" xmlns:v="urn:schemas-microsoft-com:vml" xmlns:wp14="http://schemas.microsoft.com/office/word/2010/wordprocessingDrawing" xmlns:wp="http://schemas.openxmlformats.org/drawingml/2006/wordprocessingDrawing" xmlns:w10="urn:schemas-microsoft-com:office:word" xmlns:w="http://schemas.openxmlformats.org/wordprocessingml/2006/main" xmlns:w14="http://schemas.microsoft.com/office/word/2010/wordml" xmlns:w15="http://schemas.microsoft.com/office/word/2012/wordml" xmlns:w16cex="http://schemas.microsoft.com/office/word/2018/wordml/cex" xmlns:w16cid="http://schemas.microsoft.com/office/word/2016/wordml/cid" xmlns:w16="http://schemas.microsoft.com/office/word/2018/wordml" xmlns:w16du="http://schemas.microsoft.com/office/word/2023/wordml/word16du" xmlns:w16sdtdh="http://schemas.microsoft.com/office/word/2020/wordml/sdtdatahash" xmlns:w16sdtfl="http://schemas.microsoft.com/office/word/2024/wordml/sdtformatlock" xmlns:w16se="http://schemas.microsoft.com/office/word/2015/wordml/symex" xmlns:wpg="http://schemas.microsoft.com/office/word/2010/wordprocessingGroup" xmlns:wpi="http://schemas.microsoft.com/office/word/2010/wordprocessingInk" xmlns:wne="http://schemas.microsoft.com/office/word/2006/wordml" xmlns:wps="http://schemas.microsoft.com/office/word/2010/wordprocessingShape" mc:Ignorable="w14 w15 w16se w16cid w16 w16cex w16sdtdh w16sdtfl w16du wp14">
   <w:abstractNum w:abstractNumId="0" w15:restartNumberingAfterBreak="0">
-    <w:nsid w:val="5A414B06"/>
+    <w:nsid w:val="03127466"/>
     <w:multiLevelType w:val="multilevel"/>
-    <w:tmpl w:val="DB804EF8"/>
+    <w:tmpl w:val="9B582884"/>
     <w:lvl w:ilvl="0">
       <w:start w:val="1"/>
       <w:numFmt w:val="bullet"/>
@@ -1417,9 +877,9 @@
     </w:lvl>
   </w:abstractNum>
   <w:abstractNum w:abstractNumId="1" w15:restartNumberingAfterBreak="0">
-    <w:nsid w:val="695D70E1"/>
+    <w:nsid w:val="24727106"/>
     <w:multiLevelType w:val="multilevel"/>
-    <w:tmpl w:val="5E0421B2"/>
+    <w:tmpl w:val="D478B1BC"/>
     <w:lvl w:ilvl="0">
       <w:start w:val="1"/>
       <w:numFmt w:val="bullet"/>
@@ -1566,9 +1026,9 @@
     </w:lvl>
   </w:abstractNum>
   <w:abstractNum w:abstractNumId="2" w15:restartNumberingAfterBreak="0">
-    <w:nsid w:val="77694DBF"/>
+    <w:nsid w:val="599858AA"/>
     <w:multiLevelType w:val="multilevel"/>
-    <w:tmpl w:val="4F3ADF74"/>
+    <w:tmpl w:val="7F86D076"/>
     <w:lvl w:ilvl="0">
       <w:start w:val="1"/>
       <w:numFmt w:val="bullet"/>
@@ -1714,165 +1174,13 @@
       </w:rPr>
     </w:lvl>
   </w:abstractNum>
-  <w:abstractNum w:abstractNumId="3" w15:restartNumberingAfterBreak="0">
-    <w:nsid w:val="7F7042E5"/>
-    <w:multiLevelType w:val="multilevel"/>
-    <w:tmpl w:val="2CEA8F1C"/>
-    <w:lvl w:ilvl="0">
-      <w:start w:val="1"/>
-      <w:numFmt w:val="bullet"/>
-      <w:lvlText w:val=""/>
-      <w:lvlJc w:val="left"/>
-      <w:pPr>
-        <w:tabs>
-          <w:tab w:val="num" w:pos="720"/>
-        </w:tabs>
-        <w:ind w:left="720" w:hanging="360"/>
-      </w:pPr>
-      <w:rPr>
-        <w:rFonts w:ascii="Symbol" w:hAnsi="Symbol" w:hint="default"/>
-        <w:sz w:val="20"/>
-      </w:rPr>
-    </w:lvl>
-    <w:lvl w:ilvl="1" w:tentative="1">
-      <w:start w:val="1"/>
-      <w:numFmt w:val="bullet"/>
-      <w:lvlText w:val="o"/>
-      <w:lvlJc w:val="left"/>
-      <w:pPr>
-        <w:tabs>
-          <w:tab w:val="num" w:pos="1440"/>
-        </w:tabs>
-        <w:ind w:left="1440" w:hanging="360"/>
-      </w:pPr>
-      <w:rPr>
-        <w:rFonts w:ascii="Courier New" w:hAnsi="Courier New" w:hint="default"/>
-        <w:sz w:val="20"/>
-      </w:rPr>
-    </w:lvl>
-    <w:lvl w:ilvl="2" w:tentative="1">
-      <w:start w:val="1"/>
-      <w:numFmt w:val="bullet"/>
-      <w:lvlText w:val=""/>
-      <w:lvlJc w:val="left"/>
-      <w:pPr>
-        <w:tabs>
-          <w:tab w:val="num" w:pos="2160"/>
-        </w:tabs>
-        <w:ind w:left="2160" w:hanging="360"/>
-      </w:pPr>
-      <w:rPr>
-        <w:rFonts w:ascii="Wingdings" w:hAnsi="Wingdings" w:hint="default"/>
-        <w:sz w:val="20"/>
-      </w:rPr>
-    </w:lvl>
-    <w:lvl w:ilvl="3" w:tentative="1">
-      <w:start w:val="1"/>
-      <w:numFmt w:val="bullet"/>
-      <w:lvlText w:val=""/>
-      <w:lvlJc w:val="left"/>
-      <w:pPr>
-        <w:tabs>
-          <w:tab w:val="num" w:pos="2880"/>
-        </w:tabs>
-        <w:ind w:left="2880" w:hanging="360"/>
-      </w:pPr>
-      <w:rPr>
-        <w:rFonts w:ascii="Wingdings" w:hAnsi="Wingdings" w:hint="default"/>
-        <w:sz w:val="20"/>
-      </w:rPr>
-    </w:lvl>
-    <w:lvl w:ilvl="4" w:tentative="1">
-      <w:start w:val="1"/>
-      <w:numFmt w:val="bullet"/>
-      <w:lvlText w:val=""/>
-      <w:lvlJc w:val="left"/>
-      <w:pPr>
-        <w:tabs>
-          <w:tab w:val="num" w:pos="3600"/>
-        </w:tabs>
-        <w:ind w:left="3600" w:hanging="360"/>
-      </w:pPr>
-      <w:rPr>
-        <w:rFonts w:ascii="Wingdings" w:hAnsi="Wingdings" w:hint="default"/>
-        <w:sz w:val="20"/>
-      </w:rPr>
-    </w:lvl>
-    <w:lvl w:ilvl="5" w:tentative="1">
-      <w:start w:val="1"/>
-      <w:numFmt w:val="bullet"/>
-      <w:lvlText w:val=""/>
-      <w:lvlJc w:val="left"/>
-      <w:pPr>
-        <w:tabs>
-          <w:tab w:val="num" w:pos="4320"/>
-        </w:tabs>
-        <w:ind w:left="4320" w:hanging="360"/>
-      </w:pPr>
-      <w:rPr>
-        <w:rFonts w:ascii="Wingdings" w:hAnsi="Wingdings" w:hint="default"/>
-        <w:sz w:val="20"/>
-      </w:rPr>
-    </w:lvl>
-    <w:lvl w:ilvl="6" w:tentative="1">
-      <w:start w:val="1"/>
-      <w:numFmt w:val="bullet"/>
-      <w:lvlText w:val=""/>
-      <w:lvlJc w:val="left"/>
-      <w:pPr>
-        <w:tabs>
-          <w:tab w:val="num" w:pos="5040"/>
-        </w:tabs>
-        <w:ind w:left="5040" w:hanging="360"/>
-      </w:pPr>
-      <w:rPr>
-        <w:rFonts w:ascii="Wingdings" w:hAnsi="Wingdings" w:hint="default"/>
-        <w:sz w:val="20"/>
-      </w:rPr>
-    </w:lvl>
-    <w:lvl w:ilvl="7" w:tentative="1">
-      <w:start w:val="1"/>
-      <w:numFmt w:val="bullet"/>
-      <w:lvlText w:val=""/>
-      <w:lvlJc w:val="left"/>
-      <w:pPr>
-        <w:tabs>
-          <w:tab w:val="num" w:pos="5760"/>
-        </w:tabs>
-        <w:ind w:left="5760" w:hanging="360"/>
-      </w:pPr>
-      <w:rPr>
-        <w:rFonts w:ascii="Wingdings" w:hAnsi="Wingdings" w:hint="default"/>
-        <w:sz w:val="20"/>
-      </w:rPr>
-    </w:lvl>
-    <w:lvl w:ilvl="8" w:tentative="1">
-      <w:start w:val="1"/>
-      <w:numFmt w:val="bullet"/>
-      <w:lvlText w:val=""/>
-      <w:lvlJc w:val="left"/>
-      <w:pPr>
-        <w:tabs>
-          <w:tab w:val="num" w:pos="6480"/>
-        </w:tabs>
-        <w:ind w:left="6480" w:hanging="360"/>
-      </w:pPr>
-      <w:rPr>
-        <w:rFonts w:ascii="Wingdings" w:hAnsi="Wingdings" w:hint="default"/>
-        <w:sz w:val="20"/>
-      </w:rPr>
-    </w:lvl>
-  </w:abstractNum>
-  <w:num w:numId="1" w16cid:durableId="278608968">
+  <w:num w:numId="1" w16cid:durableId="2010214422">
+    <w:abstractNumId w:val="1"/>
+  </w:num>
+  <w:num w:numId="2" w16cid:durableId="2033408696">
     <w:abstractNumId w:val="2"/>
   </w:num>
-  <w:num w:numId="2" w16cid:durableId="37516772">
-    <w:abstractNumId w:val="1"/>
-  </w:num>
-  <w:num w:numId="3" w16cid:durableId="1372459561">
-    <w:abstractNumId w:val="3"/>
-  </w:num>
-  <w:num w:numId="4" w16cid:durableId="2032877516">
+  <w:num w:numId="3" w16cid:durableId="1835680653">
     <w:abstractNumId w:val="0"/>
   </w:num>
 </w:numbering>
@@ -2473,6 +1781,18 @@
       <w:bCs/>
     </w:rPr>
   </w:style>
+  <w:style w:type="character" w:styleId="CdigoHTML">
+    <w:name w:val="HTML Code"/>
+    <w:basedOn w:val="Fuentedeprrafopredeter"/>
+    <w:uiPriority w:val="99"/>
+    <w:semiHidden/>
+    <w:unhideWhenUsed/>
+    <w:rPr>
+      <w:rFonts w:ascii="Courier New" w:eastAsiaTheme="minorEastAsia" w:hAnsi="Courier New" w:cs="Courier New"/>
+      <w:sz w:val="20"/>
+      <w:szCs w:val="20"/>
+    </w:rPr>
+  </w:style>
 </w:styles>
 </file>
 

--- a/05-Mayo-Junio/Entregables/2026-06/05-Informe_Procesos_ETL_ELT_2026-06.docx
+++ b/05-Mayo-Junio/Entregables/2026-06/05-Informe_Procesos_ETL_ELT_2026-06.docx
@@ -13,7 +13,7 @@
         <w:rPr>
           <w:rFonts w:ascii="Calibri" w:eastAsia="Times New Roman" w:hAnsi="Calibri" w:cs="Calibri"/>
         </w:rPr>
-        <w:t>Informe Mensual de Procesos ETL/ELT e Integración Continua</w:t>
+        <w:t>Acta de Cierre: Procesos ETL/ELT y Pipeline DevSecOps</w:t>
       </w:r>
     </w:p>
     <w:p>
@@ -111,7 +111,7 @@
           <w:sz w:val="22"/>
           <w:szCs w:val="22"/>
         </w:rPr>
-        <w:pict w14:anchorId="09C9B600">
+        <w:pict w14:anchorId="15A0808D">
           <v:rect id="_x0000_i1025" style="width:0;height:1.5pt" o:hralign="center" o:hrstd="t" o:hr="t" fillcolor="#a0a0a0" stroked="f"/>
         </w:pict>
       </w:r>
@@ -145,7 +145,7 @@
           <w:sz w:val="22"/>
           <w:szCs w:val="22"/>
         </w:rPr>
-        <w:t>Documentar los procesos de Integración y Transformación, entendidos en este cierre de trimestre bajo el espectro extendido de DevSecOps para la gestión y despliegue del código y dependencias. Se certifica la automatización que funge como filtro transaccional (ETL de código fuente) previo a la integración en la rama principal.</w:t>
+        <w:t>Documentar la entrega y maduración final del flujo de trabajo de la Plataforma de Inteligencia Analítica (MUSEMS) bajo la óptica de Transformación (ETL de Integración Continua) y Seguridad (DevSecOps). Este documento cierra el ciclo operativo acreditando un estado de cero vulnerabilidades y una automatización transaccional 100% robusta.</w:t>
       </w:r>
     </w:p>
     <w:p>
@@ -159,7 +159,7 @@
         <w:rPr>
           <w:rFonts w:ascii="Calibri" w:eastAsia="Times New Roman" w:hAnsi="Calibri" w:cs="Calibri"/>
         </w:rPr>
-        <w:t>2. Resultados Consolidados de Junio (DevSecOps)</w:t>
+        <w:t>2. Consolidación de Procesos (DevSecOps y ETL de Artefactos)</w:t>
       </w:r>
     </w:p>
     <w:p>
@@ -173,7 +173,7 @@
         <w:rPr>
           <w:rFonts w:ascii="Calibri" w:eastAsia="Times New Roman" w:hAnsi="Calibri" w:cs="Calibri"/>
         </w:rPr>
-        <w:t>2.1 Orquestación del Pipeline de Seguridad (Issue #57)</w:t>
+        <w:t>2.1 Aprobación de Seguridad de Software</w:t>
       </w:r>
     </w:p>
     <w:p>
@@ -191,7 +191,7 @@
           <w:sz w:val="22"/>
           <w:szCs w:val="22"/>
         </w:rPr>
-        <w:t>Para fortalecer la ingesta y extracción segura de artefactos en los repositorios institucionales, se diseñó e integró un *Workflow* automatizado apoyado en GitHub Actions (</w:t>
+        <w:t xml:space="preserve">El hito definitivo para el pase a producción ha sido la validación de las compuertas de seguridad (*Shift-Left*). Se hace constar que el ciclo de análisis automático (SAST y SCA a través de </w:t>
       </w:r>
       <w:r>
         <w:rPr>
@@ -205,7 +205,38 @@
           <w:sz w:val="22"/>
           <w:szCs w:val="22"/>
         </w:rPr>
-        <w:t>). Esta línea de ensamblaje actúa sobre todo intento de *Pull Request*, analizando estática y composicionalmente el código antes de autorizar su consolidación.</w:t>
+        <w:t xml:space="preserve">) ejecutado sobre todo código propuesto hacia </w:t>
+      </w:r>
+      <w:r>
+        <w:rPr>
+          <w:rStyle w:val="CdigoHTML"/>
+        </w:rPr>
+        <w:t>main</w:t>
+      </w:r>
+      <w:r>
+        <w:rPr>
+          <w:rFonts w:ascii="Calibri" w:hAnsi="Calibri" w:cs="Calibri"/>
+          <w:sz w:val="22"/>
+          <w:szCs w:val="22"/>
+        </w:rPr>
+        <w:t xml:space="preserve"> ha concluido con un dictamen de </w:t>
+      </w:r>
+      <w:r>
+        <w:rPr>
+          <w:rStyle w:val="Fuerte"/>
+          <w:rFonts w:ascii="Calibri" w:hAnsi="Calibri" w:cs="Calibri"/>
+          <w:sz w:val="22"/>
+          <w:szCs w:val="22"/>
+        </w:rPr>
+        <w:t>APROBADO</w:t>
+      </w:r>
+      <w:r>
+        <w:rPr>
+          <w:rFonts w:ascii="Calibri" w:hAnsi="Calibri" w:cs="Calibri"/>
+          <w:sz w:val="22"/>
+          <w:szCs w:val="22"/>
+        </w:rPr>
+        <w:t>. Se eliminaron hallazgos medios y altos identificados en semanas previas, blindando la base de código contra debilidades criptográficas, inyección de datos e importación de librerías obsoletas.</w:t>
       </w:r>
     </w:p>
     <w:p>
@@ -219,7 +250,19 @@
         <w:rPr>
           <w:rFonts w:ascii="Calibri" w:eastAsia="Times New Roman" w:hAnsi="Calibri" w:cs="Calibri"/>
         </w:rPr>
-        <w:t>2.2 Transformación y Curación de Código (SAST y SCA)</w:t>
+        <w:t>2.2 ETL Documental Automatizado (</w:t>
+      </w:r>
+      <w:r>
+        <w:rPr>
+          <w:rStyle w:val="CdigoHTML"/>
+        </w:rPr>
+        <w:t>generate_docs.py</w:t>
+      </w:r>
+      <w:r>
+        <w:rPr>
+          <w:rFonts w:ascii="Calibri" w:eastAsia="Times New Roman" w:hAnsi="Calibri" w:cs="Calibri"/>
+        </w:rPr>
+        <w:t>)</w:t>
       </w:r>
     </w:p>
     <w:p>
@@ -237,7 +280,162 @@
           <w:sz w:val="22"/>
           <w:szCs w:val="22"/>
         </w:rPr>
-        <w:t>Se incorporaron las siguientes herramientas de análisis para extraer anomalías (bugs, vulnerabilidades) desde el repositorio:</w:t>
+        <w:t xml:space="preserve">Más allá de la transformación de datos (ELT Oracle), en esta etapa final de *Handover* se conceptualizó un ETL de conocimiento corporativo. El script </w:t>
+      </w:r>
+      <w:r>
+        <w:rPr>
+          <w:rStyle w:val="CdigoHTML"/>
+        </w:rPr>
+        <w:t>generate_docs.py</w:t>
+      </w:r>
+      <w:r>
+        <w:rPr>
+          <w:rFonts w:ascii="Calibri" w:hAnsi="Calibri" w:cs="Calibri"/>
+          <w:sz w:val="22"/>
+          <w:szCs w:val="22"/>
+        </w:rPr>
+        <w:t xml:space="preserve"> opera extrayendo contenido crudo en Markdown, transformando los diagramas relacionales (Mermaid) e inyectando binarios Base64 de imágenes, para finalmente cargar (Load) artefactos perfectos en formatos </w:t>
+      </w:r>
+      <w:r>
+        <w:rPr>
+          <w:rStyle w:val="CdigoHTML"/>
+        </w:rPr>
+        <w:t>.docx</w:t>
+      </w:r>
+      <w:r>
+        <w:rPr>
+          <w:rFonts w:ascii="Calibri" w:hAnsi="Calibri" w:cs="Calibri"/>
+          <w:sz w:val="22"/>
+          <w:szCs w:val="22"/>
+        </w:rPr>
+        <w:t xml:space="preserve"> y </w:t>
+      </w:r>
+      <w:r>
+        <w:rPr>
+          <w:rStyle w:val="CdigoHTML"/>
+        </w:rPr>
+        <w:t>.pdf</w:t>
+      </w:r>
+      <w:r>
+        <w:rPr>
+          <w:rFonts w:ascii="Calibri" w:hAnsi="Calibri" w:cs="Calibri"/>
+          <w:sz w:val="22"/>
+          <w:szCs w:val="22"/>
+        </w:rPr>
+        <w:t xml:space="preserve"> listos para impresión y firmas.</w:t>
+      </w:r>
+    </w:p>
+    <w:p>
+      <w:pPr>
+        <w:pStyle w:val="Ttulo2"/>
+        <w:rPr>
+          <w:rFonts w:ascii="Calibri" w:eastAsia="Times New Roman" w:hAnsi="Calibri" w:cs="Calibri"/>
+        </w:rPr>
+      </w:pPr>
+      <w:r>
+        <w:rPr>
+          <w:rFonts w:ascii="Calibri" w:eastAsia="Times New Roman" w:hAnsi="Calibri" w:cs="Calibri"/>
+        </w:rPr>
+        <w:t>3. Consideraciones Finales (Continuidad)</w:t>
+      </w:r>
+    </w:p>
+    <w:p>
+      <w:pPr>
+        <w:pStyle w:val="NormalWeb"/>
+        <w:rPr>
+          <w:rFonts w:ascii="Calibri" w:hAnsi="Calibri" w:cs="Calibri"/>
+          <w:sz w:val="22"/>
+          <w:szCs w:val="22"/>
+        </w:rPr>
+      </w:pPr>
+      <w:r>
+        <w:rPr>
+          <w:rFonts w:ascii="Calibri" w:hAnsi="Calibri" w:cs="Calibri"/>
+          <w:sz w:val="22"/>
+          <w:szCs w:val="22"/>
+        </w:rPr>
+        <w:t xml:space="preserve">Se transmite al equipo receptor la directriz de jamás omitir las comprobaciones del *Pipeline* de GitHub Actions. Si un nuevo desarrollo arroja </w:t>
+      </w:r>
+      <w:r>
+        <w:rPr>
+          <w:rStyle w:val="CdigoHTML"/>
+        </w:rPr>
+        <w:t>exit 1</w:t>
+      </w:r>
+      <w:r>
+        <w:rPr>
+          <w:rFonts w:ascii="Calibri" w:hAnsi="Calibri" w:cs="Calibri"/>
+          <w:sz w:val="22"/>
+          <w:szCs w:val="22"/>
+        </w:rPr>
+        <w:t xml:space="preserve"> en auditoría de código (</w:t>
+      </w:r>
+      <w:r>
+        <w:rPr>
+          <w:rStyle w:val="CdigoHTML"/>
+        </w:rPr>
+        <w:t>semgrep</w:t>
+      </w:r>
+      <w:r>
+        <w:rPr>
+          <w:rFonts w:ascii="Calibri" w:hAnsi="Calibri" w:cs="Calibri"/>
+          <w:sz w:val="22"/>
+          <w:szCs w:val="22"/>
+        </w:rPr>
+        <w:t xml:space="preserve"> / </w:t>
+      </w:r>
+      <w:r>
+        <w:rPr>
+          <w:rStyle w:val="CdigoHTML"/>
+        </w:rPr>
+        <w:t xml:space="preserve">npm </w:t>
+      </w:r>
+      <w:r>
+        <w:rPr>
+          <w:rStyle w:val="CdigoHTML"/>
+        </w:rPr>
+        <w:lastRenderedPageBreak/>
+        <w:t>audit</w:t>
+      </w:r>
+      <w:r>
+        <w:rPr>
+          <w:rFonts w:ascii="Calibri" w:hAnsi="Calibri" w:cs="Calibri"/>
+          <w:sz w:val="22"/>
+          <w:szCs w:val="22"/>
+        </w:rPr>
+        <w:t>), debe detenerse inmediatamente la integración y corregirse el origen. Se delega al equipo la responsabilidad de extender las políticas de ciberseguridad hacia el contenedor de despliegue Docker (*Container Scanning*) en la siguiente fase de madurez.</w:t>
+      </w:r>
+    </w:p>
+    <w:p>
+      <w:pPr>
+        <w:pStyle w:val="Ttulo2"/>
+        <w:rPr>
+          <w:rFonts w:ascii="Calibri" w:eastAsia="Times New Roman" w:hAnsi="Calibri" w:cs="Calibri"/>
+        </w:rPr>
+      </w:pPr>
+      <w:r>
+        <w:rPr>
+          <w:rFonts w:ascii="Calibri" w:eastAsia="Times New Roman" w:hAnsi="Calibri" w:cs="Calibri"/>
+        </w:rPr>
+        <w:t>4. Inventario de Entregables Finales (Handover Tecnológico)</w:t>
+      </w:r>
+    </w:p>
+    <w:p>
+      <w:pPr>
+        <w:pStyle w:val="NormalWeb"/>
+        <w:rPr>
+          <w:rFonts w:ascii="Calibri" w:hAnsi="Calibri" w:cs="Calibri"/>
+          <w:sz w:val="22"/>
+          <w:szCs w:val="22"/>
+        </w:rPr>
+      </w:pPr>
+      <w:r>
+        <w:rPr>
+          <w:rFonts w:ascii="Calibri" w:hAnsi="Calibri" w:cs="Calibri"/>
+          <w:sz w:val="22"/>
+          <w:szCs w:val="22"/>
+        </w:rPr>
+        <w:t>Como acta que formaliza la entrega de los mecanismos de integración, seguridad e infraestructura, se ceden los siguientes componentes corporativos:</w:t>
       </w:r>
     </w:p>
     <w:p>
@@ -255,48 +453,28 @@
       </w:pPr>
       <w:r>
         <w:rPr>
+          <w:rFonts w:ascii="Calibri" w:eastAsia="Times New Roman" w:hAnsi="Calibri" w:cs="Calibri"/>
+          <w:sz w:val="22"/>
+          <w:szCs w:val="22"/>
+        </w:rPr>
+        <w:t xml:space="preserve">Entregable CMMI (05) </w:t>
+      </w:r>
+      <w:r>
+        <w:rPr>
           <w:rStyle w:val="Fuerte"/>
           <w:rFonts w:ascii="Calibri" w:eastAsia="Times New Roman" w:hAnsi="Calibri" w:cs="Calibri"/>
           <w:sz w:val="22"/>
           <w:szCs w:val="22"/>
         </w:rPr>
-        <w:t>SAST (Análisis Estático):</w:t>
-      </w:r>
-      <w:r>
-        <w:rPr>
-          <w:rFonts w:ascii="Calibri" w:eastAsia="Times New Roman" w:hAnsi="Calibri" w:cs="Calibri"/>
-          <w:sz w:val="22"/>
-          <w:szCs w:val="22"/>
-        </w:rPr>
-        <w:t xml:space="preserve"> Integración de motores </w:t>
-      </w:r>
-      <w:r>
-        <w:rPr>
-          <w:rStyle w:val="CdigoHTML"/>
-        </w:rPr>
-        <w:t>bandit</w:t>
-      </w:r>
-      <w:r>
-        <w:rPr>
-          <w:rFonts w:ascii="Calibri" w:eastAsia="Times New Roman" w:hAnsi="Calibri" w:cs="Calibri"/>
-          <w:sz w:val="22"/>
-          <w:szCs w:val="22"/>
-        </w:rPr>
-        <w:t xml:space="preserve"> (para vulnerabilidades específicas de Python) y </w:t>
-      </w:r>
-      <w:r>
-        <w:rPr>
-          <w:rStyle w:val="CdigoHTML"/>
-        </w:rPr>
-        <w:t>semgrep</w:t>
-      </w:r>
-      <w:r>
-        <w:rPr>
-          <w:rFonts w:ascii="Calibri" w:eastAsia="Times New Roman" w:hAnsi="Calibri" w:cs="Calibri"/>
-          <w:sz w:val="22"/>
-          <w:szCs w:val="22"/>
-        </w:rPr>
-        <w:t xml:space="preserve"> (motor multi-lenguaje) configurados para escanear en paralelo.</w:t>
+        <w:t>Análisis de Vulnerabilidades</w:t>
+      </w:r>
+      <w:r>
+        <w:rPr>
+          <w:rFonts w:ascii="Calibri" w:eastAsia="Times New Roman" w:hAnsi="Calibri" w:cs="Calibri"/>
+          <w:sz w:val="22"/>
+          <w:szCs w:val="22"/>
+        </w:rPr>
+        <w:t>, refrendado con dictamen formal de "APROBADO".</w:t>
       </w:r>
     </w:p>
     <w:p>
@@ -314,144 +492,35 @@
       </w:pPr>
       <w:r>
         <w:rPr>
+          <w:rFonts w:ascii="Calibri" w:eastAsia="Times New Roman" w:hAnsi="Calibri" w:cs="Calibri"/>
+          <w:sz w:val="22"/>
+          <w:szCs w:val="22"/>
+        </w:rPr>
+        <w:t xml:space="preserve">Entregable CMMI (14) </w:t>
+      </w:r>
+      <w:r>
+        <w:rPr>
           <w:rStyle w:val="Fuerte"/>
           <w:rFonts w:ascii="Calibri" w:eastAsia="Times New Roman" w:hAnsi="Calibri" w:cs="Calibri"/>
           <w:sz w:val="22"/>
           <w:szCs w:val="22"/>
         </w:rPr>
-        <w:t>SCA (Análisis de Composición):</w:t>
-      </w:r>
-      <w:r>
-        <w:rPr>
-          <w:rFonts w:ascii="Calibri" w:eastAsia="Times New Roman" w:hAnsi="Calibri" w:cs="Calibri"/>
-          <w:sz w:val="22"/>
-          <w:szCs w:val="22"/>
-        </w:rPr>
-        <w:t xml:space="preserve"> Se adoptaron escáneres dependientes </w:t>
-      </w:r>
-      <w:r>
-        <w:rPr>
-          <w:rStyle w:val="CdigoHTML"/>
-        </w:rPr>
-        <w:t>pip-audit</w:t>
-      </w:r>
-      <w:r>
-        <w:rPr>
-          <w:rFonts w:ascii="Calibri" w:eastAsia="Times New Roman" w:hAnsi="Calibri" w:cs="Calibri"/>
-          <w:sz w:val="22"/>
-          <w:szCs w:val="22"/>
-        </w:rPr>
-        <w:t xml:space="preserve"> y </w:t>
-      </w:r>
-      <w:r>
-        <w:rPr>
-          <w:rStyle w:val="CdigoHTML"/>
-        </w:rPr>
-        <w:t>npm audit</w:t>
-      </w:r>
-      <w:r>
-        <w:rPr>
-          <w:rFonts w:ascii="Calibri" w:eastAsia="Times New Roman" w:hAnsi="Calibri" w:cs="Calibri"/>
-          <w:sz w:val="22"/>
-          <w:szCs w:val="22"/>
-        </w:rPr>
-        <w:t xml:space="preserve"> para extraer manifiestos (</w:t>
-      </w:r>
-      <w:r>
-        <w:rPr>
-          <w:rStyle w:val="CdigoHTML"/>
-        </w:rPr>
-        <w:t>requirements.txt</w:t>
-      </w:r>
-      <w:r>
-        <w:rPr>
-          <w:rFonts w:ascii="Calibri" w:eastAsia="Times New Roman" w:hAnsi="Calibri" w:cs="Calibri"/>
-          <w:sz w:val="22"/>
-          <w:szCs w:val="22"/>
-        </w:rPr>
-        <w:t xml:space="preserve">, </w:t>
-      </w:r>
-      <w:r>
-        <w:rPr>
-          <w:rStyle w:val="CdigoHTML"/>
-        </w:rPr>
-        <w:t>package.json</w:t>
-      </w:r>
-      <w:r>
-        <w:rPr>
-          <w:rFonts w:ascii="Calibri" w:eastAsia="Times New Roman" w:hAnsi="Calibri" w:cs="Calibri"/>
-          <w:sz w:val="22"/>
-          <w:szCs w:val="22"/>
-        </w:rPr>
-        <w:t>) y validarlos contra bases de datos públicas de CVEs.</w:t>
-      </w:r>
-    </w:p>
-    <w:p>
-      <w:pPr>
-        <w:pStyle w:val="Ttulo3"/>
-        <w:rPr>
-          <w:rFonts w:ascii="Calibri" w:eastAsia="Times New Roman" w:hAnsi="Calibri" w:cs="Calibri"/>
-        </w:rPr>
-      </w:pPr>
-      <w:r>
-        <w:rPr>
-          <w:rFonts w:ascii="Calibri" w:eastAsia="Times New Roman" w:hAnsi="Calibri" w:cs="Calibri"/>
-        </w:rPr>
-        <w:t>2.3 Políticas de Ingesta (Branch Protection)</w:t>
-      </w:r>
-    </w:p>
-    <w:p>
-      <w:pPr>
-        <w:pStyle w:val="NormalWeb"/>
-        <w:rPr>
-          <w:rFonts w:ascii="Calibri" w:hAnsi="Calibri" w:cs="Calibri"/>
-          <w:sz w:val="22"/>
-          <w:szCs w:val="22"/>
-        </w:rPr>
-      </w:pPr>
-      <w:r>
-        <w:rPr>
-          <w:rFonts w:ascii="Calibri" w:hAnsi="Calibri" w:cs="Calibri"/>
-          <w:sz w:val="22"/>
-          <w:szCs w:val="22"/>
-        </w:rPr>
-        <w:lastRenderedPageBreak/>
-        <w:t xml:space="preserve">El pipeline impuso como regla inquebrantable que el descubrimiento de vulnerabilidades *Críticas* o de severidad *Alta* retorne de inmediato un código </w:t>
-      </w:r>
-      <w:r>
-        <w:rPr>
-          <w:rStyle w:val="CdigoHTML"/>
-        </w:rPr>
-        <w:t>exit 1</w:t>
-      </w:r>
-      <w:r>
-        <w:rPr>
-          <w:rFonts w:ascii="Calibri" w:hAnsi="Calibri" w:cs="Calibri"/>
-          <w:sz w:val="22"/>
-          <w:szCs w:val="22"/>
-        </w:rPr>
-        <w:t>. Esta señal interactúa nativamente con las protecciones de GitHub para impedir la mezcla (Merge) de código degradado, logrando un control de calidad "Shift-Left".</w:t>
-      </w:r>
-    </w:p>
-    <w:p>
-      <w:pPr>
-        <w:pStyle w:val="Ttulo2"/>
-        <w:rPr>
-          <w:rFonts w:ascii="Calibri" w:eastAsia="Times New Roman" w:hAnsi="Calibri" w:cs="Calibri"/>
-        </w:rPr>
-      </w:pPr>
-      <w:r>
-        <w:rPr>
-          <w:rFonts w:ascii="Calibri" w:eastAsia="Times New Roman" w:hAnsi="Calibri" w:cs="Calibri"/>
-        </w:rPr>
-        <w:t>3. Riesgos, Mitigaciones y Excepciones</w:t>
+        <w:t>Matriz de Rastreo y Trazabilidad</w:t>
+      </w:r>
+      <w:r>
+        <w:rPr>
+          <w:rFonts w:ascii="Calibri" w:eastAsia="Times New Roman" w:hAnsi="Calibri" w:cs="Calibri"/>
+          <w:sz w:val="22"/>
+          <w:szCs w:val="22"/>
+        </w:rPr>
+        <w:t>, generada de manera inmutable bajo un resumen ejecutivo de alta disponibilidad.</w:t>
       </w:r>
     </w:p>
     <w:p>
       <w:pPr>
         <w:numPr>
           <w:ilvl w:val="0"/>
-          <w:numId w:val="2"/>
+          <w:numId w:val="1"/>
         </w:numPr>
         <w:spacing w:before="100" w:beforeAutospacing="1" w:after="100" w:afterAutospacing="1"/>
         <w:rPr>
@@ -462,51 +531,28 @@
       </w:pPr>
       <w:r>
         <w:rPr>
+          <w:rFonts w:ascii="Calibri" w:eastAsia="Times New Roman" w:hAnsi="Calibri" w:cs="Calibri"/>
+          <w:sz w:val="22"/>
+          <w:szCs w:val="22"/>
+        </w:rPr>
+        <w:t xml:space="preserve">Entregable CMMI (07) </w:t>
+      </w:r>
+      <w:r>
+        <w:rPr>
           <w:rStyle w:val="Fuerte"/>
           <w:rFonts w:ascii="Calibri" w:eastAsia="Times New Roman" w:hAnsi="Calibri" w:cs="Calibri"/>
           <w:sz w:val="22"/>
           <w:szCs w:val="22"/>
         </w:rPr>
-        <w:t>Riesgo:</w:t>
-      </w:r>
-      <w:r>
-        <w:rPr>
-          <w:rFonts w:ascii="Calibri" w:eastAsia="Times New Roman" w:hAnsi="Calibri" w:cs="Calibri"/>
-          <w:sz w:val="22"/>
-          <w:szCs w:val="22"/>
-        </w:rPr>
-        <w:t xml:space="preserve"> Posible fatiga por falsos positivos o bloqueos de rutinas propias del equipo (ej. librerías de test o sintaxis ambigua capturada por semgrep).</w:t>
-      </w:r>
-    </w:p>
-    <w:p>
-      <w:pPr>
-        <w:numPr>
-          <w:ilvl w:val="0"/>
-          <w:numId w:val="2"/>
-        </w:numPr>
-        <w:spacing w:before="100" w:beforeAutospacing="1" w:after="100" w:afterAutospacing="1"/>
-        <w:rPr>
-          <w:rFonts w:ascii="Calibri" w:eastAsia="Times New Roman" w:hAnsi="Calibri" w:cs="Calibri"/>
-          <w:sz w:val="22"/>
-          <w:szCs w:val="22"/>
-        </w:rPr>
-      </w:pPr>
-      <w:r>
-        <w:rPr>
-          <w:rStyle w:val="Fuerte"/>
-          <w:rFonts w:ascii="Calibri" w:eastAsia="Times New Roman" w:hAnsi="Calibri" w:cs="Calibri"/>
-          <w:sz w:val="22"/>
-          <w:szCs w:val="22"/>
-        </w:rPr>
-        <w:t>Mitigaciones Adoptadas:</w:t>
-      </w:r>
-      <w:r>
-        <w:rPr>
-          <w:rFonts w:ascii="Calibri" w:eastAsia="Times New Roman" w:hAnsi="Calibri" w:cs="Calibri"/>
-          <w:sz w:val="22"/>
-          <w:szCs w:val="22"/>
-        </w:rPr>
-        <w:t xml:space="preserve"> </w:t>
+        <w:t>Memoria Técnica y Manual de Instalación</w:t>
+      </w:r>
+      <w:r>
+        <w:rPr>
+          <w:rFonts w:ascii="Calibri" w:eastAsia="Times New Roman" w:hAnsi="Calibri" w:cs="Calibri"/>
+          <w:sz w:val="22"/>
+          <w:szCs w:val="22"/>
+        </w:rPr>
+        <w:t>, garantizando que el equipo entrante posee la llave para regenerar los *environments* completos.</w:t>
       </w:r>
     </w:p>
     <w:p>
@@ -524,195 +570,7 @@
           <w:sz w:val="22"/>
           <w:szCs w:val="22"/>
         </w:rPr>
-        <w:t xml:space="preserve">- Se instruyó el uso de </w:t>
-      </w:r>
-      <w:r>
-        <w:rPr>
-          <w:rStyle w:val="CdigoHTML"/>
-        </w:rPr>
-        <w:t>--production</w:t>
-      </w:r>
-      <w:r>
-        <w:rPr>
-          <w:rFonts w:ascii="Calibri" w:hAnsi="Calibri" w:cs="Calibri"/>
-          <w:sz w:val="22"/>
-          <w:szCs w:val="22"/>
-        </w:rPr>
-        <w:t xml:space="preserve"> o </w:t>
-      </w:r>
-      <w:r>
-        <w:rPr>
-          <w:rStyle w:val="CdigoHTML"/>
-        </w:rPr>
-        <w:t>--omit=dev</w:t>
-      </w:r>
-      <w:r>
-        <w:rPr>
-          <w:rFonts w:ascii="Calibri" w:hAnsi="Calibri" w:cs="Calibri"/>
-          <w:sz w:val="22"/>
-          <w:szCs w:val="22"/>
-        </w:rPr>
-        <w:t xml:space="preserve"> para </w:t>
-      </w:r>
-      <w:r>
-        <w:rPr>
-          <w:rStyle w:val="CdigoHTML"/>
-        </w:rPr>
-        <w:t>npm audit</w:t>
-      </w:r>
-      <w:r>
-        <w:rPr>
-          <w:rFonts w:ascii="Calibri" w:hAnsi="Calibri" w:cs="Calibri"/>
-          <w:sz w:val="22"/>
-          <w:szCs w:val="22"/>
-        </w:rPr>
-        <w:t>.</w:t>
-      </w:r>
-    </w:p>
-    <w:p>
-      <w:pPr>
-        <w:pStyle w:val="NormalWeb"/>
-        <w:rPr>
-          <w:rFonts w:ascii="Calibri" w:hAnsi="Calibri" w:cs="Calibri"/>
-          <w:sz w:val="22"/>
-          <w:szCs w:val="22"/>
-        </w:rPr>
-      </w:pPr>
-      <w:r>
-        <w:rPr>
-          <w:rFonts w:ascii="Calibri" w:hAnsi="Calibri" w:cs="Calibri"/>
-          <w:sz w:val="22"/>
-          <w:szCs w:val="22"/>
-        </w:rPr>
-        <w:t xml:space="preserve">- Se recomendó mantener actualizado un archivo </w:t>
-      </w:r>
-      <w:r>
-        <w:rPr>
-          <w:rStyle w:val="CdigoHTML"/>
-        </w:rPr>
-        <w:t>.semgrepignore</w:t>
-      </w:r>
-      <w:r>
-        <w:rPr>
-          <w:rFonts w:ascii="Calibri" w:hAnsi="Calibri" w:cs="Calibri"/>
-          <w:sz w:val="22"/>
-          <w:szCs w:val="22"/>
-        </w:rPr>
-        <w:t xml:space="preserve"> para establecer exclusiones controladas y permitir el flujo sano de las liberaciones urgentes sin romper la directriz normativa de la plataforma.</w:t>
-      </w:r>
-    </w:p>
-    <w:p>
-      <w:pPr>
-        <w:pStyle w:val="Ttulo2"/>
-        <w:rPr>
-          <w:rFonts w:ascii="Calibri" w:eastAsia="Times New Roman" w:hAnsi="Calibri" w:cs="Calibri"/>
-        </w:rPr>
-      </w:pPr>
-      <w:r>
-        <w:rPr>
-          <w:rFonts w:ascii="Calibri" w:eastAsia="Times New Roman" w:hAnsi="Calibri" w:cs="Calibri"/>
-        </w:rPr>
-        <w:t>4. Próximos Pasos (Posteriores a Junio)</w:t>
-      </w:r>
-    </w:p>
-    <w:p>
-      <w:pPr>
-        <w:numPr>
-          <w:ilvl w:val="0"/>
-          <w:numId w:val="3"/>
-        </w:numPr>
-        <w:spacing w:before="100" w:beforeAutospacing="1" w:after="100" w:afterAutospacing="1"/>
-        <w:rPr>
-          <w:rFonts w:ascii="Calibri" w:eastAsia="Times New Roman" w:hAnsi="Calibri" w:cs="Calibri"/>
-          <w:sz w:val="22"/>
-          <w:szCs w:val="22"/>
-        </w:rPr>
-      </w:pPr>
-      <w:r>
-        <w:rPr>
-          <w:rFonts w:ascii="Calibri" w:eastAsia="Times New Roman" w:hAnsi="Calibri" w:cs="Calibri"/>
-          <w:sz w:val="22"/>
-          <w:szCs w:val="22"/>
-        </w:rPr>
-        <w:t>Iniciar la ejecución productiva del pipeline en la rama *main* e instruir a los equipos de desarrollo sobre el proceso de corrección temprana de bloqueos mediante la lectura de *logs*.</w:t>
-      </w:r>
-    </w:p>
-    <w:p>
-      <w:pPr>
-        <w:numPr>
-          <w:ilvl w:val="0"/>
-          <w:numId w:val="3"/>
-        </w:numPr>
-        <w:spacing w:before="100" w:beforeAutospacing="1" w:after="100" w:afterAutospacing="1"/>
-        <w:rPr>
-          <w:rFonts w:ascii="Calibri" w:eastAsia="Times New Roman" w:hAnsi="Calibri" w:cs="Calibri"/>
-          <w:sz w:val="22"/>
-          <w:szCs w:val="22"/>
-        </w:rPr>
-      </w:pPr>
-      <w:r>
-        <w:rPr>
-          <w:rFonts w:ascii="Calibri" w:eastAsia="Times New Roman" w:hAnsi="Calibri" w:cs="Calibri"/>
-          <w:sz w:val="22"/>
-          <w:szCs w:val="22"/>
-        </w:rPr>
-        <w:t>Extender en un futuro estas validaciones estructurales al contenedor Docker construido (*Container Scanning*) antes del despliegue físico.</w:t>
-      </w:r>
-    </w:p>
-    <w:p>
-      <w:pPr>
-        <w:rPr>
-          <w:rFonts w:ascii="Calibri" w:eastAsia="Times New Roman" w:hAnsi="Calibri" w:cs="Calibri"/>
-          <w:sz w:val="22"/>
-          <w:szCs w:val="22"/>
-        </w:rPr>
-      </w:pPr>
-      <w:r>
-        <w:rPr>
-          <w:rFonts w:ascii="Calibri" w:eastAsia="Times New Roman" w:hAnsi="Calibri" w:cs="Calibri"/>
-          <w:sz w:val="22"/>
-          <w:szCs w:val="22"/>
-        </w:rPr>
-        <w:pict w14:anchorId="1A57D394">
-          <v:rect id="_x0000_i1026" style="width:0;height:1.5pt" o:hralign="center" o:hrstd="t" o:hr="t" fillcolor="#a0a0a0" stroked="f"/>
-        </w:pict>
-      </w:r>
-    </w:p>
-    <w:p>
-      <w:pPr>
-        <w:pStyle w:val="NormalWeb"/>
-        <w:rPr>
-          <w:rFonts w:ascii="Calibri" w:hAnsi="Calibri" w:cs="Calibri"/>
-          <w:sz w:val="22"/>
-          <w:szCs w:val="22"/>
-        </w:rPr>
-      </w:pPr>
-      <w:r>
-        <w:rPr>
-          <w:rStyle w:val="Fuerte"/>
-          <w:rFonts w:ascii="Calibri" w:hAnsi="Calibri" w:cs="Calibri"/>
-          <w:sz w:val="22"/>
-          <w:szCs w:val="22"/>
-        </w:rPr>
-        <w:t>Comentarios adicionales:</w:t>
-      </w:r>
-    </w:p>
-    <w:p>
-      <w:pPr>
-        <w:pStyle w:val="NormalWeb"/>
-        <w:rPr>
-          <w:rFonts w:ascii="Calibri" w:hAnsi="Calibri" w:cs="Calibri"/>
-          <w:sz w:val="22"/>
-          <w:szCs w:val="22"/>
-        </w:rPr>
-      </w:pPr>
-      <w:r>
-        <w:rPr>
-          <w:rFonts w:ascii="Calibri" w:hAnsi="Calibri" w:cs="Calibri"/>
-          <w:sz w:val="22"/>
-          <w:szCs w:val="22"/>
-        </w:rPr>
-        <w:t>Se cierra el mes de junio completando la matriz de requerimientos operativos, transicionando de una metodología de inspección humana propensa a fallos a una ingesta de código blindada y automatizada.</w:t>
+        <w:t>Con el presente, se testifica que los conductos de despliegue, la barrera de seguridad de código y el flujo de generación documental se transfieren en óptimo estado de operación.</w:t>
       </w:r>
     </w:p>
     <w:sectPr>
@@ -728,9 +586,9 @@
 <file path=word/numbering.xml><?xml version="1.0" encoding="utf-8"?>
 <w:numbering xmlns:wpc="http://schemas.microsoft.com/office/word/2010/wordprocessingCanvas" xmlns:cx="http://schemas.microsoft.com/office/drawing/2014/chartex" xmlns:cx1="http://schemas.microsoft.com/office/drawing/2015/9/8/chartex" xmlns:cx2="http://schemas.microsoft.com/office/drawing/2015/10/21/chartex" xmlns:cx3="http://schemas.microsoft.com/office/drawing/2016/5/9/chartex" xmlns:cx4="http://schemas.microsoft.com/office/drawing/2016/5/10/chartex" xmlns:cx5="http://schemas.microsoft.com/office/drawing/2016/5/11/chartex" xmlns:cx6="http://schemas.microsoft.com/office/drawing/2016/5/12/chartex" xmlns:cx7="http://schemas.microsoft.com/office/drawing/2016/5/13/chartex" xmlns:cx8="http://schemas.microsoft.com/office/drawing/2016/5/14/chartex" xmlns:mc="http://schemas.openxmlformats.org/markup-compatibility/2006" xmlns:aink="http://schemas.microsoft.com/office/drawing/2016/ink" xmlns:am3d="http://schemas.microsoft.com/office/drawing/2017/model3d" xmlns:o="urn:schemas-microsoft-com:office:office" xmlns:oel="http://schemas.microsoft.com/office/2019/extlst" xmlns:r="http://schemas.openxmlformats.org/officeDocument/2006/relationships" xmlns:m="http://schemas.openxmlformats.org/officeDocument/2006/math" xmlns:v="urn:schemas-microsoft-com:vml" xmlns:wp14="http://schemas.microsoft.com/office/word/2010/wordprocessingDrawing" xmlns:wp="http://schemas.openxmlformats.org/drawingml/2006/wordprocessingDrawing" xmlns:w10="urn:schemas-microsoft-com:office:word" xmlns:w="http://schemas.openxmlformats.org/wordprocessingml/2006/main" xmlns:w14="http://schemas.microsoft.com/office/word/2010/wordml" xmlns:w15="http://schemas.microsoft.com/office/word/2012/wordml" xmlns:w16cex="http://schemas.microsoft.com/office/word/2018/wordml/cex" xmlns:w16cid="http://schemas.microsoft.com/office/word/2016/wordml/cid" xmlns:w16="http://schemas.microsoft.com/office/word/2018/wordml" xmlns:w16du="http://schemas.microsoft.com/office/word/2023/wordml/word16du" xmlns:w16sdtdh="http://schemas.microsoft.com/office/word/2020/wordml/sdtdatahash" xmlns:w16sdtfl="http://schemas.microsoft.com/office/word/2024/wordml/sdtformatlock" xmlns:w16se="http://schemas.microsoft.com/office/word/2015/wordml/symex" xmlns:wpg="http://schemas.microsoft.com/office/word/2010/wordprocessingGroup" xmlns:wpi="http://schemas.microsoft.com/office/word/2010/wordprocessingInk" xmlns:wne="http://schemas.microsoft.com/office/word/2006/wordml" xmlns:wps="http://schemas.microsoft.com/office/word/2010/wordprocessingShape" mc:Ignorable="w14 w15 w16se w16cid w16 w16cex w16sdtdh w16sdtfl w16du wp14">
   <w:abstractNum w:abstractNumId="0" w15:restartNumberingAfterBreak="0">
-    <w:nsid w:val="03127466"/>
+    <w:nsid w:val="7BD03B0A"/>
     <w:multiLevelType w:val="multilevel"/>
-    <w:tmpl w:val="9B582884"/>
+    <w:tmpl w:val="F042D3EC"/>
     <w:lvl w:ilvl="0">
       <w:start w:val="1"/>
       <w:numFmt w:val="bullet"/>
@@ -876,311 +734,7 @@
       </w:rPr>
     </w:lvl>
   </w:abstractNum>
-  <w:abstractNum w:abstractNumId="1" w15:restartNumberingAfterBreak="0">
-    <w:nsid w:val="24727106"/>
-    <w:multiLevelType w:val="multilevel"/>
-    <w:tmpl w:val="D478B1BC"/>
-    <w:lvl w:ilvl="0">
-      <w:start w:val="1"/>
-      <w:numFmt w:val="bullet"/>
-      <w:lvlText w:val=""/>
-      <w:lvlJc w:val="left"/>
-      <w:pPr>
-        <w:tabs>
-          <w:tab w:val="num" w:pos="720"/>
-        </w:tabs>
-        <w:ind w:left="720" w:hanging="360"/>
-      </w:pPr>
-      <w:rPr>
-        <w:rFonts w:ascii="Symbol" w:hAnsi="Symbol" w:hint="default"/>
-        <w:sz w:val="20"/>
-      </w:rPr>
-    </w:lvl>
-    <w:lvl w:ilvl="1" w:tentative="1">
-      <w:start w:val="1"/>
-      <w:numFmt w:val="bullet"/>
-      <w:lvlText w:val="o"/>
-      <w:lvlJc w:val="left"/>
-      <w:pPr>
-        <w:tabs>
-          <w:tab w:val="num" w:pos="1440"/>
-        </w:tabs>
-        <w:ind w:left="1440" w:hanging="360"/>
-      </w:pPr>
-      <w:rPr>
-        <w:rFonts w:ascii="Courier New" w:hAnsi="Courier New" w:hint="default"/>
-        <w:sz w:val="20"/>
-      </w:rPr>
-    </w:lvl>
-    <w:lvl w:ilvl="2" w:tentative="1">
-      <w:start w:val="1"/>
-      <w:numFmt w:val="bullet"/>
-      <w:lvlText w:val=""/>
-      <w:lvlJc w:val="left"/>
-      <w:pPr>
-        <w:tabs>
-          <w:tab w:val="num" w:pos="2160"/>
-        </w:tabs>
-        <w:ind w:left="2160" w:hanging="360"/>
-      </w:pPr>
-      <w:rPr>
-        <w:rFonts w:ascii="Wingdings" w:hAnsi="Wingdings" w:hint="default"/>
-        <w:sz w:val="20"/>
-      </w:rPr>
-    </w:lvl>
-    <w:lvl w:ilvl="3" w:tentative="1">
-      <w:start w:val="1"/>
-      <w:numFmt w:val="bullet"/>
-      <w:lvlText w:val=""/>
-      <w:lvlJc w:val="left"/>
-      <w:pPr>
-        <w:tabs>
-          <w:tab w:val="num" w:pos="2880"/>
-        </w:tabs>
-        <w:ind w:left="2880" w:hanging="360"/>
-      </w:pPr>
-      <w:rPr>
-        <w:rFonts w:ascii="Wingdings" w:hAnsi="Wingdings" w:hint="default"/>
-        <w:sz w:val="20"/>
-      </w:rPr>
-    </w:lvl>
-    <w:lvl w:ilvl="4" w:tentative="1">
-      <w:start w:val="1"/>
-      <w:numFmt w:val="bullet"/>
-      <w:lvlText w:val=""/>
-      <w:lvlJc w:val="left"/>
-      <w:pPr>
-        <w:tabs>
-          <w:tab w:val="num" w:pos="3600"/>
-        </w:tabs>
-        <w:ind w:left="3600" w:hanging="360"/>
-      </w:pPr>
-      <w:rPr>
-        <w:rFonts w:ascii="Wingdings" w:hAnsi="Wingdings" w:hint="default"/>
-        <w:sz w:val="20"/>
-      </w:rPr>
-    </w:lvl>
-    <w:lvl w:ilvl="5" w:tentative="1">
-      <w:start w:val="1"/>
-      <w:numFmt w:val="bullet"/>
-      <w:lvlText w:val=""/>
-      <w:lvlJc w:val="left"/>
-      <w:pPr>
-        <w:tabs>
-          <w:tab w:val="num" w:pos="4320"/>
-        </w:tabs>
-        <w:ind w:left="4320" w:hanging="360"/>
-      </w:pPr>
-      <w:rPr>
-        <w:rFonts w:ascii="Wingdings" w:hAnsi="Wingdings" w:hint="default"/>
-        <w:sz w:val="20"/>
-      </w:rPr>
-    </w:lvl>
-    <w:lvl w:ilvl="6" w:tentative="1">
-      <w:start w:val="1"/>
-      <w:numFmt w:val="bullet"/>
-      <w:lvlText w:val=""/>
-      <w:lvlJc w:val="left"/>
-      <w:pPr>
-        <w:tabs>
-          <w:tab w:val="num" w:pos="5040"/>
-        </w:tabs>
-        <w:ind w:left="5040" w:hanging="360"/>
-      </w:pPr>
-      <w:rPr>
-        <w:rFonts w:ascii="Wingdings" w:hAnsi="Wingdings" w:hint="default"/>
-        <w:sz w:val="20"/>
-      </w:rPr>
-    </w:lvl>
-    <w:lvl w:ilvl="7" w:tentative="1">
-      <w:start w:val="1"/>
-      <w:numFmt w:val="bullet"/>
-      <w:lvlText w:val=""/>
-      <w:lvlJc w:val="left"/>
-      <w:pPr>
-        <w:tabs>
-          <w:tab w:val="num" w:pos="5760"/>
-        </w:tabs>
-        <w:ind w:left="5760" w:hanging="360"/>
-      </w:pPr>
-      <w:rPr>
-        <w:rFonts w:ascii="Wingdings" w:hAnsi="Wingdings" w:hint="default"/>
-        <w:sz w:val="20"/>
-      </w:rPr>
-    </w:lvl>
-    <w:lvl w:ilvl="8" w:tentative="1">
-      <w:start w:val="1"/>
-      <w:numFmt w:val="bullet"/>
-      <w:lvlText w:val=""/>
-      <w:lvlJc w:val="left"/>
-      <w:pPr>
-        <w:tabs>
-          <w:tab w:val="num" w:pos="6480"/>
-        </w:tabs>
-        <w:ind w:left="6480" w:hanging="360"/>
-      </w:pPr>
-      <w:rPr>
-        <w:rFonts w:ascii="Wingdings" w:hAnsi="Wingdings" w:hint="default"/>
-        <w:sz w:val="20"/>
-      </w:rPr>
-    </w:lvl>
-  </w:abstractNum>
-  <w:abstractNum w:abstractNumId="2" w15:restartNumberingAfterBreak="0">
-    <w:nsid w:val="599858AA"/>
-    <w:multiLevelType w:val="multilevel"/>
-    <w:tmpl w:val="7F86D076"/>
-    <w:lvl w:ilvl="0">
-      <w:start w:val="1"/>
-      <w:numFmt w:val="bullet"/>
-      <w:lvlText w:val=""/>
-      <w:lvlJc w:val="left"/>
-      <w:pPr>
-        <w:tabs>
-          <w:tab w:val="num" w:pos="720"/>
-        </w:tabs>
-        <w:ind w:left="720" w:hanging="360"/>
-      </w:pPr>
-      <w:rPr>
-        <w:rFonts w:ascii="Symbol" w:hAnsi="Symbol" w:hint="default"/>
-        <w:sz w:val="20"/>
-      </w:rPr>
-    </w:lvl>
-    <w:lvl w:ilvl="1" w:tentative="1">
-      <w:start w:val="1"/>
-      <w:numFmt w:val="bullet"/>
-      <w:lvlText w:val="o"/>
-      <w:lvlJc w:val="left"/>
-      <w:pPr>
-        <w:tabs>
-          <w:tab w:val="num" w:pos="1440"/>
-        </w:tabs>
-        <w:ind w:left="1440" w:hanging="360"/>
-      </w:pPr>
-      <w:rPr>
-        <w:rFonts w:ascii="Courier New" w:hAnsi="Courier New" w:hint="default"/>
-        <w:sz w:val="20"/>
-      </w:rPr>
-    </w:lvl>
-    <w:lvl w:ilvl="2" w:tentative="1">
-      <w:start w:val="1"/>
-      <w:numFmt w:val="bullet"/>
-      <w:lvlText w:val=""/>
-      <w:lvlJc w:val="left"/>
-      <w:pPr>
-        <w:tabs>
-          <w:tab w:val="num" w:pos="2160"/>
-        </w:tabs>
-        <w:ind w:left="2160" w:hanging="360"/>
-      </w:pPr>
-      <w:rPr>
-        <w:rFonts w:ascii="Wingdings" w:hAnsi="Wingdings" w:hint="default"/>
-        <w:sz w:val="20"/>
-      </w:rPr>
-    </w:lvl>
-    <w:lvl w:ilvl="3" w:tentative="1">
-      <w:start w:val="1"/>
-      <w:numFmt w:val="bullet"/>
-      <w:lvlText w:val=""/>
-      <w:lvlJc w:val="left"/>
-      <w:pPr>
-        <w:tabs>
-          <w:tab w:val="num" w:pos="2880"/>
-        </w:tabs>
-        <w:ind w:left="2880" w:hanging="360"/>
-      </w:pPr>
-      <w:rPr>
-        <w:rFonts w:ascii="Wingdings" w:hAnsi="Wingdings" w:hint="default"/>
-        <w:sz w:val="20"/>
-      </w:rPr>
-    </w:lvl>
-    <w:lvl w:ilvl="4" w:tentative="1">
-      <w:start w:val="1"/>
-      <w:numFmt w:val="bullet"/>
-      <w:lvlText w:val=""/>
-      <w:lvlJc w:val="left"/>
-      <w:pPr>
-        <w:tabs>
-          <w:tab w:val="num" w:pos="3600"/>
-        </w:tabs>
-        <w:ind w:left="3600" w:hanging="360"/>
-      </w:pPr>
-      <w:rPr>
-        <w:rFonts w:ascii="Wingdings" w:hAnsi="Wingdings" w:hint="default"/>
-        <w:sz w:val="20"/>
-      </w:rPr>
-    </w:lvl>
-    <w:lvl w:ilvl="5" w:tentative="1">
-      <w:start w:val="1"/>
-      <w:numFmt w:val="bullet"/>
-      <w:lvlText w:val=""/>
-      <w:lvlJc w:val="left"/>
-      <w:pPr>
-        <w:tabs>
-          <w:tab w:val="num" w:pos="4320"/>
-        </w:tabs>
-        <w:ind w:left="4320" w:hanging="360"/>
-      </w:pPr>
-      <w:rPr>
-        <w:rFonts w:ascii="Wingdings" w:hAnsi="Wingdings" w:hint="default"/>
-        <w:sz w:val="20"/>
-      </w:rPr>
-    </w:lvl>
-    <w:lvl w:ilvl="6" w:tentative="1">
-      <w:start w:val="1"/>
-      <w:numFmt w:val="bullet"/>
-      <w:lvlText w:val=""/>
-      <w:lvlJc w:val="left"/>
-      <w:pPr>
-        <w:tabs>
-          <w:tab w:val="num" w:pos="5040"/>
-        </w:tabs>
-        <w:ind w:left="5040" w:hanging="360"/>
-      </w:pPr>
-      <w:rPr>
-        <w:rFonts w:ascii="Wingdings" w:hAnsi="Wingdings" w:hint="default"/>
-        <w:sz w:val="20"/>
-      </w:rPr>
-    </w:lvl>
-    <w:lvl w:ilvl="7" w:tentative="1">
-      <w:start w:val="1"/>
-      <w:numFmt w:val="bullet"/>
-      <w:lvlText w:val=""/>
-      <w:lvlJc w:val="left"/>
-      <w:pPr>
-        <w:tabs>
-          <w:tab w:val="num" w:pos="5760"/>
-        </w:tabs>
-        <w:ind w:left="5760" w:hanging="360"/>
-      </w:pPr>
-      <w:rPr>
-        <w:rFonts w:ascii="Wingdings" w:hAnsi="Wingdings" w:hint="default"/>
-        <w:sz w:val="20"/>
-      </w:rPr>
-    </w:lvl>
-    <w:lvl w:ilvl="8" w:tentative="1">
-      <w:start w:val="1"/>
-      <w:numFmt w:val="bullet"/>
-      <w:lvlText w:val=""/>
-      <w:lvlJc w:val="left"/>
-      <w:pPr>
-        <w:tabs>
-          <w:tab w:val="num" w:pos="6480"/>
-        </w:tabs>
-        <w:ind w:left="6480" w:hanging="360"/>
-      </w:pPr>
-      <w:rPr>
-        <w:rFonts w:ascii="Wingdings" w:hAnsi="Wingdings" w:hint="default"/>
-        <w:sz w:val="20"/>
-      </w:rPr>
-    </w:lvl>
-  </w:abstractNum>
-  <w:num w:numId="1" w16cid:durableId="2010214422">
-    <w:abstractNumId w:val="1"/>
-  </w:num>
-  <w:num w:numId="2" w16cid:durableId="2033408696">
-    <w:abstractNumId w:val="2"/>
-  </w:num>
-  <w:num w:numId="3" w16cid:durableId="1835680653">
+  <w:num w:numId="1" w16cid:durableId="1344437441">
     <w:abstractNumId w:val="0"/>
   </w:num>
 </w:numbering>

--- a/05-Mayo-Junio/Entregables/2026-06/05-Informe_Procesos_ETL_ELT_2026-06.docx
+++ b/05-Mayo-Junio/Entregables/2026-06/05-Informe_Procesos_ETL_ELT_2026-06.docx
@@ -13,7 +13,7 @@
         <w:rPr>
           <w:rFonts w:ascii="Calibri" w:eastAsia="Times New Roman" w:hAnsi="Calibri" w:cs="Calibri"/>
         </w:rPr>
-        <w:t>Acta de Cierre: Procesos ETL/ELT y Pipeline DevSecOps</w:t>
+        <w:t>Acta de Cierre: Procesos ETL Documentales, Pipelines CI/CD y DevSecOps Institucional</w:t>
       </w:r>
     </w:p>
     <w:p>
@@ -32,7 +32,7 @@
           <w:sz w:val="22"/>
           <w:szCs w:val="22"/>
         </w:rPr>
-        <w:t>Mes:</w:t>
+        <w:t>Mes de Corte:</w:t>
       </w:r>
       <w:r>
         <w:rPr>
@@ -59,6 +59,33 @@
           <w:sz w:val="22"/>
           <w:szCs w:val="22"/>
         </w:rPr>
+        <w:t>Periodo Abarcado:</w:t>
+      </w:r>
+      <w:r>
+        <w:rPr>
+          <w:rFonts w:ascii="Calibri" w:hAnsi="Calibri" w:cs="Calibri"/>
+          <w:sz w:val="22"/>
+          <w:szCs w:val="22"/>
+        </w:rPr>
+        <w:t xml:space="preserve"> Abril - Mayo - Junio 2026 </w:t>
+      </w:r>
+    </w:p>
+    <w:p>
+      <w:pPr>
+        <w:pStyle w:val="NormalWeb"/>
+        <w:rPr>
+          <w:rFonts w:ascii="Calibri" w:hAnsi="Calibri" w:cs="Calibri"/>
+          <w:sz w:val="22"/>
+          <w:szCs w:val="22"/>
+        </w:rPr>
+      </w:pPr>
+      <w:r>
+        <w:rPr>
+          <w:rStyle w:val="Fuerte"/>
+          <w:rFonts w:ascii="Calibri" w:hAnsi="Calibri" w:cs="Calibri"/>
+          <w:sz w:val="22"/>
+          <w:szCs w:val="22"/>
+        </w:rPr>
         <w:t>Responsable:</w:t>
       </w:r>
       <w:r>
@@ -67,7 +94,7 @@
           <w:sz w:val="22"/>
           <w:szCs w:val="22"/>
         </w:rPr>
-        <w:t xml:space="preserve"> Victor Manuel Lelo de Larea Polanco </w:t>
+        <w:t xml:space="preserve"> Victor Manuel Lelo de Larrea Polanco </w:t>
       </w:r>
     </w:p>
     <w:p>
@@ -94,24 +121,59 @@
           <w:sz w:val="22"/>
           <w:szCs w:val="22"/>
         </w:rPr>
-        <w:t xml:space="preserve"> Coordinación de Proyectos de TI</w:t>
-      </w:r>
-    </w:p>
-    <w:p>
-      <w:pPr>
-        <w:rPr>
-          <w:rFonts w:ascii="Calibri" w:eastAsia="Times New Roman" w:hAnsi="Calibri" w:cs="Calibri"/>
-          <w:sz w:val="22"/>
-          <w:szCs w:val="22"/>
-        </w:rPr>
-      </w:pPr>
-      <w:r>
-        <w:rPr>
-          <w:rFonts w:ascii="Calibri" w:eastAsia="Times New Roman" w:hAnsi="Calibri" w:cs="Calibri"/>
-          <w:sz w:val="22"/>
-          <w:szCs w:val="22"/>
-        </w:rPr>
-        <w:pict w14:anchorId="15A0808D">
+        <w:t xml:space="preserve"> Coordinació</w:t>
+      </w:r>
+      <w:r>
+        <w:rPr>
+          <w:rFonts w:ascii="Calibri" w:hAnsi="Calibri" w:cs="Calibri"/>
+          <w:sz w:val="22"/>
+          <w:szCs w:val="22"/>
+        </w:rPr>
+        <w:t xml:space="preserve">n de Proyectos de TI </w:t>
+      </w:r>
+    </w:p>
+    <w:p>
+      <w:pPr>
+        <w:pStyle w:val="NormalWeb"/>
+        <w:rPr>
+          <w:rFonts w:ascii="Calibri" w:hAnsi="Calibri" w:cs="Calibri"/>
+          <w:sz w:val="22"/>
+          <w:szCs w:val="22"/>
+        </w:rPr>
+      </w:pPr>
+      <w:r>
+        <w:rPr>
+          <w:rStyle w:val="Fuerte"/>
+          <w:rFonts w:ascii="Calibri" w:hAnsi="Calibri" w:cs="Calibri"/>
+          <w:sz w:val="22"/>
+          <w:szCs w:val="22"/>
+        </w:rPr>
+        <w:t>Clasificación:</w:t>
+      </w:r>
+      <w:r>
+        <w:rPr>
+          <w:rFonts w:ascii="Calibri" w:hAnsi="Calibri" w:cs="Calibri"/>
+          <w:sz w:val="22"/>
+          <w:szCs w:val="22"/>
+        </w:rPr>
+        <w:t xml:space="preserve"> Confidencial / Acta de Transferencia Tecnológica Definitiva </w:t>
+      </w:r>
+    </w:p>
+    <w:p>
+      <w:pPr>
+        <w:rPr>
+          <w:rFonts w:ascii="Calibri" w:eastAsia="Times New Roman" w:hAnsi="Calibri" w:cs="Calibri"/>
+          <w:sz w:val="22"/>
+          <w:szCs w:val="22"/>
+        </w:rPr>
+      </w:pPr>
+      <w:r>
+        <w:rPr>
+          <w:rFonts w:ascii="Calibri" w:eastAsia="Times New Roman" w:hAnsi="Calibri" w:cs="Calibri"/>
+          <w:sz w:val="22"/>
+          <w:szCs w:val="22"/>
+        </w:rPr>
+        <w:pict w14:anchorId="43D8617F">
           <v:rect id="_x0000_i1025" style="width:0;height:1.5pt" o:hralign="center" o:hrstd="t" o:hr="t" fillcolor="#a0a0a0" stroked="f"/>
         </w:pict>
       </w:r>
@@ -127,7 +189,7 @@
         <w:rPr>
           <w:rFonts w:ascii="Calibri" w:eastAsia="Times New Roman" w:hAnsi="Calibri" w:cs="Calibri"/>
         </w:rPr>
-        <w:t>1. Objeto del Entregable</w:t>
+        <w:t>1. Declaración Definitiva de Cierre Operativo</w:t>
       </w:r>
     </w:p>
     <w:p>
@@ -145,7 +207,89 @@
           <w:sz w:val="22"/>
           <w:szCs w:val="22"/>
         </w:rPr>
-        <w:t>Documentar la entrega y maduración final del flujo de trabajo de la Plataforma de Inteligencia Analítica (MUSEMS) bajo la óptica de Transformación (ETL de Integración Continua) y Seguridad (DevSecOps). Este documento cierra el ciclo operativo acreditando un estado de cero vulnerabilidades y una automatización transaccional 100% robusta.</w:t>
+        <w:t>El presente entregable actúa como el Acta Definitiva (Master Handover) documentando la arquitectura de ensamblaje automático y las barreras de protección del código entregado. En el desarrollo de software institucional crítico moderno, las líneas de código funcional carecen de valor si no están sujetas a una cadena inmutable de seguridad y de transformación de la calidad (Continuous Integration).</w:t>
+      </w:r>
+    </w:p>
+    <w:p>
+      <w:pPr>
+        <w:pStyle w:val="NormalWeb"/>
+        <w:rPr>
+          <w:rFonts w:ascii="Calibri" w:hAnsi="Calibri" w:cs="Calibri"/>
+          <w:sz w:val="22"/>
+          <w:szCs w:val="22"/>
+        </w:rPr>
+      </w:pPr>
+      <w:r>
+        <w:rPr>
+          <w:rFonts w:ascii="Calibri" w:hAnsi="Calibri" w:cs="Calibri"/>
+          <w:sz w:val="22"/>
+          <w:szCs w:val="22"/>
+        </w:rPr>
+        <w:t xml:space="preserve">Durante estos tres meses, la principal aportación tecnológica a los repositorios </w:t>
+      </w:r>
+      <w:r>
+        <w:rPr>
+          <w:rStyle w:val="CdigoHTML"/>
+        </w:rPr>
+        <w:t>SEP_MUSEMS_PU</w:t>
+      </w:r>
+      <w:r>
+        <w:rPr>
+          <w:rFonts w:ascii="Calibri" w:hAnsi="Calibri" w:cs="Calibri"/>
+          <w:sz w:val="22"/>
+          <w:szCs w:val="22"/>
+        </w:rPr>
+        <w:t xml:space="preserve"> y </w:t>
+      </w:r>
+      <w:r>
+        <w:rPr>
+          <w:rStyle w:val="CdigoHTML"/>
+        </w:rPr>
+        <w:t>py-sep-descarga-vida-saludable</w:t>
+      </w:r>
+      <w:r>
+        <w:rPr>
+          <w:rFonts w:ascii="Calibri" w:hAnsi="Calibri" w:cs="Calibri"/>
+          <w:sz w:val="22"/>
+          <w:szCs w:val="22"/>
+        </w:rPr>
+        <w:t xml:space="preserve"> fue cimentar una cultura de </w:t>
+      </w:r>
+      <w:r>
+        <w:rPr>
+          <w:rStyle w:val="Fuerte"/>
+          <w:rFonts w:ascii="Calibri" w:hAnsi="Calibri" w:cs="Calibri"/>
+          <w:sz w:val="22"/>
+          <w:szCs w:val="22"/>
+        </w:rPr>
+        <w:t>DevSecOps</w:t>
+      </w:r>
+      <w:r>
+        <w:rPr>
+          <w:rFonts w:ascii="Calibri" w:hAnsi="Calibri" w:cs="Calibri"/>
+          <w:sz w:val="22"/>
+          <w:szCs w:val="22"/>
+        </w:rPr>
+        <w:t xml:space="preserve"> intransigente ("Zero-Trust") y automatizar el 100% de la carga documental burocrática mediante herramientas orquestadoras de transformación y carga (ETL). Se entregan hoy componentes auditados que impiden intrínsecamente el despliegue de software que contenga brechas.</w:t>
+      </w:r>
+    </w:p>
+    <w:p>
+      <w:pPr>
+        <w:rPr>
+          <w:rFonts w:ascii="Calibri" w:eastAsia="Times New Roman" w:hAnsi="Calibri" w:cs="Calibri"/>
+          <w:sz w:val="22"/>
+          <w:szCs w:val="22"/>
+        </w:rPr>
+      </w:pPr>
+      <w:r>
+        <w:rPr>
+          <w:rFonts w:ascii="Calibri" w:eastAsia="Times New Roman" w:hAnsi="Calibri" w:cs="Calibri"/>
+          <w:sz w:val="22"/>
+          <w:szCs w:val="22"/>
+        </w:rPr>
+        <w:pict w14:anchorId="5F21311B">
+          <v:rect id="_x0000_i1026" style="width:0;height:1.5pt" o:hralign="center" o:hrstd="t" o:hr="t" fillcolor="#a0a0a0" stroked="f"/>
+        </w:pict>
       </w:r>
     </w:p>
     <w:p>
@@ -159,7 +303,25 @@
         <w:rPr>
           <w:rFonts w:ascii="Calibri" w:eastAsia="Times New Roman" w:hAnsi="Calibri" w:cs="Calibri"/>
         </w:rPr>
-        <w:t>2. Consolidación de Procesos (DevSecOps y ETL de Artefactos)</w:t>
+        <w:t>2. Implementación Integral del Pipeline de Seguridad (Cero Vulnerabilidades)</w:t>
+      </w:r>
+    </w:p>
+    <w:p>
+      <w:pPr>
+        <w:pStyle w:val="NormalWeb"/>
+        <w:rPr>
+          <w:rFonts w:ascii="Calibri" w:hAnsi="Calibri" w:cs="Calibri"/>
+          <w:sz w:val="22"/>
+          <w:szCs w:val="22"/>
+        </w:rPr>
+      </w:pPr>
+      <w:r>
+        <w:rPr>
+          <w:rFonts w:ascii="Calibri" w:hAnsi="Calibri" w:cs="Calibri"/>
+          <w:sz w:val="22"/>
+          <w:szCs w:val="22"/>
+        </w:rPr>
+        <w:t>El ciclo histórico arrancó en abril con el diagnóstico de pasivos tecnológicos de alto impacto, como dependencias obsoletas y manejo de contraseñas de manera nativa sin hashes fuertes. Hoy, se entregan pipelines inquebrantables.</w:t>
       </w:r>
     </w:p>
     <w:p>
@@ -173,7 +335,19 @@
         <w:rPr>
           <w:rFonts w:ascii="Calibri" w:eastAsia="Times New Roman" w:hAnsi="Calibri" w:cs="Calibri"/>
         </w:rPr>
-        <w:t>2.1 Aprobación de Seguridad de Software</w:t>
+        <w:t xml:space="preserve">2.1 Compuertas de Validación Continua (El Eje </w:t>
+      </w:r>
+      <w:r>
+        <w:rPr>
+          <w:rStyle w:val="CdigoHTML"/>
+        </w:rPr>
+        <w:t>.github/workflows/security-ci.yml</w:t>
+      </w:r>
+      <w:r>
+        <w:rPr>
+          <w:rFonts w:ascii="Calibri" w:eastAsia="Times New Roman" w:hAnsi="Calibri" w:cs="Calibri"/>
+        </w:rPr>
+        <w:t>)</w:t>
       </w:r>
     </w:p>
     <w:p>
@@ -191,251 +365,7 @@
           <w:sz w:val="22"/>
           <w:szCs w:val="22"/>
         </w:rPr>
-        <w:t xml:space="preserve">El hito definitivo para el pase a producción ha sido la validación de las compuertas de seguridad (*Shift-Left*). Se hace constar que el ciclo de análisis automático (SAST y SCA a través de </w:t>
-      </w:r>
-      <w:r>
-        <w:rPr>
-          <w:rStyle w:val="CdigoHTML"/>
-        </w:rPr>
-        <w:t>.github/workflows/security-ci.yml</w:t>
-      </w:r>
-      <w:r>
-        <w:rPr>
-          <w:rFonts w:ascii="Calibri" w:hAnsi="Calibri" w:cs="Calibri"/>
-          <w:sz w:val="22"/>
-          <w:szCs w:val="22"/>
-        </w:rPr>
-        <w:t xml:space="preserve">) ejecutado sobre todo código propuesto hacia </w:t>
-      </w:r>
-      <w:r>
-        <w:rPr>
-          <w:rStyle w:val="CdigoHTML"/>
-        </w:rPr>
-        <w:t>main</w:t>
-      </w:r>
-      <w:r>
-        <w:rPr>
-          <w:rFonts w:ascii="Calibri" w:hAnsi="Calibri" w:cs="Calibri"/>
-          <w:sz w:val="22"/>
-          <w:szCs w:val="22"/>
-        </w:rPr>
-        <w:t xml:space="preserve"> ha concluido con un dictamen de </w:t>
-      </w:r>
-      <w:r>
-        <w:rPr>
-          <w:rStyle w:val="Fuerte"/>
-          <w:rFonts w:ascii="Calibri" w:hAnsi="Calibri" w:cs="Calibri"/>
-          <w:sz w:val="22"/>
-          <w:szCs w:val="22"/>
-        </w:rPr>
-        <w:t>APROBADO</w:t>
-      </w:r>
-      <w:r>
-        <w:rPr>
-          <w:rFonts w:ascii="Calibri" w:hAnsi="Calibri" w:cs="Calibri"/>
-          <w:sz w:val="22"/>
-          <w:szCs w:val="22"/>
-        </w:rPr>
-        <w:t>. Se eliminaron hallazgos medios y altos identificados en semanas previas, blindando la base de código contra debilidades criptográficas, inyección de datos e importación de librerías obsoletas.</w:t>
-      </w:r>
-    </w:p>
-    <w:p>
-      <w:pPr>
-        <w:pStyle w:val="Ttulo3"/>
-        <w:rPr>
-          <w:rFonts w:ascii="Calibri" w:eastAsia="Times New Roman" w:hAnsi="Calibri" w:cs="Calibri"/>
-        </w:rPr>
-      </w:pPr>
-      <w:r>
-        <w:rPr>
-          <w:rFonts w:ascii="Calibri" w:eastAsia="Times New Roman" w:hAnsi="Calibri" w:cs="Calibri"/>
-        </w:rPr>
-        <w:t>2.2 ETL Documental Automatizado (</w:t>
-      </w:r>
-      <w:r>
-        <w:rPr>
-          <w:rStyle w:val="CdigoHTML"/>
-        </w:rPr>
-        <w:t>generate_docs.py</w:t>
-      </w:r>
-      <w:r>
-        <w:rPr>
-          <w:rFonts w:ascii="Calibri" w:eastAsia="Times New Roman" w:hAnsi="Calibri" w:cs="Calibri"/>
-        </w:rPr>
-        <w:t>)</w:t>
-      </w:r>
-    </w:p>
-    <w:p>
-      <w:pPr>
-        <w:pStyle w:val="NormalWeb"/>
-        <w:rPr>
-          <w:rFonts w:ascii="Calibri" w:hAnsi="Calibri" w:cs="Calibri"/>
-          <w:sz w:val="22"/>
-          <w:szCs w:val="22"/>
-        </w:rPr>
-      </w:pPr>
-      <w:r>
-        <w:rPr>
-          <w:rFonts w:ascii="Calibri" w:hAnsi="Calibri" w:cs="Calibri"/>
-          <w:sz w:val="22"/>
-          <w:szCs w:val="22"/>
-        </w:rPr>
-        <w:t xml:space="preserve">Más allá de la transformación de datos (ELT Oracle), en esta etapa final de *Handover* se conceptualizó un ETL de conocimiento corporativo. El script </w:t>
-      </w:r>
-      <w:r>
-        <w:rPr>
-          <w:rStyle w:val="CdigoHTML"/>
-        </w:rPr>
-        <w:t>generate_docs.py</w:t>
-      </w:r>
-      <w:r>
-        <w:rPr>
-          <w:rFonts w:ascii="Calibri" w:hAnsi="Calibri" w:cs="Calibri"/>
-          <w:sz w:val="22"/>
-          <w:szCs w:val="22"/>
-        </w:rPr>
-        <w:t xml:space="preserve"> opera extrayendo contenido crudo en Markdown, transformando los diagramas relacionales (Mermaid) e inyectando binarios Base64 de imágenes, para finalmente cargar (Load) artefactos perfectos en formatos </w:t>
-      </w:r>
-      <w:r>
-        <w:rPr>
-          <w:rStyle w:val="CdigoHTML"/>
-        </w:rPr>
-        <w:t>.docx</w:t>
-      </w:r>
-      <w:r>
-        <w:rPr>
-          <w:rFonts w:ascii="Calibri" w:hAnsi="Calibri" w:cs="Calibri"/>
-          <w:sz w:val="22"/>
-          <w:szCs w:val="22"/>
-        </w:rPr>
-        <w:t xml:space="preserve"> y </w:t>
-      </w:r>
-      <w:r>
-        <w:rPr>
-          <w:rStyle w:val="CdigoHTML"/>
-        </w:rPr>
-        <w:t>.pdf</w:t>
-      </w:r>
-      <w:r>
-        <w:rPr>
-          <w:rFonts w:ascii="Calibri" w:hAnsi="Calibri" w:cs="Calibri"/>
-          <w:sz w:val="22"/>
-          <w:szCs w:val="22"/>
-        </w:rPr>
-        <w:t xml:space="preserve"> listos para impresión y firmas.</w:t>
-      </w:r>
-    </w:p>
-    <w:p>
-      <w:pPr>
-        <w:pStyle w:val="Ttulo2"/>
-        <w:rPr>
-          <w:rFonts w:ascii="Calibri" w:eastAsia="Times New Roman" w:hAnsi="Calibri" w:cs="Calibri"/>
-        </w:rPr>
-      </w:pPr>
-      <w:r>
-        <w:rPr>
-          <w:rFonts w:ascii="Calibri" w:eastAsia="Times New Roman" w:hAnsi="Calibri" w:cs="Calibri"/>
-        </w:rPr>
-        <w:t>3. Consideraciones Finales (Continuidad)</w:t>
-      </w:r>
-    </w:p>
-    <w:p>
-      <w:pPr>
-        <w:pStyle w:val="NormalWeb"/>
-        <w:rPr>
-          <w:rFonts w:ascii="Calibri" w:hAnsi="Calibri" w:cs="Calibri"/>
-          <w:sz w:val="22"/>
-          <w:szCs w:val="22"/>
-        </w:rPr>
-      </w:pPr>
-      <w:r>
-        <w:rPr>
-          <w:rFonts w:ascii="Calibri" w:hAnsi="Calibri" w:cs="Calibri"/>
-          <w:sz w:val="22"/>
-          <w:szCs w:val="22"/>
-        </w:rPr>
-        <w:t xml:space="preserve">Se transmite al equipo receptor la directriz de jamás omitir las comprobaciones del *Pipeline* de GitHub Actions. Si un nuevo desarrollo arroja </w:t>
-      </w:r>
-      <w:r>
-        <w:rPr>
-          <w:rStyle w:val="CdigoHTML"/>
-        </w:rPr>
-        <w:t>exit 1</w:t>
-      </w:r>
-      <w:r>
-        <w:rPr>
-          <w:rFonts w:ascii="Calibri" w:hAnsi="Calibri" w:cs="Calibri"/>
-          <w:sz w:val="22"/>
-          <w:szCs w:val="22"/>
-        </w:rPr>
-        <w:t xml:space="preserve"> en auditoría de código (</w:t>
-      </w:r>
-      <w:r>
-        <w:rPr>
-          <w:rStyle w:val="CdigoHTML"/>
-        </w:rPr>
-        <w:t>semgrep</w:t>
-      </w:r>
-      <w:r>
-        <w:rPr>
-          <w:rFonts w:ascii="Calibri" w:hAnsi="Calibri" w:cs="Calibri"/>
-          <w:sz w:val="22"/>
-          <w:szCs w:val="22"/>
-        </w:rPr>
-        <w:t xml:space="preserve"> / </w:t>
-      </w:r>
-      <w:r>
-        <w:rPr>
-          <w:rStyle w:val="CdigoHTML"/>
-        </w:rPr>
-        <w:t xml:space="preserve">npm </w:t>
-      </w:r>
-      <w:r>
-        <w:rPr>
-          <w:rStyle w:val="CdigoHTML"/>
-        </w:rPr>
-        <w:lastRenderedPageBreak/>
-        <w:t>audit</w:t>
-      </w:r>
-      <w:r>
-        <w:rPr>
-          <w:rFonts w:ascii="Calibri" w:hAnsi="Calibri" w:cs="Calibri"/>
-          <w:sz w:val="22"/>
-          <w:szCs w:val="22"/>
-        </w:rPr>
-        <w:t>), debe detenerse inmediatamente la integración y corregirse el origen. Se delega al equipo la responsabilidad de extender las políticas de ciberseguridad hacia el contenedor de despliegue Docker (*Container Scanning*) en la siguiente fase de madurez.</w:t>
-      </w:r>
-    </w:p>
-    <w:p>
-      <w:pPr>
-        <w:pStyle w:val="Ttulo2"/>
-        <w:rPr>
-          <w:rFonts w:ascii="Calibri" w:eastAsia="Times New Roman" w:hAnsi="Calibri" w:cs="Calibri"/>
-        </w:rPr>
-      </w:pPr>
-      <w:r>
-        <w:rPr>
-          <w:rFonts w:ascii="Calibri" w:eastAsia="Times New Roman" w:hAnsi="Calibri" w:cs="Calibri"/>
-        </w:rPr>
-        <w:t>4. Inventario de Entregables Finales (Handover Tecnológico)</w:t>
-      </w:r>
-    </w:p>
-    <w:p>
-      <w:pPr>
-        <w:pStyle w:val="NormalWeb"/>
-        <w:rPr>
-          <w:rFonts w:ascii="Calibri" w:hAnsi="Calibri" w:cs="Calibri"/>
-          <w:sz w:val="22"/>
-          <w:szCs w:val="22"/>
-        </w:rPr>
-      </w:pPr>
-      <w:r>
-        <w:rPr>
-          <w:rFonts w:ascii="Calibri" w:hAnsi="Calibri" w:cs="Calibri"/>
-          <w:sz w:val="22"/>
-          <w:szCs w:val="22"/>
-        </w:rPr>
-        <w:t>Como acta que formaliza la entrega de los mecanismos de integración, seguridad e infraestructura, se ceden los siguientes componentes corporativos:</w:t>
+        <w:t>Se hereda un marco de trabajo de integración (*GitHub Actions*) parametrizado como un firewall de despliegue.</w:t>
       </w:r>
     </w:p>
     <w:p>
@@ -453,28 +383,63 @@
       </w:pPr>
       <w:r>
         <w:rPr>
-          <w:rFonts w:ascii="Calibri" w:eastAsia="Times New Roman" w:hAnsi="Calibri" w:cs="Calibri"/>
-          <w:sz w:val="22"/>
-          <w:szCs w:val="22"/>
-        </w:rPr>
-        <w:t xml:space="preserve">Entregable CMMI (05) </w:t>
-      </w:r>
-      <w:r>
-        <w:rPr>
           <w:rStyle w:val="Fuerte"/>
           <w:rFonts w:ascii="Calibri" w:eastAsia="Times New Roman" w:hAnsi="Calibri" w:cs="Calibri"/>
           <w:sz w:val="22"/>
           <w:szCs w:val="22"/>
         </w:rPr>
-        <w:t>Análisis de Vulnerabilidades</w:t>
-      </w:r>
-      <w:r>
-        <w:rPr>
-          <w:rFonts w:ascii="Calibri" w:eastAsia="Times New Roman" w:hAnsi="Calibri" w:cs="Calibri"/>
-          <w:sz w:val="22"/>
-          <w:szCs w:val="22"/>
-        </w:rPr>
-        <w:t>, refrendado con dictamen formal de "APROBADO".</w:t>
+        <w:lastRenderedPageBreak/>
+        <w:t>Análisis Estático de Seguridad (SAST):</w:t>
+      </w:r>
+      <w:r>
+        <w:rPr>
+          <w:rFonts w:ascii="Calibri" w:eastAsia="Times New Roman" w:hAnsi="Calibri" w:cs="Calibri"/>
+          <w:sz w:val="22"/>
+          <w:szCs w:val="22"/>
+        </w:rPr>
+        <w:t xml:space="preserve"> El código subido se examina línea por línea mediante </w:t>
+      </w:r>
+      <w:r>
+        <w:rPr>
+          <w:rStyle w:val="CdigoHTML"/>
+        </w:rPr>
+        <w:t>bandit</w:t>
+      </w:r>
+      <w:r>
+        <w:rPr>
+          <w:rFonts w:ascii="Calibri" w:eastAsia="Times New Roman" w:hAnsi="Calibri" w:cs="Calibri"/>
+          <w:sz w:val="22"/>
+          <w:szCs w:val="22"/>
+        </w:rPr>
+        <w:t xml:space="preserve"> y </w:t>
+      </w:r>
+      <w:r>
+        <w:rPr>
+          <w:rStyle w:val="CdigoHTML"/>
+        </w:rPr>
+        <w:t>semgrep</w:t>
+      </w:r>
+      <w:r>
+        <w:rPr>
+          <w:rFonts w:ascii="Calibri" w:eastAsia="Times New Roman" w:hAnsi="Calibri" w:cs="Calibri"/>
+          <w:sz w:val="22"/>
+          <w:szCs w:val="22"/>
+        </w:rPr>
+        <w:t xml:space="preserve">. Estos motores escanean inyecciones estructuradas (SQLi descubierta en *Issue 61*), mal manejo de criptografía AES-ECB (*Issue 60*) y permisos indebidos (Hardcoded secrets). Si se halla un evento categorizado como "Alto" o "Medio", la acción retorna un </w:t>
+      </w:r>
+      <w:r>
+        <w:rPr>
+          <w:rStyle w:val="CdigoHTML"/>
+        </w:rPr>
+        <w:t>exit 1</w:t>
+      </w:r>
+      <w:r>
+        <w:rPr>
+          <w:rFonts w:ascii="Calibri" w:eastAsia="Times New Roman" w:hAnsi="Calibri" w:cs="Calibri"/>
+          <w:sz w:val="22"/>
+          <w:szCs w:val="22"/>
+        </w:rPr>
+        <w:t>, invalidando inmediatamente la solicitud de *Pull Request* e interrumpiendo el flujo de despliegue hacia QA o Producción.</w:t>
       </w:r>
     </w:p>
     <w:p>
@@ -492,35 +457,676 @@
       </w:pPr>
       <w:r>
         <w:rPr>
-          <w:rFonts w:ascii="Calibri" w:eastAsia="Times New Roman" w:hAnsi="Calibri" w:cs="Calibri"/>
-          <w:sz w:val="22"/>
-          <w:szCs w:val="22"/>
-        </w:rPr>
-        <w:t xml:space="preserve">Entregable CMMI (14) </w:t>
-      </w:r>
-      <w:r>
-        <w:rPr>
           <w:rStyle w:val="Fuerte"/>
           <w:rFonts w:ascii="Calibri" w:eastAsia="Times New Roman" w:hAnsi="Calibri" w:cs="Calibri"/>
           <w:sz w:val="22"/>
           <w:szCs w:val="22"/>
         </w:rPr>
-        <w:t>Matriz de Rastreo y Trazabilidad</w:t>
-      </w:r>
-      <w:r>
-        <w:rPr>
-          <w:rFonts w:ascii="Calibri" w:eastAsia="Times New Roman" w:hAnsi="Calibri" w:cs="Calibri"/>
-          <w:sz w:val="22"/>
-          <w:szCs w:val="22"/>
-        </w:rPr>
-        <w:t>, generada de manera inmutable bajo un resumen ejecutivo de alta disponibilidad.</w:t>
+        <w:t>Análisis de Composición de Software (SCA):</w:t>
+      </w:r>
+      <w:r>
+        <w:rPr>
+          <w:rFonts w:ascii="Calibri" w:eastAsia="Times New Roman" w:hAnsi="Calibri" w:cs="Calibri"/>
+          <w:sz w:val="22"/>
+          <w:szCs w:val="22"/>
+        </w:rPr>
+        <w:t xml:space="preserve"> Para garantizar la inviolabilidad ante librerías contaminadas de terceros, herramientas como </w:t>
+      </w:r>
+      <w:r>
+        <w:rPr>
+          <w:rStyle w:val="CdigoHTML"/>
+        </w:rPr>
+        <w:t>pip-audit</w:t>
+      </w:r>
+      <w:r>
+        <w:rPr>
+          <w:rFonts w:ascii="Calibri" w:eastAsia="Times New Roman" w:hAnsi="Calibri" w:cs="Calibri"/>
+          <w:sz w:val="22"/>
+          <w:szCs w:val="22"/>
+        </w:rPr>
+        <w:t xml:space="preserve"> y </w:t>
+      </w:r>
+      <w:r>
+        <w:rPr>
+          <w:rStyle w:val="CdigoHTML"/>
+        </w:rPr>
+        <w:t>npm audit</w:t>
+      </w:r>
+      <w:r>
+        <w:rPr>
+          <w:rFonts w:ascii="Calibri" w:eastAsia="Times New Roman" w:hAnsi="Calibri" w:cs="Calibri"/>
+          <w:sz w:val="22"/>
+          <w:szCs w:val="22"/>
+        </w:rPr>
+        <w:t xml:space="preserve"> contrastan dinámicamente los árboles de dependencias contra las listas CVE públicas (Common Vulnerabilities and Exposures), alertando a la infraestructura de red institucional previo a cualquier montaje.</w:t>
+      </w:r>
+    </w:p>
+    <w:p>
+      <w:pPr>
+        <w:pStyle w:val="Ttulo3"/>
+        <w:rPr>
+          <w:rFonts w:ascii="Calibri" w:eastAsia="Times New Roman" w:hAnsi="Calibri" w:cs="Calibri"/>
+        </w:rPr>
+      </w:pPr>
+      <w:r>
+        <w:rPr>
+          <w:rFonts w:ascii="Calibri" w:eastAsia="Times New Roman" w:hAnsi="Calibri" w:cs="Calibri"/>
+        </w:rPr>
+        <w:t>2.2 Certificado Forense de Cierre (Resolución Final SAST/SCA)</w:t>
+      </w:r>
+    </w:p>
+    <w:p>
+      <w:pPr>
+        <w:pStyle w:val="NormalWeb"/>
+        <w:rPr>
+          <w:rFonts w:ascii="Calibri" w:hAnsi="Calibri" w:cs="Calibri"/>
+          <w:sz w:val="22"/>
+          <w:szCs w:val="22"/>
+        </w:rPr>
+      </w:pPr>
+      <w:r>
+        <w:rPr>
+          <w:rFonts w:ascii="Calibri" w:hAnsi="Calibri" w:cs="Calibri"/>
+          <w:sz w:val="22"/>
+          <w:szCs w:val="22"/>
+        </w:rPr>
+        <w:t xml:space="preserve">El escaneo correspondiente al mes de Junio se anexó formalmente a la documentación bajo la nomenclatura </w:t>
+      </w:r>
+      <w:r>
+        <w:rPr>
+          <w:rStyle w:val="CdigoHTML"/>
+        </w:rPr>
+        <w:t>05_Analisis_Vulnerabilidades</w:t>
+      </w:r>
+      <w:r>
+        <w:rPr>
+          <w:rFonts w:ascii="Calibri" w:hAnsi="Calibri" w:cs="Calibri"/>
+          <w:sz w:val="22"/>
+          <w:szCs w:val="22"/>
+        </w:rPr>
+        <w:t xml:space="preserve">. Se hace constar explícitamente y se rubrica bajo esta acta que el estado final entregado ostenta el rango de </w:t>
+      </w:r>
+      <w:r>
+        <w:rPr>
+          <w:rStyle w:val="Fuerte"/>
+          <w:rFonts w:ascii="Calibri" w:hAnsi="Calibri" w:cs="Calibri"/>
+          <w:sz w:val="22"/>
+          <w:szCs w:val="22"/>
+        </w:rPr>
+        <w:t>"APROBADO"</w:t>
+      </w:r>
+      <w:r>
+        <w:rPr>
+          <w:rFonts w:ascii="Calibri" w:hAnsi="Calibri" w:cs="Calibri"/>
+          <w:sz w:val="22"/>
+          <w:szCs w:val="22"/>
+        </w:rPr>
+        <w:t xml:space="preserve"> con un veredicto de </w:t>
+      </w:r>
+      <w:r>
+        <w:rPr>
+          <w:rStyle w:val="Fuerte"/>
+          <w:rFonts w:ascii="Calibri" w:hAnsi="Calibri" w:cs="Calibri"/>
+          <w:sz w:val="22"/>
+          <w:szCs w:val="22"/>
+        </w:rPr>
+        <w:t>0 (Cero) Vulnerabilidades Críticas y Altas</w:t>
+      </w:r>
+      <w:r>
+        <w:rPr>
+          <w:rFonts w:ascii="Calibri" w:hAnsi="Calibri" w:cs="Calibri"/>
+          <w:sz w:val="22"/>
+          <w:szCs w:val="22"/>
+        </w:rPr>
+        <w:t xml:space="preserve"> en el ecosistema MUSEMS-PU, validando la transición de la plataforma al estatus RC1.</w:t>
+      </w:r>
+    </w:p>
+    <w:p>
+      <w:pPr>
+        <w:rPr>
+          <w:rFonts w:ascii="Calibri" w:eastAsia="Times New Roman" w:hAnsi="Calibri" w:cs="Calibri"/>
+          <w:sz w:val="22"/>
+          <w:szCs w:val="22"/>
+        </w:rPr>
+      </w:pPr>
+      <w:r>
+        <w:rPr>
+          <w:rFonts w:ascii="Calibri" w:eastAsia="Times New Roman" w:hAnsi="Calibri" w:cs="Calibri"/>
+          <w:sz w:val="22"/>
+          <w:szCs w:val="22"/>
+        </w:rPr>
+        <w:pict w14:anchorId="1765CF33">
+          <v:rect id="_x0000_i1027" style="width:0;height:1.5pt" o:hralign="center" o:hrstd="t" o:hr="t" fillcolor="#a0a0a0" stroked="f"/>
+        </w:pict>
+      </w:r>
+    </w:p>
+    <w:p>
+      <w:pPr>
+        <w:pStyle w:val="Ttulo2"/>
+        <w:rPr>
+          <w:rFonts w:ascii="Calibri" w:eastAsia="Times New Roman" w:hAnsi="Calibri" w:cs="Calibri"/>
+        </w:rPr>
+      </w:pPr>
+      <w:r>
+        <w:rPr>
+          <w:rFonts w:ascii="Calibri" w:eastAsia="Times New Roman" w:hAnsi="Calibri" w:cs="Calibri"/>
+        </w:rPr>
+        <w:t>3. Automatización de Carga Corporativa (El Pipeline ETL Documental)</w:t>
+      </w:r>
+    </w:p>
+    <w:p>
+      <w:pPr>
+        <w:pStyle w:val="NormalWeb"/>
+        <w:rPr>
+          <w:rFonts w:ascii="Calibri" w:hAnsi="Calibri" w:cs="Calibri"/>
+          <w:sz w:val="22"/>
+          <w:szCs w:val="22"/>
+        </w:rPr>
+      </w:pPr>
+      <w:r>
+        <w:rPr>
+          <w:rFonts w:ascii="Calibri" w:hAnsi="Calibri" w:cs="Calibri"/>
+          <w:sz w:val="22"/>
+          <w:szCs w:val="22"/>
+        </w:rPr>
+        <w:t>Una de las grandes aportaciones de la consultoría en el área de modernización burocrática ha sido la eliminación de la escritura manual en procesadores de texto, que a menudo sufre divergencias con el código final instalado en los servidores.</w:t>
+      </w:r>
+    </w:p>
+    <w:p>
+      <w:pPr>
+        <w:pStyle w:val="Ttulo3"/>
+        <w:rPr>
+          <w:rFonts w:ascii="Calibri" w:eastAsia="Times New Roman" w:hAnsi="Calibri" w:cs="Calibri"/>
+        </w:rPr>
+      </w:pPr>
+      <w:r>
+        <w:rPr>
+          <w:rFonts w:ascii="Calibri" w:eastAsia="Times New Roman" w:hAnsi="Calibri" w:cs="Calibri"/>
+        </w:rPr>
+        <w:t xml:space="preserve">3.1 Arquitectura de Orquestación </w:t>
+      </w:r>
+      <w:r>
+        <w:rPr>
+          <w:rStyle w:val="CdigoHTML"/>
+        </w:rPr>
+        <w:t>generate_docs.py</w:t>
+      </w:r>
+    </w:p>
+    <w:p>
+      <w:pPr>
+        <w:pStyle w:val="NormalWeb"/>
+        <w:rPr>
+          <w:rFonts w:ascii="Calibri" w:hAnsi="Calibri" w:cs="Calibri"/>
+          <w:sz w:val="22"/>
+          <w:szCs w:val="22"/>
+        </w:rPr>
+      </w:pPr>
+      <w:r>
+        <w:rPr>
+          <w:rFonts w:ascii="Calibri" w:hAnsi="Calibri" w:cs="Calibri"/>
+          <w:sz w:val="22"/>
+          <w:szCs w:val="22"/>
+        </w:rPr>
+        <w:t xml:space="preserve">Para asegurar que la Secretaría herede actas perfectamente trazables al código, se conceptualizó un proceso </w:t>
+      </w:r>
+      <w:r>
+        <w:rPr>
+          <w:rStyle w:val="Fuerte"/>
+          <w:rFonts w:ascii="Calibri" w:hAnsi="Calibri" w:cs="Calibri"/>
+          <w:sz w:val="22"/>
+          <w:szCs w:val="22"/>
+        </w:rPr>
+        <w:t>Extract, Transform, Load (ETL)</w:t>
+      </w:r>
+      <w:r>
+        <w:rPr>
+          <w:rFonts w:ascii="Calibri" w:hAnsi="Calibri" w:cs="Calibri"/>
+          <w:sz w:val="22"/>
+          <w:szCs w:val="22"/>
+        </w:rPr>
+        <w:t xml:space="preserve"> especializado no en bases de datos, sino en acervos de conocimiento.</w:t>
+      </w:r>
+    </w:p>
+    <w:p>
+      <w:pPr>
+        <w:rPr>
+          <w:rFonts w:ascii="Calibri" w:eastAsia="Times New Roman" w:hAnsi="Calibri" w:cs="Calibri"/>
+          <w:sz w:val="22"/>
+          <w:szCs w:val="22"/>
+        </w:rPr>
+      </w:pPr>
+      <w:r>
+        <w:rPr>
+          <w:rFonts w:ascii="Calibri" w:eastAsia="Times New Roman" w:hAnsi="Calibri" w:cs="Calibri"/>
+          <w:noProof/>
+          <w:sz w:val="22"/>
+          <w:szCs w:val="22"/>
+        </w:rPr>
+        <w:lastRenderedPageBreak/>
+        <w:drawing>
+          <wp:inline distT="0" distB="0" distL="0" distR="0" wp14:anchorId="37CA8AB4" wp14:editId="7037F78D">
+            <wp:extent cx="16024860" cy="2240280"/>
+            <wp:effectExtent l="0" t="0" r="0" b="0"/>
+            <wp:docPr id="4" name="Imagen 4"/>
+            <wp:cNvGraphicFramePr>
+              <a:graphicFrameLocks xmlns:a="http://schemas.openxmlformats.org/drawingml/2006/main" noChangeAspect="1"/>
+            </wp:cNvGraphicFramePr>
+            <a:graphic xmlns:a="http://schemas.openxmlformats.org/drawingml/2006/main">
+              <a:graphicData uri="http://schemas.openxmlformats.org/drawingml/2006/picture">
+                <pic:pic xmlns:pic="http://schemas.openxmlformats.org/drawingml/2006/picture">
+                  <pic:nvPicPr>
+                    <pic:cNvPr id="0" name="Picture 4"/>
+                    <pic:cNvPicPr>
+                      <a:picLocks noChangeAspect="1" noChangeArrowheads="1"/>
+                    </pic:cNvPicPr>
+                  </pic:nvPicPr>
+                  <pic:blipFill>
+                    <a:blip r:embed="rId5">
+                      <a:extLst>
+                        <a:ext uri="{28A0092B-C50C-407E-A947-70E740481C1C}">
+                          <a14:useLocalDpi xmlns:a14="http://schemas.microsoft.com/office/drawing/2010/main" val="0"/>
+                        </a:ext>
+                      </a:extLst>
+                    </a:blip>
+                    <a:srcRect/>
+                    <a:stretch>
+                      <a:fillRect/>
+                    </a:stretch>
+                  </pic:blipFill>
+                  <pic:spPr bwMode="auto">
+                    <a:xfrm>
+                      <a:off x="0" y="0"/>
+                      <a:ext cx="16024860" cy="2240280"/>
+                    </a:xfrm>
+                    <a:prstGeom prst="rect">
+                      <a:avLst/>
+                    </a:prstGeom>
+                    <a:noFill/>
+                    <a:ln>
+                      <a:noFill/>
+                    </a:ln>
+                  </pic:spPr>
+                </pic:pic>
+              </a:graphicData>
+            </a:graphic>
+          </wp:inline>
+        </w:drawing>
+      </w:r>
+    </w:p>
+    <w:p>
+      <w:pPr>
+        <w:pStyle w:val="Ttulo3"/>
+        <w:rPr>
+          <w:rFonts w:ascii="Calibri" w:eastAsia="Times New Roman" w:hAnsi="Calibri" w:cs="Calibri"/>
+        </w:rPr>
+      </w:pPr>
+      <w:r>
+        <w:rPr>
+          <w:rFonts w:ascii="Calibri" w:eastAsia="Times New Roman" w:hAnsi="Calibri" w:cs="Calibri"/>
+        </w:rPr>
+        <w:t>3.2 Beneficios Estratégicos Transferidos</w:t>
+      </w:r>
+    </w:p>
+    <w:p>
+      <w:pPr>
+        <w:pStyle w:val="NormalWeb"/>
+        <w:rPr>
+          <w:rFonts w:ascii="Calibri" w:hAnsi="Calibri" w:cs="Calibri"/>
+          <w:sz w:val="22"/>
+          <w:szCs w:val="22"/>
+        </w:rPr>
+      </w:pPr>
+      <w:r>
+        <w:rPr>
+          <w:rFonts w:ascii="Calibri" w:hAnsi="Calibri" w:cs="Calibri"/>
+          <w:sz w:val="22"/>
+          <w:szCs w:val="22"/>
+        </w:rPr>
+        <w:t xml:space="preserve">1. </w:t>
+      </w:r>
+      <w:r>
+        <w:rPr>
+          <w:rStyle w:val="Fuerte"/>
+          <w:rFonts w:ascii="Calibri" w:hAnsi="Calibri" w:cs="Calibri"/>
+          <w:sz w:val="22"/>
+          <w:szCs w:val="22"/>
+        </w:rPr>
+        <w:t>Inmutabilidad Visual:</w:t>
+      </w:r>
+      <w:r>
+        <w:rPr>
+          <w:rFonts w:ascii="Calibri" w:hAnsi="Calibri" w:cs="Calibri"/>
+          <w:sz w:val="22"/>
+          <w:szCs w:val="22"/>
+        </w:rPr>
+        <w:t xml:space="preserve"> </w:t>
+      </w:r>
+      <w:r>
+        <w:rPr>
+          <w:rFonts w:ascii="Calibri" w:hAnsi="Calibri" w:cs="Calibri"/>
+          <w:sz w:val="22"/>
+          <w:szCs w:val="22"/>
+        </w:rPr>
+        <w:t xml:space="preserve">Diagramas arquitectónicos generados mediante código </w:t>
+      </w:r>
+      <w:r>
+        <w:rPr>
+          <w:rStyle w:val="CdigoHTML"/>
+        </w:rPr>
+        <w:t>Mermaid</w:t>
+      </w:r>
+      <w:r>
+        <w:rPr>
+          <w:rFonts w:ascii="Calibri" w:hAnsi="Calibri" w:cs="Calibri"/>
+          <w:sz w:val="22"/>
+          <w:szCs w:val="22"/>
+        </w:rPr>
+        <w:t xml:space="preserve"> en el flujo Markdown que son compilados al vuelo a PNG Base64 antes de inyectarse al documento Word, impidiendo discrepancias entre diseño e implementación.</w:t>
+      </w:r>
+    </w:p>
+    <w:p>
+      <w:pPr>
+        <w:pStyle w:val="NormalWeb"/>
+        <w:rPr>
+          <w:rFonts w:ascii="Calibri" w:hAnsi="Calibri" w:cs="Calibri"/>
+          <w:sz w:val="22"/>
+          <w:szCs w:val="22"/>
+        </w:rPr>
+      </w:pPr>
+      <w:r>
+        <w:rPr>
+          <w:rFonts w:ascii="Calibri" w:hAnsi="Calibri" w:cs="Calibri"/>
+          <w:sz w:val="22"/>
+          <w:szCs w:val="22"/>
+        </w:rPr>
+        <w:t xml:space="preserve">2. </w:t>
+      </w:r>
+      <w:r>
+        <w:rPr>
+          <w:rStyle w:val="Fuerte"/>
+          <w:rFonts w:ascii="Calibri" w:hAnsi="Calibri" w:cs="Calibri"/>
+          <w:sz w:val="22"/>
+          <w:szCs w:val="22"/>
+        </w:rPr>
+        <w:t>Tablas de Trazabilidad Dinámicas:</w:t>
+      </w:r>
+      <w:r>
+        <w:rPr>
+          <w:rFonts w:ascii="Calibri" w:hAnsi="Calibri" w:cs="Calibri"/>
+          <w:sz w:val="22"/>
+          <w:szCs w:val="22"/>
+        </w:rPr>
+        <w:t xml:space="preserve"> Compresión de información masiva. La Matriz de Trazabilidad 4.1, que ampara requisitos y pruebas funcionales, es transpilada a tablas HTML complejas pero optimizadas para lectura gerencial.</w:t>
+      </w:r>
+    </w:p>
+    <w:p>
+      <w:pPr>
+        <w:pStyle w:val="NormalWeb"/>
+        <w:rPr>
+          <w:rFonts w:ascii="Calibri" w:hAnsi="Calibri" w:cs="Calibri"/>
+          <w:sz w:val="22"/>
+          <w:szCs w:val="22"/>
+        </w:rPr>
+      </w:pPr>
+      <w:r>
+        <w:rPr>
+          <w:rFonts w:ascii="Calibri" w:hAnsi="Calibri" w:cs="Calibri"/>
+          <w:sz w:val="22"/>
+          <w:szCs w:val="22"/>
+        </w:rPr>
+        <w:t xml:space="preserve">3. </w:t>
+      </w:r>
+      <w:r>
+        <w:rPr>
+          <w:rStyle w:val="Fuerte"/>
+          <w:rFonts w:ascii="Calibri" w:hAnsi="Calibri" w:cs="Calibri"/>
+          <w:sz w:val="22"/>
+          <w:szCs w:val="22"/>
+        </w:rPr>
+        <w:t>Escalabilidad de Documentación:</w:t>
+      </w:r>
+      <w:r>
+        <w:rPr>
+          <w:rFonts w:ascii="Calibri" w:hAnsi="Calibri" w:cs="Calibri"/>
+          <w:sz w:val="22"/>
+          <w:szCs w:val="22"/>
+        </w:rPr>
+        <w:t xml:space="preserve"> Se entregan utilerías *PowerShell* paralelas (</w:t>
+      </w:r>
+      <w:r>
+        <w:rPr>
+          <w:rStyle w:val="CdigoHTML"/>
+        </w:rPr>
+        <w:t>md_to_docx_entregables.ps1</w:t>
+      </w:r>
+      <w:r>
+        <w:rPr>
+          <w:rFonts w:ascii="Calibri" w:hAnsi="Calibri" w:cs="Calibri"/>
+          <w:sz w:val="22"/>
+          <w:szCs w:val="22"/>
+        </w:rPr>
+        <w:t xml:space="preserve">, </w:t>
+      </w:r>
+      <w:r>
+        <w:rPr>
+          <w:rStyle w:val="CdigoHTML"/>
+        </w:rPr>
+        <w:t>generate_institucionales_junio.ps1</w:t>
+      </w:r>
+      <w:r>
+        <w:rPr>
+          <w:rFonts w:ascii="Calibri" w:hAnsi="Calibri" w:cs="Calibri"/>
+          <w:sz w:val="22"/>
+          <w:szCs w:val="22"/>
+        </w:rPr>
+        <w:t>) permitiendo a los ingenieros sucesores compilar 14 actas a su equivalente membretado institucional en menos de 20 segundos sin error humano de copia y pega.</w:t>
+      </w:r>
+    </w:p>
+    <w:p>
+      <w:pPr>
+        <w:rPr>
+          <w:rFonts w:ascii="Calibri" w:eastAsia="Times New Roman" w:hAnsi="Calibri" w:cs="Calibri"/>
+          <w:sz w:val="22"/>
+          <w:szCs w:val="22"/>
+        </w:rPr>
+      </w:pPr>
+      <w:r>
+        <w:rPr>
+          <w:rFonts w:ascii="Calibri" w:eastAsia="Times New Roman" w:hAnsi="Calibri" w:cs="Calibri"/>
+          <w:sz w:val="22"/>
+          <w:szCs w:val="22"/>
+        </w:rPr>
+        <w:pict w14:anchorId="2E20C619">
+          <v:rect id="_x0000_i1029" style="width:0;height:1.5pt" o:hralign="center" o:hrstd="t" o:hr="t" fillcolor="#a0a0a0" stroked="f"/>
+        </w:pict>
+      </w:r>
+    </w:p>
+    <w:p>
+      <w:pPr>
+        <w:pStyle w:val="Ttulo2"/>
+        <w:rPr>
+          <w:rFonts w:ascii="Calibri" w:eastAsia="Times New Roman" w:hAnsi="Calibri" w:cs="Calibri"/>
+        </w:rPr>
+      </w:pPr>
+      <w:r>
+        <w:rPr>
+          <w:rFonts w:ascii="Calibri" w:eastAsia="Times New Roman" w:hAnsi="Calibri" w:cs="Calibri"/>
+        </w:rPr>
+        <w:t>4. Lineamientos y Recomendaciones para la Continuidad</w:t>
+      </w:r>
+    </w:p>
+    <w:p>
+      <w:pPr>
+        <w:pStyle w:val="NormalWeb"/>
+        <w:rPr>
+          <w:rFonts w:ascii="Calibri" w:hAnsi="Calibri" w:cs="Calibri"/>
+          <w:sz w:val="22"/>
+          <w:szCs w:val="22"/>
+        </w:rPr>
+      </w:pPr>
+      <w:r>
+        <w:rPr>
+          <w:rFonts w:ascii="Calibri" w:hAnsi="Calibri" w:cs="Calibri"/>
+          <w:sz w:val="22"/>
+          <w:szCs w:val="22"/>
+        </w:rPr>
+        <w:t>Al cesar formalmente mi intermediación técnica, se instruye categóricamente al equipo de DevOps receptor a apegarse a los siguientes mandatos:</w:t>
+      </w:r>
+    </w:p>
+    <w:p>
+      <w:pPr>
+        <w:pStyle w:val="NormalWeb"/>
+        <w:rPr>
+          <w:rFonts w:ascii="Calibri" w:hAnsi="Calibri" w:cs="Calibri"/>
+          <w:sz w:val="22"/>
+          <w:szCs w:val="22"/>
+        </w:rPr>
+      </w:pPr>
+      <w:r>
+        <w:rPr>
+          <w:rFonts w:ascii="Calibri" w:hAnsi="Calibri" w:cs="Calibri"/>
+          <w:sz w:val="22"/>
+          <w:szCs w:val="22"/>
+        </w:rPr>
+        <w:t xml:space="preserve">1. </w:t>
+      </w:r>
+      <w:r>
+        <w:rPr>
+          <w:rStyle w:val="Fuerte"/>
+          <w:rFonts w:ascii="Calibri" w:hAnsi="Calibri" w:cs="Calibri"/>
+          <w:sz w:val="22"/>
+          <w:szCs w:val="22"/>
+        </w:rPr>
+        <w:t>Jamás realizar By-Pass del CI/CD:</w:t>
+      </w:r>
+      <w:r>
+        <w:rPr>
+          <w:rFonts w:ascii="Calibri" w:hAnsi="Calibri" w:cs="Calibri"/>
+          <w:sz w:val="22"/>
+          <w:szCs w:val="22"/>
+        </w:rPr>
+        <w:t xml:space="preserve"> Bajo ningún concepto, ni siquiera en emergencias (Hotfixes), se debe omitir la canalización de seguridad de </w:t>
+      </w:r>
+      <w:r>
+        <w:rPr>
+          <w:rStyle w:val="CdigoHTML"/>
+        </w:rPr>
+        <w:t>semgrep</w:t>
+      </w:r>
+      <w:r>
+        <w:rPr>
+          <w:rFonts w:ascii="Calibri" w:hAnsi="Calibri" w:cs="Calibri"/>
+          <w:sz w:val="22"/>
+          <w:szCs w:val="22"/>
+        </w:rPr>
+        <w:t>. Ignorar el dictamen abre fisuras legales ante la LGPDPPSO.</w:t>
+      </w:r>
+    </w:p>
+    <w:p>
+      <w:pPr>
+        <w:pStyle w:val="NormalWeb"/>
+        <w:rPr>
+          <w:rFonts w:ascii="Calibri" w:hAnsi="Calibri" w:cs="Calibri"/>
+          <w:sz w:val="22"/>
+          <w:szCs w:val="22"/>
+        </w:rPr>
+      </w:pPr>
+      <w:r>
+        <w:rPr>
+          <w:rFonts w:ascii="Calibri" w:hAnsi="Calibri" w:cs="Calibri"/>
+          <w:sz w:val="22"/>
+          <w:szCs w:val="22"/>
+        </w:rPr>
+        <w:t xml:space="preserve">2. </w:t>
+      </w:r>
+      <w:r>
+        <w:rPr>
+          <w:rStyle w:val="Fuerte"/>
+          <w:rFonts w:ascii="Calibri" w:hAnsi="Calibri" w:cs="Calibri"/>
+          <w:sz w:val="22"/>
+          <w:szCs w:val="22"/>
+        </w:rPr>
+        <w:t>Extensión hacia Container Scanning:</w:t>
+      </w:r>
+      <w:r>
+        <w:rPr>
+          <w:rFonts w:ascii="Calibri" w:hAnsi="Calibri" w:cs="Calibri"/>
+          <w:sz w:val="22"/>
+          <w:szCs w:val="22"/>
+        </w:rPr>
+        <w:t xml:space="preserve"> Se insta a implementar en la próxima iteración madura un escáner de vulnerabilidades de imágenes Docker (como </w:t>
+      </w:r>
+      <w:r>
+        <w:rPr>
+          <w:rStyle w:val="CdigoHTML"/>
+        </w:rPr>
+        <w:t>Trivy</w:t>
+      </w:r>
+      <w:r>
+        <w:rPr>
+          <w:rFonts w:ascii="Calibri" w:hAnsi="Calibri" w:cs="Calibri"/>
+          <w:sz w:val="22"/>
+          <w:szCs w:val="22"/>
+        </w:rPr>
+        <w:t>), para auditar los entornos virtuales de los servidores de la Secretaría frente a riesgos OS-level (Linux).</w:t>
+      </w:r>
+    </w:p>
+    <w:p>
+      <w:pPr>
+        <w:rPr>
+          <w:rFonts w:ascii="Calibri" w:eastAsia="Times New Roman" w:hAnsi="Calibri" w:cs="Calibri"/>
+          <w:sz w:val="22"/>
+          <w:szCs w:val="22"/>
+        </w:rPr>
+      </w:pPr>
+      <w:r>
+        <w:rPr>
+          <w:rFonts w:ascii="Calibri" w:eastAsia="Times New Roman" w:hAnsi="Calibri" w:cs="Calibri"/>
+          <w:sz w:val="22"/>
+          <w:szCs w:val="22"/>
+        </w:rPr>
+        <w:pict w14:anchorId="3A5C79E2">
+          <v:rect id="_x0000_i1030" style="width:0;height:1.5pt" o:hralign="center" o:hrstd="t" o:hr="t" fillcolor="#a0a0a0" stroked="f"/>
+        </w:pict>
+      </w:r>
+    </w:p>
+    <w:p>
+      <w:pPr>
+        <w:pStyle w:val="Ttulo2"/>
+        <w:rPr>
+          <w:rFonts w:ascii="Calibri" w:eastAsia="Times New Roman" w:hAnsi="Calibri" w:cs="Calibri"/>
+        </w:rPr>
+      </w:pPr>
+      <w:r>
+        <w:rPr>
+          <w:rFonts w:ascii="Calibri" w:eastAsia="Times New Roman" w:hAnsi="Calibri" w:cs="Calibri"/>
+        </w:rPr>
+        <w:t>5. Inventario de Entregables Finales (Handover Tecnológico)</w:t>
+      </w:r>
+    </w:p>
+    <w:p>
+      <w:pPr>
+        <w:pStyle w:val="NormalWeb"/>
+        <w:rPr>
+          <w:rFonts w:ascii="Calibri" w:hAnsi="Calibri" w:cs="Calibri"/>
+          <w:sz w:val="22"/>
+          <w:szCs w:val="22"/>
+        </w:rPr>
+      </w:pPr>
+      <w:r>
+        <w:rPr>
+          <w:rFonts w:ascii="Calibri" w:hAnsi="Calibri" w:cs="Calibri"/>
+          <w:sz w:val="22"/>
+          <w:szCs w:val="22"/>
+        </w:rPr>
+        <w:t>Como acta que clausura y consolida la materia de seguridad, orquestación y automatización de esta consultoría, se transfieren irrevocablemente:</w:t>
       </w:r>
     </w:p>
     <w:p>
       <w:pPr>
         <w:numPr>
           <w:ilvl w:val="0"/>
-          <w:numId w:val="1"/>
+          <w:numId w:val="2"/>
         </w:numPr>
         <w:spacing w:before="100" w:beforeAutospacing="1" w:after="100" w:afterAutospacing="1"/>
         <w:rPr>
@@ -531,28 +1137,164 @@
       </w:pPr>
       <w:r>
         <w:rPr>
-          <w:rFonts w:ascii="Calibri" w:eastAsia="Times New Roman" w:hAnsi="Calibri" w:cs="Calibri"/>
-          <w:sz w:val="22"/>
-          <w:szCs w:val="22"/>
-        </w:rPr>
-        <w:t xml:space="preserve">Entregable CMMI (07) </w:t>
-      </w:r>
-      <w:r>
-        <w:rPr>
           <w:rStyle w:val="Fuerte"/>
           <w:rFonts w:ascii="Calibri" w:eastAsia="Times New Roman" w:hAnsi="Calibri" w:cs="Calibri"/>
           <w:sz w:val="22"/>
           <w:szCs w:val="22"/>
         </w:rPr>
-        <w:t>Memoria Técnica y Manual de Instalación</w:t>
-      </w:r>
-      <w:r>
-        <w:rPr>
-          <w:rFonts w:ascii="Calibri" w:eastAsia="Times New Roman" w:hAnsi="Calibri" w:cs="Calibri"/>
-          <w:sz w:val="22"/>
-          <w:szCs w:val="22"/>
-        </w:rPr>
-        <w:t>, garantizando que el equipo entrante posee la llave para regenerar los *environments* completos.</w:t>
+        <w:t>Entregable Nivel 3 CMMI (05) Análisis de Vulnerabilidades:</w:t>
+      </w:r>
+      <w:r>
+        <w:rPr>
+          <w:rFonts w:ascii="Calibri" w:eastAsia="Times New Roman" w:hAnsi="Calibri" w:cs="Calibri"/>
+          <w:sz w:val="22"/>
+          <w:szCs w:val="22"/>
+        </w:rPr>
+        <w:t xml:space="preserve"> Certificación blindada con estado final "APROBADO".</w:t>
+      </w:r>
+    </w:p>
+    <w:p>
+      <w:pPr>
+        <w:numPr>
+          <w:ilvl w:val="0"/>
+          <w:numId w:val="2"/>
+        </w:numPr>
+        <w:spacing w:before="100" w:beforeAutospacing="1" w:after="100" w:afterAutospacing="1"/>
+        <w:rPr>
+          <w:rFonts w:ascii="Calibri" w:eastAsia="Times New Roman" w:hAnsi="Calibri" w:cs="Calibri"/>
+          <w:sz w:val="22"/>
+          <w:szCs w:val="22"/>
+        </w:rPr>
+      </w:pPr>
+      <w:r>
+        <w:rPr>
+          <w:rStyle w:val="Fuerte"/>
+          <w:rFonts w:ascii="Calibri" w:eastAsia="Times New Roman" w:hAnsi="Calibri" w:cs="Calibri"/>
+          <w:sz w:val="22"/>
+          <w:szCs w:val="22"/>
+        </w:rPr>
+        <w:t>Entregable Nivel 3 CMMI (07) Manual de Instalación:</w:t>
+      </w:r>
+      <w:r>
+        <w:rPr>
+          <w:rFonts w:ascii="Calibri" w:eastAsia="Times New Roman" w:hAnsi="Calibri" w:cs="Calibri"/>
+          <w:sz w:val="22"/>
+          <w:szCs w:val="22"/>
+        </w:rPr>
+        <w:t xml:space="preserve"> Repositorio íntegro detallando los comandos absolutos para replicar y configurar los entornos DevSecOps.</w:t>
+      </w:r>
+    </w:p>
+    <w:p>
+      <w:pPr>
+        <w:numPr>
+          <w:ilvl w:val="0"/>
+          <w:numId w:val="2"/>
+        </w:numPr>
+        <w:spacing w:before="100" w:beforeAutospacing="1" w:after="100" w:afterAutospacing="1"/>
+        <w:rPr>
+          <w:rFonts w:ascii="Calibri" w:eastAsia="Times New Roman" w:hAnsi="Calibri" w:cs="Calibri"/>
+          <w:sz w:val="22"/>
+          <w:szCs w:val="22"/>
+        </w:rPr>
+      </w:pPr>
+      <w:r>
+        <w:rPr>
+          <w:rStyle w:val="Fuerte"/>
+          <w:rFonts w:ascii="Calibri" w:eastAsia="Times New Roman" w:hAnsi="Calibri" w:cs="Calibri"/>
+          <w:sz w:val="22"/>
+          <w:szCs w:val="22"/>
+        </w:rPr>
+        <w:t>Entregable Nivel 3 CMMI (14) Matriz de Rastreo y Trazabilidad:</w:t>
+      </w:r>
+      <w:r>
+        <w:rPr>
+          <w:rFonts w:ascii="Calibri" w:eastAsia="Times New Roman" w:hAnsi="Calibri" w:cs="Calibri"/>
+          <w:sz w:val="22"/>
+          <w:szCs w:val="22"/>
+        </w:rPr>
+        <w:t xml:space="preserve"> Evidencia inmutable generada vía el ETL documental certificando que cada requerimiento de seguridad (Ej. RC-08, RNF-SEC-03) superó su prueba E2E respectiva.</w:t>
+      </w:r>
+    </w:p>
+    <w:p>
+      <w:pPr>
+        <w:numPr>
+          <w:ilvl w:val="0"/>
+          <w:numId w:val="2"/>
+        </w:numPr>
+        <w:spacing w:before="100" w:beforeAutospacing="1" w:after="100" w:afterAutospacing="1"/>
+        <w:rPr>
+          <w:rFonts w:ascii="Calibri" w:eastAsia="Times New Roman" w:hAnsi="Calibri" w:cs="Calibri"/>
+          <w:sz w:val="22"/>
+          <w:szCs w:val="22"/>
+        </w:rPr>
+      </w:pPr>
+      <w:r>
+        <w:rPr>
+          <w:rStyle w:val="Fuerte"/>
+          <w:rFonts w:ascii="Calibri" w:eastAsia="Times New Roman" w:hAnsi="Calibri" w:cs="Calibri"/>
+          <w:sz w:val="22"/>
+          <w:szCs w:val="22"/>
+        </w:rPr>
+        <w:t>Conjunto de Scripts Operativos (</w:t>
+      </w:r>
+      <w:r>
+        <w:rPr>
+          <w:rStyle w:val="CdigoHTML"/>
+          <w:b/>
+          <w:bCs/>
+        </w:rPr>
+        <w:t>.ps1</w:t>
+      </w:r>
+      <w:r>
+        <w:rPr>
+          <w:rStyle w:val="Fuerte"/>
+          <w:rFonts w:ascii="Calibri" w:eastAsia="Times New Roman" w:hAnsi="Calibri" w:cs="Calibri"/>
+          <w:sz w:val="22"/>
+          <w:szCs w:val="22"/>
+        </w:rPr>
+        <w:t xml:space="preserve">, </w:t>
+      </w:r>
+      <w:r>
+        <w:rPr>
+          <w:rStyle w:val="CdigoHTML"/>
+          <w:b/>
+          <w:bCs/>
+        </w:rPr>
+        <w:t>.bat</w:t>
+      </w:r>
+      <w:r>
+        <w:rPr>
+          <w:rStyle w:val="Fuerte"/>
+          <w:rFonts w:ascii="Calibri" w:eastAsia="Times New Roman" w:hAnsi="Calibri" w:cs="Calibri"/>
+          <w:sz w:val="22"/>
+          <w:szCs w:val="22"/>
+        </w:rPr>
+        <w:t xml:space="preserve">, </w:t>
+      </w:r>
+      <w:r>
+        <w:rPr>
+          <w:rStyle w:val="CdigoHTML"/>
+          <w:b/>
+          <w:bCs/>
+        </w:rPr>
+        <w:t>.py</w:t>
+      </w:r>
+      <w:r>
+        <w:rPr>
+          <w:rStyle w:val="Fuerte"/>
+          <w:rFonts w:ascii="Calibri" w:eastAsia="Times New Roman" w:hAnsi="Calibri" w:cs="Calibri"/>
+          <w:sz w:val="22"/>
+          <w:szCs w:val="22"/>
+        </w:rPr>
+        <w:t>):</w:t>
+      </w:r>
+      <w:r>
+        <w:rPr>
+          <w:rFonts w:ascii="Calibri" w:eastAsia="Times New Roman" w:hAnsi="Calibri" w:cs="Calibri"/>
+          <w:sz w:val="22"/>
+          <w:szCs w:val="22"/>
+        </w:rPr>
+        <w:t xml:space="preserve"> Herramientas generadoras de plantillas que aseguran a la institución independencia tecnológica y estandarización a largo plazo.</w:t>
       </w:r>
     </w:p>
     <w:p>
@@ -570,7 +1312,7 @@
           <w:sz w:val="22"/>
           <w:szCs w:val="22"/>
         </w:rPr>
-        <w:t>Con el presente, se testifica que los conductos de despliegue, la barrera de seguridad de código y el flujo de generación documental se transfieren en óptimo estado de operación.</w:t>
+        <w:t>El ecosistema de entrega continua y barrera de ciberseguridad queda plenamente auditado, documentado y transferido en óptimas condiciones de estabilidad.</w:t>
       </w:r>
     </w:p>
     <w:sectPr>
@@ -586,9 +1328,9 @@
 <file path=word/numbering.xml><?xml version="1.0" encoding="utf-8"?>
 <w:numbering xmlns:wpc="http://schemas.microsoft.com/office/word/2010/wordprocessingCanvas" xmlns:cx="http://schemas.microsoft.com/office/drawing/2014/chartex" xmlns:cx1="http://schemas.microsoft.com/office/drawing/2015/9/8/chartex" xmlns:cx2="http://schemas.microsoft.com/office/drawing/2015/10/21/chartex" xmlns:cx3="http://schemas.microsoft.com/office/drawing/2016/5/9/chartex" xmlns:cx4="http://schemas.microsoft.com/office/drawing/2016/5/10/chartex" xmlns:cx5="http://schemas.microsoft.com/office/drawing/2016/5/11/chartex" xmlns:cx6="http://schemas.microsoft.com/office/drawing/2016/5/12/chartex" xmlns:cx7="http://schemas.microsoft.com/office/drawing/2016/5/13/chartex" xmlns:cx8="http://schemas.microsoft.com/office/drawing/2016/5/14/chartex" xmlns:mc="http://schemas.openxmlformats.org/markup-compatibility/2006" xmlns:aink="http://schemas.microsoft.com/office/drawing/2016/ink" xmlns:am3d="http://schemas.microsoft.com/office/drawing/2017/model3d" xmlns:o="urn:schemas-microsoft-com:office:office" xmlns:oel="http://schemas.microsoft.com/office/2019/extlst" xmlns:r="http://schemas.openxmlformats.org/officeDocument/2006/relationships" xmlns:m="http://schemas.openxmlformats.org/officeDocument/2006/math" xmlns:v="urn:schemas-microsoft-com:vml" xmlns:wp14="http://schemas.microsoft.com/office/word/2010/wordprocessingDrawing" xmlns:wp="http://schemas.openxmlformats.org/drawingml/2006/wordprocessingDrawing" xmlns:w10="urn:schemas-microsoft-com:office:word" xmlns:w="http://schemas.openxmlformats.org/wordprocessingml/2006/main" xmlns:w14="http://schemas.microsoft.com/office/word/2010/wordml" xmlns:w15="http://schemas.microsoft.com/office/word/2012/wordml" xmlns:w16cex="http://schemas.microsoft.com/office/word/2018/wordml/cex" xmlns:w16cid="http://schemas.microsoft.com/office/word/2016/wordml/cid" xmlns:w16="http://schemas.microsoft.com/office/word/2018/wordml" xmlns:w16du="http://schemas.microsoft.com/office/word/2023/wordml/word16du" xmlns:w16sdtdh="http://schemas.microsoft.com/office/word/2020/wordml/sdtdatahash" xmlns:w16sdtfl="http://schemas.microsoft.com/office/word/2024/wordml/sdtformatlock" xmlns:w16se="http://schemas.microsoft.com/office/word/2015/wordml/symex" xmlns:wpg="http://schemas.microsoft.com/office/word/2010/wordprocessingGroup" xmlns:wpi="http://schemas.microsoft.com/office/word/2010/wordprocessingInk" xmlns:wne="http://schemas.microsoft.com/office/word/2006/wordml" xmlns:wps="http://schemas.microsoft.com/office/word/2010/wordprocessingShape" mc:Ignorable="w14 w15 w16se w16cid w16 w16cex w16sdtdh w16sdtfl w16du wp14">
   <w:abstractNum w:abstractNumId="0" w15:restartNumberingAfterBreak="0">
-    <w:nsid w:val="7BD03B0A"/>
+    <w:nsid w:val="30C36131"/>
     <w:multiLevelType w:val="multilevel"/>
-    <w:tmpl w:val="F042D3EC"/>
+    <w:tmpl w:val="0CF6A278"/>
     <w:lvl w:ilvl="0">
       <w:start w:val="1"/>
       <w:numFmt w:val="bullet"/>
@@ -734,8 +1476,160 @@
       </w:rPr>
     </w:lvl>
   </w:abstractNum>
-  <w:num w:numId="1" w16cid:durableId="1344437441">
+  <w:abstractNum w:abstractNumId="1" w15:restartNumberingAfterBreak="0">
+    <w:nsid w:val="69F80B8D"/>
+    <w:multiLevelType w:val="multilevel"/>
+    <w:tmpl w:val="B99AFD0A"/>
+    <w:lvl w:ilvl="0">
+      <w:start w:val="1"/>
+      <w:numFmt w:val="bullet"/>
+      <w:lvlText w:val=""/>
+      <w:lvlJc w:val="left"/>
+      <w:pPr>
+        <w:tabs>
+          <w:tab w:val="num" w:pos="720"/>
+        </w:tabs>
+        <w:ind w:left="720" w:hanging="360"/>
+      </w:pPr>
+      <w:rPr>
+        <w:rFonts w:ascii="Symbol" w:hAnsi="Symbol" w:hint="default"/>
+        <w:sz w:val="20"/>
+      </w:rPr>
+    </w:lvl>
+    <w:lvl w:ilvl="1" w:tentative="1">
+      <w:start w:val="1"/>
+      <w:numFmt w:val="bullet"/>
+      <w:lvlText w:val="o"/>
+      <w:lvlJc w:val="left"/>
+      <w:pPr>
+        <w:tabs>
+          <w:tab w:val="num" w:pos="1440"/>
+        </w:tabs>
+        <w:ind w:left="1440" w:hanging="360"/>
+      </w:pPr>
+      <w:rPr>
+        <w:rFonts w:ascii="Courier New" w:hAnsi="Courier New" w:hint="default"/>
+        <w:sz w:val="20"/>
+      </w:rPr>
+    </w:lvl>
+    <w:lvl w:ilvl="2" w:tentative="1">
+      <w:start w:val="1"/>
+      <w:numFmt w:val="bullet"/>
+      <w:lvlText w:val=""/>
+      <w:lvlJc w:val="left"/>
+      <w:pPr>
+        <w:tabs>
+          <w:tab w:val="num" w:pos="2160"/>
+        </w:tabs>
+        <w:ind w:left="2160" w:hanging="360"/>
+      </w:pPr>
+      <w:rPr>
+        <w:rFonts w:ascii="Wingdings" w:hAnsi="Wingdings" w:hint="default"/>
+        <w:sz w:val="20"/>
+      </w:rPr>
+    </w:lvl>
+    <w:lvl w:ilvl="3" w:tentative="1">
+      <w:start w:val="1"/>
+      <w:numFmt w:val="bullet"/>
+      <w:lvlText w:val=""/>
+      <w:lvlJc w:val="left"/>
+      <w:pPr>
+        <w:tabs>
+          <w:tab w:val="num" w:pos="2880"/>
+        </w:tabs>
+        <w:ind w:left="2880" w:hanging="360"/>
+      </w:pPr>
+      <w:rPr>
+        <w:rFonts w:ascii="Wingdings" w:hAnsi="Wingdings" w:hint="default"/>
+        <w:sz w:val="20"/>
+      </w:rPr>
+    </w:lvl>
+    <w:lvl w:ilvl="4" w:tentative="1">
+      <w:start w:val="1"/>
+      <w:numFmt w:val="bullet"/>
+      <w:lvlText w:val=""/>
+      <w:lvlJc w:val="left"/>
+      <w:pPr>
+        <w:tabs>
+          <w:tab w:val="num" w:pos="3600"/>
+        </w:tabs>
+        <w:ind w:left="3600" w:hanging="360"/>
+      </w:pPr>
+      <w:rPr>
+        <w:rFonts w:ascii="Wingdings" w:hAnsi="Wingdings" w:hint="default"/>
+        <w:sz w:val="20"/>
+      </w:rPr>
+    </w:lvl>
+    <w:lvl w:ilvl="5" w:tentative="1">
+      <w:start w:val="1"/>
+      <w:numFmt w:val="bullet"/>
+      <w:lvlText w:val=""/>
+      <w:lvlJc w:val="left"/>
+      <w:pPr>
+        <w:tabs>
+          <w:tab w:val="num" w:pos="4320"/>
+        </w:tabs>
+        <w:ind w:left="4320" w:hanging="360"/>
+      </w:pPr>
+      <w:rPr>
+        <w:rFonts w:ascii="Wingdings" w:hAnsi="Wingdings" w:hint="default"/>
+        <w:sz w:val="20"/>
+      </w:rPr>
+    </w:lvl>
+    <w:lvl w:ilvl="6" w:tentative="1">
+      <w:start w:val="1"/>
+      <w:numFmt w:val="bullet"/>
+      <w:lvlText w:val=""/>
+      <w:lvlJc w:val="left"/>
+      <w:pPr>
+        <w:tabs>
+          <w:tab w:val="num" w:pos="5040"/>
+        </w:tabs>
+        <w:ind w:left="5040" w:hanging="360"/>
+      </w:pPr>
+      <w:rPr>
+        <w:rFonts w:ascii="Wingdings" w:hAnsi="Wingdings" w:hint="default"/>
+        <w:sz w:val="20"/>
+      </w:rPr>
+    </w:lvl>
+    <w:lvl w:ilvl="7" w:tentative="1">
+      <w:start w:val="1"/>
+      <w:numFmt w:val="bullet"/>
+      <w:lvlText w:val=""/>
+      <w:lvlJc w:val="left"/>
+      <w:pPr>
+        <w:tabs>
+          <w:tab w:val="num" w:pos="5760"/>
+        </w:tabs>
+        <w:ind w:left="5760" w:hanging="360"/>
+      </w:pPr>
+      <w:rPr>
+        <w:rFonts w:ascii="Wingdings" w:hAnsi="Wingdings" w:hint="default"/>
+        <w:sz w:val="20"/>
+      </w:rPr>
+    </w:lvl>
+    <w:lvl w:ilvl="8" w:tentative="1">
+      <w:start w:val="1"/>
+      <w:numFmt w:val="bullet"/>
+      <w:lvlText w:val=""/>
+      <w:lvlJc w:val="left"/>
+      <w:pPr>
+        <w:tabs>
+          <w:tab w:val="num" w:pos="6480"/>
+        </w:tabs>
+        <w:ind w:left="6480" w:hanging="360"/>
+      </w:pPr>
+      <w:rPr>
+        <w:rFonts w:ascii="Wingdings" w:hAnsi="Wingdings" w:hint="default"/>
+        <w:sz w:val="20"/>
+      </w:rPr>
+    </w:lvl>
+  </w:abstractNum>
+  <w:num w:numId="1" w16cid:durableId="979263013">
     <w:abstractNumId w:val="0"/>
+  </w:num>
+  <w:num w:numId="2" w16cid:durableId="108017773">
+    <w:abstractNumId w:val="1"/>
   </w:num>
 </w:numbering>
 </file>
